--- a/week work/COM5406_S1A_Worksheet week 1.docx
+++ b/week work/COM5406_S1A_Worksheet week 1.docx
@@ -22,7 +22,7 @@
           <w:tcPr>
             <w:tcW w:w="9026" w:type="dxa"/>
             <w:tcBorders>
-              <w:bottom w:val="single" w:sz="12" w:space="0" w:color="E63946"/>
+              <w:bottom w:val="single" w:color="E63946" w:sz="12" w:space="0"/>
             </w:tcBorders>
             <w:shd w:val="clear" w:color="auto" w:fill="1D3557"/>
           </w:tcPr>
@@ -43,7 +43,31 @@
                 <w:sz w:val="20"/>
                 <w:szCs w:val="20"/>
               </w:rPr>
-              <w:t>COM5406  ·  CYBER SECURITY</w:t>
+              <w:t>COM</w:t>
+            </w:r>
+            <w:proofErr w:type="gramStart"/>
+            <w:r>
+              <w:rPr>
+                <w:b/>
+                <w:bCs/>
+                <w:color w:val="E63946"/>
+                <w:spacing w:val="60"/>
+                <w:sz w:val="20"/>
+                <w:szCs w:val="20"/>
+              </w:rPr>
+              <w:t>5406  ·</w:t>
+            </w:r>
+            <w:proofErr w:type="gramEnd"/>
+            <w:r>
+              <w:rPr>
+                <w:b/>
+                <w:bCs/>
+                <w:color w:val="E63946"/>
+                <w:spacing w:val="60"/>
+                <w:sz w:val="20"/>
+                <w:szCs w:val="20"/>
+              </w:rPr>
+              <w:t xml:space="preserve">  CYBER SECURITY</w:t>
             </w:r>
             <w:r>
               <w:tab/>
@@ -102,10 +126,10 @@
           <w:tcPr>
             <w:tcW w:w="9026" w:type="dxa"/>
             <w:tcBorders>
-              <w:top w:val="single" w:sz="4" w:space="0" w:color="457B9D"/>
-              <w:left w:val="single" w:sz="4" w:space="0" w:color="457B9D"/>
-              <w:bottom w:val="single" w:sz="4" w:space="0" w:color="457B9D"/>
-              <w:right w:val="single" w:sz="4" w:space="0" w:color="457B9D"/>
+              <w:top w:val="single" w:color="457B9D" w:sz="4" w:space="0"/>
+              <w:left w:val="single" w:color="457B9D" w:sz="4" w:space="0"/>
+              <w:bottom w:val="single" w:color="457B9D" w:sz="4" w:space="0"/>
+              <w:right w:val="single" w:color="457B9D" w:sz="4" w:space="0"/>
             </w:tcBorders>
             <w:shd w:val="clear" w:color="auto" w:fill="F1FAEE"/>
           </w:tcPr>
@@ -122,7 +146,41 @@
                 <w:sz w:val="20"/>
                 <w:szCs w:val="20"/>
               </w:rPr>
-              <w:t xml:space="preserve">Axiom CyberResponse  ·  Case Reference: </w:t>
+              <w:t xml:space="preserve">Axiom </w:t>
+            </w:r>
+            <w:proofErr w:type="spellStart"/>
+            <w:proofErr w:type="gramStart"/>
+            <w:r>
+              <w:rPr>
+                <w:b/>
+                <w:bCs/>
+                <w:color w:val="1D3557"/>
+                <w:sz w:val="20"/>
+                <w:szCs w:val="20"/>
+              </w:rPr>
+              <w:t>CyberResponse</w:t>
+            </w:r>
+            <w:proofErr w:type="spellEnd"/>
+            <w:r>
+              <w:rPr>
+                <w:b/>
+                <w:bCs/>
+                <w:color w:val="1D3557"/>
+                <w:sz w:val="20"/>
+                <w:szCs w:val="20"/>
+              </w:rPr>
+              <w:t xml:space="preserve">  ·</w:t>
+            </w:r>
+            <w:proofErr w:type="gramEnd"/>
+            <w:r>
+              <w:rPr>
+                <w:b/>
+                <w:bCs/>
+                <w:color w:val="1D3557"/>
+                <w:sz w:val="20"/>
+                <w:szCs w:val="20"/>
+              </w:rPr>
+              <w:t xml:space="preserve">  Case Reference: </w:t>
             </w:r>
             <w:r>
               <w:rPr>
@@ -174,7 +232,7 @@
     <w:p>
       <w:pPr>
         <w:pBdr>
-          <w:bottom w:val="single" w:sz="8" w:space="4" w:color="457B9D"/>
+          <w:bottom w:val="single" w:color="457B9D" w:sz="8" w:space="4"/>
         </w:pBdr>
         <w:spacing w:before="320" w:after="120"/>
       </w:pPr>
@@ -193,13 +251,23 @@
       <w:pPr>
         <w:spacing w:before="200" w:after="80"/>
       </w:pPr>
+      <w:proofErr w:type="gramStart"/>
       <w:r>
         <w:rPr>
           <w:b/>
           <w:bCs/>
           <w:color w:val="1D3557"/>
         </w:rPr>
-        <w:t>1.1  The CIA Triad applied to Bee Pies &amp; Pasties</w:t>
+        <w:t>1.1  The</w:t>
+      </w:r>
+      <w:proofErr w:type="gramEnd"/>
+      <w:r>
+        <w:rPr>
+          <w:b/>
+          <w:bCs/>
+          <w:color w:val="1D3557"/>
+        </w:rPr>
+        <w:t xml:space="preserve"> CIA Triad applied to Bee Pies &amp; Pasties</w:t>
       </w:r>
     </w:p>
     <w:p>
@@ -239,10 +307,10 @@
           <w:tcPr>
             <w:tcW w:w="1600" w:type="dxa"/>
             <w:tcBorders>
-              <w:top w:val="single" w:sz="4" w:space="0" w:color="1D3557"/>
-              <w:left w:val="single" w:sz="4" w:space="0" w:color="1D3557"/>
-              <w:bottom w:val="single" w:sz="4" w:space="0" w:color="1D3557"/>
-              <w:right w:val="single" w:sz="4" w:space="0" w:color="1D3557"/>
+              <w:top w:val="single" w:color="1D3557" w:sz="4" w:space="0"/>
+              <w:left w:val="single" w:color="1D3557" w:sz="4" w:space="0"/>
+              <w:bottom w:val="single" w:color="1D3557" w:sz="4" w:space="0"/>
+              <w:right w:val="single" w:color="1D3557" w:sz="4" w:space="0"/>
             </w:tcBorders>
             <w:shd w:val="clear" w:color="auto" w:fill="1D3557"/>
           </w:tcPr>
@@ -266,10 +334,10 @@
           <w:tcPr>
             <w:tcW w:w="3712" w:type="dxa"/>
             <w:tcBorders>
-              <w:top w:val="single" w:sz="4" w:space="0" w:color="1D3557"/>
-              <w:left w:val="single" w:sz="4" w:space="0" w:color="1D3557"/>
-              <w:bottom w:val="single" w:sz="4" w:space="0" w:color="1D3557"/>
-              <w:right w:val="single" w:sz="4" w:space="0" w:color="1D3557"/>
+              <w:top w:val="single" w:color="1D3557" w:sz="4" w:space="0"/>
+              <w:left w:val="single" w:color="1D3557" w:sz="4" w:space="0"/>
+              <w:bottom w:val="single" w:color="1D3557" w:sz="4" w:space="0"/>
+              <w:right w:val="single" w:color="1D3557" w:sz="4" w:space="0"/>
             </w:tcBorders>
             <w:shd w:val="clear" w:color="auto" w:fill="1D3557"/>
           </w:tcPr>
@@ -293,10 +361,10 @@
           <w:tcPr>
             <w:tcW w:w="3714" w:type="dxa"/>
             <w:tcBorders>
-              <w:top w:val="single" w:sz="4" w:space="0" w:color="1D3557"/>
-              <w:left w:val="single" w:sz="4" w:space="0" w:color="1D3557"/>
-              <w:bottom w:val="single" w:sz="4" w:space="0" w:color="1D3557"/>
-              <w:right w:val="single" w:sz="4" w:space="0" w:color="1D3557"/>
+              <w:top w:val="single" w:color="1D3557" w:sz="4" w:space="0"/>
+              <w:left w:val="single" w:color="1D3557" w:sz="4" w:space="0"/>
+              <w:bottom w:val="single" w:color="1D3557" w:sz="4" w:space="0"/>
+              <w:right w:val="single" w:color="1D3557" w:sz="4" w:space="0"/>
             </w:tcBorders>
             <w:shd w:val="clear" w:color="auto" w:fill="1D3557"/>
           </w:tcPr>
@@ -322,10 +390,10 @@
           <w:tcPr>
             <w:tcW w:w="1600" w:type="dxa"/>
             <w:tcBorders>
-              <w:top w:val="single" w:sz="4" w:space="0" w:color="CCCCCC"/>
-              <w:left w:val="single" w:sz="4" w:space="0" w:color="CCCCCC"/>
-              <w:bottom w:val="single" w:sz="4" w:space="0" w:color="CCCCCC"/>
-              <w:right w:val="single" w:sz="4" w:space="0" w:color="CCCCCC"/>
+              <w:top w:val="single" w:color="CCCCCC" w:sz="4" w:space="0"/>
+              <w:left w:val="single" w:color="CCCCCC" w:sz="4" w:space="0"/>
+              <w:bottom w:val="single" w:color="CCCCCC" w:sz="4" w:space="0"/>
+              <w:right w:val="single" w:color="CCCCCC" w:sz="4" w:space="0"/>
             </w:tcBorders>
             <w:shd w:val="clear" w:color="auto" w:fill="FFFFFF"/>
           </w:tcPr>
@@ -346,10 +414,10 @@
           <w:tcPr>
             <w:tcW w:w="3712" w:type="dxa"/>
             <w:tcBorders>
-              <w:top w:val="single" w:sz="4" w:space="0" w:color="CCCCCC"/>
-              <w:left w:val="single" w:sz="4" w:space="0" w:color="CCCCCC"/>
-              <w:bottom w:val="single" w:sz="4" w:space="0" w:color="CCCCCC"/>
-              <w:right w:val="single" w:sz="4" w:space="0" w:color="CCCCCC"/>
+              <w:top w:val="single" w:color="CCCCCC" w:sz="4" w:space="0"/>
+              <w:left w:val="single" w:color="CCCCCC" w:sz="4" w:space="0"/>
+              <w:bottom w:val="single" w:color="CCCCCC" w:sz="4" w:space="0"/>
+              <w:right w:val="single" w:color="CCCCCC" w:sz="4" w:space="0"/>
             </w:tcBorders>
             <w:shd w:val="clear" w:color="auto" w:fill="FFFFFF"/>
           </w:tcPr>
@@ -369,10 +437,10 @@
           <w:tcPr>
             <w:tcW w:w="3714" w:type="dxa"/>
             <w:tcBorders>
-              <w:top w:val="single" w:sz="4" w:space="0" w:color="CCCCCC"/>
-              <w:left w:val="single" w:sz="4" w:space="0" w:color="CCCCCC"/>
-              <w:bottom w:val="single" w:sz="4" w:space="0" w:color="CCCCCC"/>
-              <w:right w:val="single" w:sz="4" w:space="0" w:color="CCCCCC"/>
+              <w:top w:val="single" w:color="CCCCCC" w:sz="4" w:space="0"/>
+              <w:left w:val="single" w:color="CCCCCC" w:sz="4" w:space="0"/>
+              <w:bottom w:val="single" w:color="CCCCCC" w:sz="4" w:space="0"/>
+              <w:right w:val="single" w:color="CCCCCC" w:sz="4" w:space="0"/>
             </w:tcBorders>
             <w:shd w:val="clear" w:color="auto" w:fill="FFFFFF"/>
           </w:tcPr>
@@ -391,10 +459,10 @@
           <w:tcPr>
             <w:tcW w:w="1600" w:type="dxa"/>
             <w:tcBorders>
-              <w:top w:val="single" w:sz="4" w:space="0" w:color="CCCCCC"/>
-              <w:left w:val="single" w:sz="4" w:space="0" w:color="CCCCCC"/>
-              <w:bottom w:val="single" w:sz="4" w:space="0" w:color="CCCCCC"/>
-              <w:right w:val="single" w:sz="4" w:space="0" w:color="CCCCCC"/>
+              <w:top w:val="single" w:color="CCCCCC" w:sz="4" w:space="0"/>
+              <w:left w:val="single" w:color="CCCCCC" w:sz="4" w:space="0"/>
+              <w:bottom w:val="single" w:color="CCCCCC" w:sz="4" w:space="0"/>
+              <w:right w:val="single" w:color="CCCCCC" w:sz="4" w:space="0"/>
             </w:tcBorders>
             <w:shd w:val="clear" w:color="auto" w:fill="F1FAEE"/>
           </w:tcPr>
@@ -415,10 +483,10 @@
           <w:tcPr>
             <w:tcW w:w="3712" w:type="dxa"/>
             <w:tcBorders>
-              <w:top w:val="single" w:sz="4" w:space="0" w:color="CCCCCC"/>
-              <w:left w:val="single" w:sz="4" w:space="0" w:color="CCCCCC"/>
-              <w:bottom w:val="single" w:sz="4" w:space="0" w:color="CCCCCC"/>
-              <w:right w:val="single" w:sz="4" w:space="0" w:color="CCCCCC"/>
+              <w:top w:val="single" w:color="CCCCCC" w:sz="4" w:space="0"/>
+              <w:left w:val="single" w:color="CCCCCC" w:sz="4" w:space="0"/>
+              <w:bottom w:val="single" w:color="CCCCCC" w:sz="4" w:space="0"/>
+              <w:right w:val="single" w:color="CCCCCC" w:sz="4" w:space="0"/>
             </w:tcBorders>
             <w:shd w:val="clear" w:color="auto" w:fill="F1FAEE"/>
           </w:tcPr>
@@ -435,10 +503,10 @@
           <w:tcPr>
             <w:tcW w:w="3714" w:type="dxa"/>
             <w:tcBorders>
-              <w:top w:val="single" w:sz="4" w:space="0" w:color="CCCCCC"/>
-              <w:left w:val="single" w:sz="4" w:space="0" w:color="CCCCCC"/>
-              <w:bottom w:val="single" w:sz="4" w:space="0" w:color="CCCCCC"/>
-              <w:right w:val="single" w:sz="4" w:space="0" w:color="CCCCCC"/>
+              <w:top w:val="single" w:color="CCCCCC" w:sz="4" w:space="0"/>
+              <w:left w:val="single" w:color="CCCCCC" w:sz="4" w:space="0"/>
+              <w:bottom w:val="single" w:color="CCCCCC" w:sz="4" w:space="0"/>
+              <w:right w:val="single" w:color="CCCCCC" w:sz="4" w:space="0"/>
             </w:tcBorders>
             <w:shd w:val="clear" w:color="auto" w:fill="F1FAEE"/>
           </w:tcPr>
@@ -457,10 +525,10 @@
           <w:tcPr>
             <w:tcW w:w="1600" w:type="dxa"/>
             <w:tcBorders>
-              <w:top w:val="single" w:sz="4" w:space="0" w:color="CCCCCC"/>
-              <w:left w:val="single" w:sz="4" w:space="0" w:color="CCCCCC"/>
-              <w:bottom w:val="single" w:sz="4" w:space="0" w:color="CCCCCC"/>
-              <w:right w:val="single" w:sz="4" w:space="0" w:color="CCCCCC"/>
+              <w:top w:val="single" w:color="CCCCCC" w:sz="4" w:space="0"/>
+              <w:left w:val="single" w:color="CCCCCC" w:sz="4" w:space="0"/>
+              <w:bottom w:val="single" w:color="CCCCCC" w:sz="4" w:space="0"/>
+              <w:right w:val="single" w:color="CCCCCC" w:sz="4" w:space="0"/>
             </w:tcBorders>
             <w:shd w:val="clear" w:color="auto" w:fill="FFFFFF"/>
           </w:tcPr>
@@ -481,10 +549,10 @@
           <w:tcPr>
             <w:tcW w:w="3712" w:type="dxa"/>
             <w:tcBorders>
-              <w:top w:val="single" w:sz="4" w:space="0" w:color="CCCCCC"/>
-              <w:left w:val="single" w:sz="4" w:space="0" w:color="CCCCCC"/>
-              <w:bottom w:val="single" w:sz="4" w:space="0" w:color="CCCCCC"/>
-              <w:right w:val="single" w:sz="4" w:space="0" w:color="CCCCCC"/>
+              <w:top w:val="single" w:color="CCCCCC" w:sz="4" w:space="0"/>
+              <w:left w:val="single" w:color="CCCCCC" w:sz="4" w:space="0"/>
+              <w:bottom w:val="single" w:color="CCCCCC" w:sz="4" w:space="0"/>
+              <w:right w:val="single" w:color="CCCCCC" w:sz="4" w:space="0"/>
             </w:tcBorders>
             <w:shd w:val="clear" w:color="auto" w:fill="FFFFFF"/>
           </w:tcPr>
@@ -507,10 +575,10 @@
           <w:tcPr>
             <w:tcW w:w="3714" w:type="dxa"/>
             <w:tcBorders>
-              <w:top w:val="single" w:sz="4" w:space="0" w:color="CCCCCC"/>
-              <w:left w:val="single" w:sz="4" w:space="0" w:color="CCCCCC"/>
-              <w:bottom w:val="single" w:sz="4" w:space="0" w:color="CCCCCC"/>
-              <w:right w:val="single" w:sz="4" w:space="0" w:color="CCCCCC"/>
+              <w:top w:val="single" w:color="CCCCCC" w:sz="4" w:space="0"/>
+              <w:left w:val="single" w:color="CCCCCC" w:sz="4" w:space="0"/>
+              <w:bottom w:val="single" w:color="CCCCCC" w:sz="4" w:space="0"/>
+              <w:right w:val="single" w:color="CCCCCC" w:sz="4" w:space="0"/>
             </w:tcBorders>
             <w:shd w:val="clear" w:color="auto" w:fill="FFFFFF"/>
           </w:tcPr>
@@ -556,10 +624,10 @@
           <w:tcPr>
             <w:tcW w:w="9026" w:type="dxa"/>
             <w:tcBorders>
-              <w:top w:val="single" w:sz="4" w:space="0" w:color="457B9D"/>
-              <w:left w:val="single" w:sz="4" w:space="0" w:color="457B9D"/>
-              <w:bottom w:val="single" w:sz="4" w:space="0" w:color="457B9D"/>
-              <w:right w:val="single" w:sz="4" w:space="0" w:color="457B9D"/>
+              <w:top w:val="single" w:color="457B9D" w:sz="4" w:space="0"/>
+              <w:left w:val="single" w:color="457B9D" w:sz="4" w:space="0"/>
+              <w:bottom w:val="single" w:color="457B9D" w:sz="4" w:space="0"/>
+              <w:right w:val="single" w:color="457B9D" w:sz="4" w:space="0"/>
             </w:tcBorders>
             <w:shd w:val="clear" w:color="auto" w:fill="F1FAEE"/>
           </w:tcPr>
@@ -639,9 +707,9 @@
           <w:tcPr>
             <w:tcW w:w="9026" w:type="dxa"/>
             <w:tcBorders>
-              <w:top w:val="single" w:sz="4" w:space="0" w:color="457B9D"/>
-              <w:left w:val="single" w:sz="4" w:space="0" w:color="457B9D"/>
-              <w:right w:val="single" w:sz="4" w:space="0" w:color="457B9D"/>
+              <w:top w:val="single" w:color="457B9D" w:sz="4" w:space="0"/>
+              <w:left w:val="single" w:color="457B9D" w:sz="4" w:space="0"/>
+              <w:right w:val="single" w:color="457B9D" w:sz="4" w:space="0"/>
             </w:tcBorders>
             <w:shd w:val="clear" w:color="auto" w:fill="F1FAEE"/>
           </w:tcPr>
@@ -662,7 +730,15 @@
               <w:t>continuation</w:t>
             </w:r>
             <w:r>
-              <w:t xml:space="preserve"> of business within bee pies and pastys. Whilst </w:t>
+              <w:t xml:space="preserve"> of business within bee pies and </w:t>
+            </w:r>
+            <w:proofErr w:type="spellStart"/>
+            <w:r>
+              <w:t>pastys</w:t>
+            </w:r>
+            <w:proofErr w:type="spellEnd"/>
+            <w:r>
+              <w:t xml:space="preserve">. Whilst </w:t>
             </w:r>
             <w:r>
               <w:t>integrity would most affect customer integration with the business due to lack of misplaced trust with information.</w:t>
@@ -681,8 +757,8 @@
           <w:tcPr>
             <w:tcW w:w="9026" w:type="dxa"/>
             <w:tcBorders>
-              <w:left w:val="single" w:sz="4" w:space="0" w:color="457B9D"/>
-              <w:right w:val="single" w:sz="4" w:space="0" w:color="457B9D"/>
+              <w:left w:val="single" w:color="457B9D" w:sz="4" w:space="0"/>
+              <w:right w:val="single" w:color="457B9D" w:sz="4" w:space="0"/>
             </w:tcBorders>
             <w:shd w:val="clear" w:color="auto" w:fill="F1FAEE"/>
           </w:tcPr>
@@ -744,8 +820,8 @@
           <w:tcPr>
             <w:tcW w:w="9026" w:type="dxa"/>
             <w:tcBorders>
-              <w:left w:val="single" w:sz="4" w:space="0" w:color="457B9D"/>
-              <w:right w:val="single" w:sz="4" w:space="0" w:color="457B9D"/>
+              <w:left w:val="single" w:color="457B9D" w:sz="4" w:space="0"/>
+              <w:right w:val="single" w:color="457B9D" w:sz="4" w:space="0"/>
             </w:tcBorders>
             <w:shd w:val="clear" w:color="auto" w:fill="F1FAEE"/>
           </w:tcPr>
@@ -769,7 +845,15 @@
               <w:t xml:space="preserve">an </w:t>
             </w:r>
             <w:r>
-              <w:t xml:space="preserve">it lead  to </w:t>
+              <w:t xml:space="preserve">it </w:t>
+            </w:r>
+            <w:proofErr w:type="gramStart"/>
+            <w:r>
+              <w:t>lead  to</w:t>
+            </w:r>
+            <w:proofErr w:type="gramEnd"/>
+            <w:r>
+              <w:t xml:space="preserve"> </w:t>
             </w:r>
             <w:r>
               <w:t xml:space="preserve">customers </w:t>
@@ -780,8 +864,13 @@
             <w:r>
               <w:t xml:space="preserve"> trust </w:t>
             </w:r>
-            <w:r>
-              <w:t>immediately they</w:t>
+            <w:proofErr w:type="gramStart"/>
+            <w:r>
+              <w:t>immediately</w:t>
+            </w:r>
+            <w:proofErr w:type="gramEnd"/>
+            <w:r>
+              <w:t xml:space="preserve"> they</w:t>
             </w:r>
             <w:r>
               <w:t xml:space="preserve"> may not return. Availability can be restored </w:t>
@@ -809,9 +898,9 @@
           <w:tcPr>
             <w:tcW w:w="9026" w:type="dxa"/>
             <w:tcBorders>
-              <w:left w:val="single" w:sz="4" w:space="0" w:color="457B9D"/>
-              <w:bottom w:val="single" w:sz="4" w:space="0" w:color="457B9D"/>
-              <w:right w:val="single" w:sz="4" w:space="0" w:color="457B9D"/>
+              <w:left w:val="single" w:color="457B9D" w:sz="4" w:space="0"/>
+              <w:bottom w:val="single" w:color="457B9D" w:sz="4" w:space="0"/>
+              <w:right w:val="single" w:color="457B9D" w:sz="4" w:space="0"/>
             </w:tcBorders>
             <w:shd w:val="clear" w:color="auto" w:fill="F1FAEE"/>
           </w:tcPr>
@@ -828,20 +917,30 @@
             <w:r>
               <w:t xml:space="preserve">also </w:t>
             </w:r>
+            <w:proofErr w:type="gramStart"/>
             <w:r>
               <w:t xml:space="preserve">harm </w:t>
             </w:r>
             <w:r>
-              <w:t xml:space="preserve"> the business </w:t>
+              <w:t xml:space="preserve"> the</w:t>
+            </w:r>
+            <w:proofErr w:type="gramEnd"/>
+            <w:r>
+              <w:t xml:space="preserve"> business </w:t>
             </w:r>
             <w:r>
               <w:t xml:space="preserve">because the stolen recipe is Bee Pies unique selling point </w:t>
             </w:r>
+            <w:proofErr w:type="gramStart"/>
             <w:r>
               <w:t xml:space="preserve">so </w:t>
             </w:r>
             <w:r>
-              <w:t xml:space="preserve"> if a competitor now makes the same bee-sting pastry, the shop loses its competitive advantage overnight.</w:t>
+              <w:t xml:space="preserve"> if</w:t>
+            </w:r>
+            <w:proofErr w:type="gramEnd"/>
+            <w:r>
+              <w:t xml:space="preserve"> a competitor now makes the same bee-sting pastry, the shop loses its competitive advantage overnight.</w:t>
             </w:r>
           </w:p>
         </w:tc>
@@ -856,13 +955,23 @@
       <w:pPr>
         <w:spacing w:before="200" w:after="80"/>
       </w:pPr>
+      <w:proofErr w:type="gramStart"/>
       <w:r>
         <w:rPr>
           <w:b/>
           <w:bCs/>
           <w:color w:val="1D3557"/>
         </w:rPr>
-        <w:t>1.2  Threat actors</w:t>
+        <w:t>1.2  Threat</w:t>
+      </w:r>
+      <w:proofErr w:type="gramEnd"/>
+      <w:r>
+        <w:rPr>
+          <w:b/>
+          <w:bCs/>
+          <w:color w:val="1D3557"/>
+        </w:rPr>
+        <w:t xml:space="preserve"> actors</w:t>
       </w:r>
     </w:p>
     <w:p>
@@ -874,7 +983,23 @@
           <w:sz w:val="21"/>
           <w:szCs w:val="21"/>
         </w:rPr>
-        <w:t>Place each of the threat actors below on the 2×2 grid by writing their name in the appropriate quadrant. Consider both capability and motivation as independent dimensions.</w:t>
+        <w:t xml:space="preserve">Place each of the threat actors below on the 2×2 grid by </w:t>
+      </w:r>
+      <w:proofErr w:type="gramStart"/>
+      <w:r>
+        <w:rPr>
+          <w:sz w:val="21"/>
+          <w:szCs w:val="21"/>
+        </w:rPr>
+        <w:t>writing their name</w:t>
+      </w:r>
+      <w:proofErr w:type="gramEnd"/>
+      <w:r>
+        <w:rPr>
+          <w:sz w:val="21"/>
+          <w:szCs w:val="21"/>
+        </w:rPr>
+        <w:t xml:space="preserve"> in the appropriate quadrant. Consider both capability and motivation as independent dimensions.</w:t>
       </w:r>
     </w:p>
     <w:tbl>
@@ -899,10 +1024,10 @@
           <w:tcPr>
             <w:tcW w:w="1600" w:type="dxa"/>
             <w:tcBorders>
-              <w:top w:val="single" w:sz="4" w:space="0" w:color="1D3557"/>
-              <w:left w:val="single" w:sz="4" w:space="0" w:color="1D3557"/>
-              <w:bottom w:val="single" w:sz="4" w:space="0" w:color="1D3557"/>
-              <w:right w:val="single" w:sz="4" w:space="0" w:color="1D3557"/>
+              <w:top w:val="single" w:color="1D3557" w:sz="4" w:space="0"/>
+              <w:left w:val="single" w:color="1D3557" w:sz="4" w:space="0"/>
+              <w:bottom w:val="single" w:color="1D3557" w:sz="4" w:space="0"/>
+              <w:right w:val="single" w:color="1D3557" w:sz="4" w:space="0"/>
             </w:tcBorders>
             <w:shd w:val="clear" w:color="auto" w:fill="FFFFFF" w:themeFill="background1"/>
           </w:tcPr>
@@ -916,10 +1041,10 @@
           <w:tcPr>
             <w:tcW w:w="3712" w:type="dxa"/>
             <w:tcBorders>
-              <w:top w:val="single" w:sz="4" w:space="0" w:color="1D3557"/>
-              <w:left w:val="single" w:sz="4" w:space="0" w:color="1D3557"/>
-              <w:bottom w:val="single" w:sz="4" w:space="0" w:color="1D3557"/>
-              <w:right w:val="single" w:sz="4" w:space="0" w:color="1D3557"/>
+              <w:top w:val="single" w:color="1D3557" w:sz="4" w:space="0"/>
+              <w:left w:val="single" w:color="1D3557" w:sz="4" w:space="0"/>
+              <w:bottom w:val="single" w:color="1D3557" w:sz="4" w:space="0"/>
+              <w:right w:val="single" w:color="1D3557" w:sz="4" w:space="0"/>
             </w:tcBorders>
             <w:shd w:val="clear" w:color="auto" w:fill="1D3557"/>
           </w:tcPr>
@@ -944,10 +1069,10 @@
           <w:tcPr>
             <w:tcW w:w="3714" w:type="dxa"/>
             <w:tcBorders>
-              <w:top w:val="single" w:sz="4" w:space="0" w:color="1D3557"/>
-              <w:left w:val="single" w:sz="4" w:space="0" w:color="1D3557"/>
-              <w:bottom w:val="single" w:sz="4" w:space="0" w:color="1D3557"/>
-              <w:right w:val="single" w:sz="4" w:space="0" w:color="1D3557"/>
+              <w:top w:val="single" w:color="1D3557" w:sz="4" w:space="0"/>
+              <w:left w:val="single" w:color="1D3557" w:sz="4" w:space="0"/>
+              <w:bottom w:val="single" w:color="1D3557" w:sz="4" w:space="0"/>
+              <w:right w:val="single" w:color="1D3557" w:sz="4" w:space="0"/>
             </w:tcBorders>
             <w:shd w:val="clear" w:color="auto" w:fill="1D3557"/>
           </w:tcPr>
@@ -977,10 +1102,10 @@
           <w:tcPr>
             <w:tcW w:w="1600" w:type="dxa"/>
             <w:tcBorders>
-              <w:top w:val="single" w:sz="4" w:space="0" w:color="1D3557"/>
-              <w:left w:val="single" w:sz="4" w:space="0" w:color="1D3557"/>
-              <w:bottom w:val="single" w:sz="4" w:space="0" w:color="1D3557"/>
-              <w:right w:val="single" w:sz="4" w:space="0" w:color="1D3557"/>
+              <w:top w:val="single" w:color="1D3557" w:sz="4" w:space="0"/>
+              <w:left w:val="single" w:color="1D3557" w:sz="4" w:space="0"/>
+              <w:bottom w:val="single" w:color="1D3557" w:sz="4" w:space="0"/>
+              <w:right w:val="single" w:color="1D3557" w:sz="4" w:space="0"/>
             </w:tcBorders>
             <w:shd w:val="clear" w:color="auto" w:fill="1D3557"/>
             <w:vAlign w:val="center"/>
@@ -1006,10 +1131,10 @@
           <w:tcPr>
             <w:tcW w:w="3712" w:type="dxa"/>
             <w:tcBorders>
-              <w:top w:val="single" w:sz="4" w:space="0" w:color="CCCCCC"/>
-              <w:left w:val="single" w:sz="4" w:space="0" w:color="CCCCCC"/>
-              <w:bottom w:val="single" w:sz="4" w:space="0" w:color="CCCCCC"/>
-              <w:right w:val="single" w:sz="4" w:space="0" w:color="CCCCCC"/>
+              <w:top w:val="single" w:color="CCCCCC" w:sz="4" w:space="0"/>
+              <w:left w:val="single" w:color="CCCCCC" w:sz="4" w:space="0"/>
+              <w:bottom w:val="single" w:color="CCCCCC" w:sz="4" w:space="0"/>
+              <w:right w:val="single" w:color="CCCCCC" w:sz="4" w:space="0"/>
             </w:tcBorders>
             <w:shd w:val="clear" w:color="auto" w:fill="F1FAEE"/>
           </w:tcPr>
@@ -1032,10 +1157,10 @@
           <w:tcPr>
             <w:tcW w:w="3714" w:type="dxa"/>
             <w:tcBorders>
-              <w:top w:val="single" w:sz="4" w:space="0" w:color="CCCCCC"/>
-              <w:left w:val="single" w:sz="4" w:space="0" w:color="CCCCCC"/>
-              <w:bottom w:val="single" w:sz="4" w:space="0" w:color="CCCCCC"/>
-              <w:right w:val="single" w:sz="4" w:space="0" w:color="CCCCCC"/>
+              <w:top w:val="single" w:color="CCCCCC" w:sz="4" w:space="0"/>
+              <w:left w:val="single" w:color="CCCCCC" w:sz="4" w:space="0"/>
+              <w:bottom w:val="single" w:color="CCCCCC" w:sz="4" w:space="0"/>
+              <w:right w:val="single" w:color="CCCCCC" w:sz="4" w:space="0"/>
             </w:tcBorders>
             <w:shd w:val="clear" w:color="auto" w:fill="F1FAEE"/>
           </w:tcPr>
@@ -1043,8 +1168,13 @@
             <w:pPr>
               <w:widowControl w:val="0"/>
             </w:pPr>
-            <w:r>
-              <w:t>BarmBuzz (competitor</w:t>
+            <w:proofErr w:type="spellStart"/>
+            <w:r>
+              <w:t>BarmBuzz</w:t>
+            </w:r>
+            <w:proofErr w:type="spellEnd"/>
+            <w:r>
+              <w:t xml:space="preserve"> (competitor</w:t>
             </w:r>
             <w:r>
               <w:t>)</w:t>
@@ -1069,10 +1199,10 @@
           <w:tcPr>
             <w:tcW w:w="1600" w:type="dxa"/>
             <w:tcBorders>
-              <w:top w:val="single" w:sz="4" w:space="0" w:color="1D3557"/>
-              <w:left w:val="single" w:sz="4" w:space="0" w:color="1D3557"/>
-              <w:bottom w:val="single" w:sz="4" w:space="0" w:color="1D3557"/>
-              <w:right w:val="single" w:sz="4" w:space="0" w:color="1D3557"/>
+              <w:top w:val="single" w:color="1D3557" w:sz="4" w:space="0"/>
+              <w:left w:val="single" w:color="1D3557" w:sz="4" w:space="0"/>
+              <w:bottom w:val="single" w:color="1D3557" w:sz="4" w:space="0"/>
+              <w:right w:val="single" w:color="1D3557" w:sz="4" w:space="0"/>
             </w:tcBorders>
             <w:shd w:val="clear" w:color="auto" w:fill="1D3557"/>
             <w:vAlign w:val="center"/>
@@ -1098,10 +1228,10 @@
           <w:tcPr>
             <w:tcW w:w="3712" w:type="dxa"/>
             <w:tcBorders>
-              <w:top w:val="single" w:sz="4" w:space="0" w:color="CCCCCC"/>
-              <w:left w:val="single" w:sz="4" w:space="0" w:color="CCCCCC"/>
-              <w:bottom w:val="single" w:sz="4" w:space="0" w:color="CCCCCC"/>
-              <w:right w:val="single" w:sz="4" w:space="0" w:color="CCCCCC"/>
+              <w:top w:val="single" w:color="CCCCCC" w:sz="4" w:space="0"/>
+              <w:left w:val="single" w:color="CCCCCC" w:sz="4" w:space="0"/>
+              <w:bottom w:val="single" w:color="CCCCCC" w:sz="4" w:space="0"/>
+              <w:right w:val="single" w:color="CCCCCC" w:sz="4" w:space="0"/>
             </w:tcBorders>
             <w:shd w:val="clear" w:color="auto" w:fill="FFFFFF" w:themeFill="background1"/>
           </w:tcPr>
@@ -1121,10 +1251,10 @@
           <w:tcPr>
             <w:tcW w:w="3714" w:type="dxa"/>
             <w:tcBorders>
-              <w:top w:val="single" w:sz="4" w:space="0" w:color="CCCCCC"/>
-              <w:left w:val="single" w:sz="4" w:space="0" w:color="CCCCCC"/>
-              <w:bottom w:val="single" w:sz="4" w:space="0" w:color="CCCCCC"/>
-              <w:right w:val="single" w:sz="4" w:space="0" w:color="CCCCCC"/>
+              <w:top w:val="single" w:color="CCCCCC" w:sz="4" w:space="0"/>
+              <w:left w:val="single" w:color="CCCCCC" w:sz="4" w:space="0"/>
+              <w:bottom w:val="single" w:color="CCCCCC" w:sz="4" w:space="0"/>
+              <w:right w:val="single" w:color="CCCCCC" w:sz="4" w:space="0"/>
             </w:tcBorders>
             <w:shd w:val="clear" w:color="auto" w:fill="FFFFFF" w:themeFill="background1"/>
           </w:tcPr>
@@ -1172,49 +1302,131 @@
           <w:sz w:val="20"/>
           <w:szCs w:val="20"/>
         </w:rPr>
-        <w:t>Script kiddie with</w:t>
-      </w:r>
+        <w:t xml:space="preserve">Script kiddie </w:t>
+      </w:r>
+      <w:proofErr w:type="gramStart"/>
       <w:r>
         <w:rPr>
           <w:sz w:val="20"/>
           <w:szCs w:val="20"/>
         </w:rPr>
-        <w:t xml:space="preserve"> </w:t>
+        <w:t>with</w:t>
       </w:r>
       <w:r>
         <w:rPr>
           <w:sz w:val="20"/>
           <w:szCs w:val="20"/>
         </w:rPr>
-        <w:t xml:space="preserve"> automated scanners  ·  Nation-state targeting infrastructure  ·  Disgruntled ex-</w:t>
+        <w:t xml:space="preserve"> </w:t>
       </w:r>
       <w:r>
         <w:rPr>
           <w:sz w:val="20"/>
           <w:szCs w:val="20"/>
         </w:rPr>
-        <w:t>employee ·</w:t>
-      </w:r>
+        <w:t xml:space="preserve"> automated</w:t>
+      </w:r>
+      <w:proofErr w:type="gramEnd"/>
       <w:r>
         <w:rPr>
           <w:sz w:val="20"/>
           <w:szCs w:val="20"/>
         </w:rPr>
-        <w:t xml:space="preserve">  Barm</w:t>
-      </w:r>
+        <w:t xml:space="preserve"> </w:t>
+      </w:r>
+      <w:proofErr w:type="gramStart"/>
       <w:r>
         <w:rPr>
           <w:sz w:val="20"/>
           <w:szCs w:val="20"/>
         </w:rPr>
-        <w:t xml:space="preserve"> </w:t>
-      </w:r>
+        <w:t>scanners  ·</w:t>
+      </w:r>
+      <w:proofErr w:type="gramEnd"/>
       <w:r>
         <w:rPr>
           <w:sz w:val="20"/>
           <w:szCs w:val="20"/>
         </w:rPr>
-        <w:t>Buzz Ltd (working hypothesis)  ·  Organised criminal group</w:t>
+        <w:t xml:space="preserve">  Nation-state targeting </w:t>
+      </w:r>
+      <w:proofErr w:type="gramStart"/>
+      <w:r>
+        <w:rPr>
+          <w:sz w:val="20"/>
+          <w:szCs w:val="20"/>
+        </w:rPr>
+        <w:t>infrastructure  ·</w:t>
+      </w:r>
+      <w:proofErr w:type="gramEnd"/>
+      <w:r>
+        <w:rPr>
+          <w:sz w:val="20"/>
+          <w:szCs w:val="20"/>
+        </w:rPr>
+        <w:t xml:space="preserve">  Disgruntled ex-</w:t>
+      </w:r>
+      <w:r>
+        <w:rPr>
+          <w:sz w:val="20"/>
+          <w:szCs w:val="20"/>
+        </w:rPr>
+        <w:t xml:space="preserve">employee </w:t>
+      </w:r>
+      <w:proofErr w:type="gramStart"/>
+      <w:r>
+        <w:rPr>
+          <w:sz w:val="20"/>
+          <w:szCs w:val="20"/>
+        </w:rPr>
+        <w:t>·</w:t>
+      </w:r>
+      <w:r>
+        <w:rPr>
+          <w:sz w:val="20"/>
+          <w:szCs w:val="20"/>
+        </w:rPr>
+        <w:t xml:space="preserve">  </w:t>
+      </w:r>
+      <w:proofErr w:type="spellStart"/>
+      <w:r>
+        <w:rPr>
+          <w:sz w:val="20"/>
+          <w:szCs w:val="20"/>
+        </w:rPr>
+        <w:t>Barm</w:t>
+      </w:r>
+      <w:proofErr w:type="spellEnd"/>
+      <w:proofErr w:type="gramEnd"/>
+      <w:r>
+        <w:rPr>
+          <w:sz w:val="20"/>
+          <w:szCs w:val="20"/>
+        </w:rPr>
+        <w:t xml:space="preserve"> </w:t>
+      </w:r>
+      <w:r>
+        <w:rPr>
+          <w:sz w:val="20"/>
+          <w:szCs w:val="20"/>
+        </w:rPr>
+        <w:t xml:space="preserve">Buzz Ltd (working </w:t>
+      </w:r>
+      <w:proofErr w:type="gramStart"/>
+      <w:r>
+        <w:rPr>
+          <w:sz w:val="20"/>
+          <w:szCs w:val="20"/>
+        </w:rPr>
+        <w:t>hypothesis)  ·</w:t>
+      </w:r>
+      <w:proofErr w:type="gramEnd"/>
+      <w:r>
+        <w:rPr>
+          <w:sz w:val="20"/>
+          <w:szCs w:val="20"/>
+        </w:rPr>
+        <w:t xml:space="preserve">  Organised criminal group</w:t>
       </w:r>
     </w:p>
     <w:p>
@@ -1234,7 +1446,29 @@
           <w:sz w:val="20"/>
           <w:szCs w:val="20"/>
         </w:rPr>
-        <w:t>Where did you place BarmBuzz, and why?</w:t>
+        <w:t xml:space="preserve">Where did you place </w:t>
+      </w:r>
+      <w:proofErr w:type="spellStart"/>
+      <w:r>
+        <w:rPr>
+          <w:b/>
+          <w:bCs/>
+          <w:color w:val="1D3557"/>
+          <w:sz w:val="20"/>
+          <w:szCs w:val="20"/>
+        </w:rPr>
+        <w:t>BarmBuzz</w:t>
+      </w:r>
+      <w:proofErr w:type="spellEnd"/>
+      <w:r>
+        <w:rPr>
+          <w:b/>
+          <w:bCs/>
+          <w:color w:val="1D3557"/>
+          <w:sz w:val="20"/>
+          <w:szCs w:val="20"/>
+        </w:rPr>
+        <w:t>, and why?</w:t>
       </w:r>
     </w:p>
     <w:tbl>
@@ -1260,9 +1494,9 @@
           <w:tcPr>
             <w:tcW w:w="9026" w:type="dxa"/>
             <w:tcBorders>
-              <w:top w:val="single" w:sz="4" w:space="0" w:color="457B9D"/>
-              <w:left w:val="single" w:sz="4" w:space="0" w:color="457B9D"/>
-              <w:right w:val="single" w:sz="4" w:space="0" w:color="457B9D"/>
+              <w:top w:val="single" w:color="457B9D" w:sz="4" w:space="0"/>
+              <w:left w:val="single" w:color="457B9D" w:sz="4" w:space="0"/>
+              <w:right w:val="single" w:color="457B9D" w:sz="4" w:space="0"/>
             </w:tcBorders>
             <w:shd w:val="clear" w:color="auto" w:fill="F1FAEE"/>
           </w:tcPr>
@@ -1277,7 +1511,15 @@
               <w:t>low</w:t>
             </w:r>
             <w:r>
-              <w:t xml:space="preserve"> motivation due to barmbuzz’s </w:t>
+              <w:t xml:space="preserve"> motivation due to </w:t>
+            </w:r>
+            <w:proofErr w:type="spellStart"/>
+            <w:r>
+              <w:t>barmbuzz’s</w:t>
+            </w:r>
+            <w:proofErr w:type="spellEnd"/>
+            <w:r>
+              <w:t xml:space="preserve"> </w:t>
             </w:r>
             <w:r>
               <w:t>notoriety</w:t>
@@ -1286,7 +1528,17 @@
               <w:t xml:space="preserve"> within the community</w:t>
             </w:r>
             <w:r>
-              <w:t xml:space="preserve">, with it’s </w:t>
+              <w:t xml:space="preserve">, with </w:t>
+            </w:r>
+            <w:proofErr w:type="spellStart"/>
+            <w:proofErr w:type="gramStart"/>
+            <w:r>
+              <w:t>it’s</w:t>
+            </w:r>
+            <w:proofErr w:type="spellEnd"/>
+            <w:proofErr w:type="gramEnd"/>
+            <w:r>
+              <w:t xml:space="preserve"> </w:t>
             </w:r>
             <w:r>
               <w:t>recipes</w:t>
@@ -1298,7 +1550,15 @@
               <w:t>supplier</w:t>
             </w:r>
             <w:r>
-              <w:t xml:space="preserve"> information, although it’s capability seems to be lacking as it states such a business only opened </w:t>
+              <w:t xml:space="preserve"> information, although </w:t>
+            </w:r>
+            <w:proofErr w:type="gramStart"/>
+            <w:r>
+              <w:t>it’s</w:t>
+            </w:r>
+            <w:proofErr w:type="gramEnd"/>
+            <w:r>
+              <w:t xml:space="preserve"> capability seems to be lacking as it states such a business only opened </w:t>
             </w:r>
             <w:r>
               <w:t>its</w:t>
@@ -1323,8 +1583,8 @@
           <w:tcPr>
             <w:tcW w:w="9026" w:type="dxa"/>
             <w:tcBorders>
-              <w:left w:val="single" w:sz="4" w:space="0" w:color="457B9D"/>
-              <w:right w:val="single" w:sz="4" w:space="0" w:color="457B9D"/>
+              <w:left w:val="single" w:color="457B9D" w:sz="4" w:space="0"/>
+              <w:right w:val="single" w:color="457B9D" w:sz="4" w:space="0"/>
             </w:tcBorders>
             <w:shd w:val="clear" w:color="auto" w:fill="F1FAEE"/>
           </w:tcPr>
@@ -1339,7 +1599,21 @@
               <w:rPr>
                 <w:color w:val="000000" w:themeColor="text1"/>
               </w:rPr>
-              <w:t xml:space="preserve">Need to take into consideration  that barmbuzz is a </w:t>
+              <w:t xml:space="preserve">Need to take into </w:t>
+            </w:r>
+            <w:proofErr w:type="gramStart"/>
+            <w:r>
+              <w:rPr>
+                <w:color w:val="000000" w:themeColor="text1"/>
+              </w:rPr>
+              <w:t>consideration  that</w:t>
+            </w:r>
+            <w:proofErr w:type="gramEnd"/>
+            <w:r>
+              <w:rPr>
+                <w:color w:val="000000" w:themeColor="text1"/>
+              </w:rPr>
+              <w:t xml:space="preserve"> barmbuzz is a </w:t>
             </w:r>
             <w:r>
               <w:rPr>
@@ -1365,12 +1639,26 @@
               <w:rPr>
                 <w:color w:val="000000" w:themeColor="text1"/>
               </w:rPr>
-              <w:t>placed BarmBuzz in the High Motivation, High Capability quadrant. Their motivation is high because they stand to gain economically by stealing the secret recipe and damaging a rival. Their capability is at least medium-to-high – as a national chain with aggressive marketing and a heavy online presence, they have resources to hire technical skills or launch a targeted attack. The fact they opened recently doesn’t</w:t>
-            </w:r>
+              <w:t xml:space="preserve">placed </w:t>
+            </w:r>
+            <w:proofErr w:type="spellStart"/>
             <w:r>
               <w:rPr>
                 <w:color w:val="000000" w:themeColor="text1"/>
               </w:rPr>
+              <w:t>BarmBuzz</w:t>
+            </w:r>
+            <w:proofErr w:type="spellEnd"/>
+            <w:r>
+              <w:rPr>
+                <w:color w:val="000000" w:themeColor="text1"/>
+              </w:rPr>
+              <w:t xml:space="preserve"> in the High Motivation, High Capability quadrant. Their motivation is high because they stand to gain economically by stealing the secret recipe and damaging a rival. Their capability is at least medium-to-high – as a national chain with aggressive marketing and a heavy online presence, they have resources to hire technical skills or launch a targeted attack. The fact they opened recently doesn’t</w:t>
+            </w:r>
+            <w:r>
+              <w:rPr>
+                <w:color w:val="000000" w:themeColor="text1"/>
+              </w:rPr>
               <w:t xml:space="preserve"> always</w:t>
             </w:r>
             <w:r>
@@ -1395,7 +1683,21 @@
               <w:rPr>
                 <w:color w:val="000000" w:themeColor="text1"/>
               </w:rPr>
-              <w:t xml:space="preserve">ex-employee of bees pie </w:t>
+              <w:t xml:space="preserve">ex-employee of </w:t>
+            </w:r>
+            <w:proofErr w:type="gramStart"/>
+            <w:r>
+              <w:rPr>
+                <w:color w:val="000000" w:themeColor="text1"/>
+              </w:rPr>
+              <w:t>bees</w:t>
+            </w:r>
+            <w:proofErr w:type="gramEnd"/>
+            <w:r>
+              <w:rPr>
+                <w:color w:val="000000" w:themeColor="text1"/>
+              </w:rPr>
+              <w:t xml:space="preserve"> pie </w:t>
             </w:r>
             <w:r>
               <w:rPr>
@@ -1414,9 +1716,9 @@
           <w:tcPr>
             <w:tcW w:w="9026" w:type="dxa"/>
             <w:tcBorders>
-              <w:left w:val="single" w:sz="4" w:space="0" w:color="457B9D"/>
-              <w:bottom w:val="single" w:sz="4" w:space="0" w:color="457B9D"/>
-              <w:right w:val="single" w:sz="4" w:space="0" w:color="457B9D"/>
+              <w:left w:val="single" w:color="457B9D" w:sz="4" w:space="0"/>
+              <w:bottom w:val="single" w:color="457B9D" w:sz="4" w:space="0"/>
+              <w:right w:val="single" w:color="457B9D" w:sz="4" w:space="0"/>
             </w:tcBorders>
             <w:shd w:val="clear" w:color="auto" w:fill="F1FAEE"/>
           </w:tcPr>
@@ -1437,13 +1739,23 @@
       <w:pPr>
         <w:spacing w:before="200" w:after="80"/>
       </w:pPr>
+      <w:proofErr w:type="gramStart"/>
       <w:r>
         <w:rPr>
           <w:b/>
           <w:bCs/>
           <w:color w:val="1D3557"/>
         </w:rPr>
-        <w:t>1.3  The risk equation</w:t>
+        <w:t>1.3  The</w:t>
+      </w:r>
+      <w:proofErr w:type="gramEnd"/>
+      <w:r>
+        <w:rPr>
+          <w:b/>
+          <w:bCs/>
+          <w:color w:val="1D3557"/>
+        </w:rPr>
+        <w:t xml:space="preserve"> risk equation</w:t>
       </w:r>
     </w:p>
     <w:p>
@@ -1494,10 +1806,10 @@
           <w:tcPr>
             <w:tcW w:w="9026" w:type="dxa"/>
             <w:tcBorders>
-              <w:top w:val="single" w:sz="4" w:space="0" w:color="457B9D"/>
-              <w:left w:val="single" w:sz="4" w:space="0" w:color="457B9D"/>
-              <w:bottom w:val="single" w:sz="4" w:space="0" w:color="457B9D"/>
-              <w:right w:val="single" w:sz="4" w:space="0" w:color="457B9D"/>
+              <w:top w:val="single" w:color="457B9D" w:sz="4" w:space="0"/>
+              <w:left w:val="single" w:color="457B9D" w:sz="4" w:space="0"/>
+              <w:bottom w:val="single" w:color="457B9D" w:sz="4" w:space="0"/>
+              <w:right w:val="single" w:color="457B9D" w:sz="4" w:space="0"/>
             </w:tcBorders>
             <w:shd w:val="clear" w:color="auto" w:fill="F1FAEE"/>
           </w:tcPr>
@@ -1507,6 +1819,7 @@
               <w:spacing w:after="40"/>
               <w:jc w:val="center"/>
             </w:pPr>
+            <w:proofErr w:type="gramStart"/>
             <w:r>
               <w:rPr>
                 <w:b/>
@@ -1515,7 +1828,62 @@
                 <w:sz w:val="24"/>
                 <w:szCs w:val="24"/>
               </w:rPr>
-              <w:t>Risk  =  Threat  ×  Vulnerability  ×  Impact</w:t>
+              <w:t>Risk  =</w:t>
+            </w:r>
+            <w:proofErr w:type="gramEnd"/>
+            <w:r>
+              <w:rPr>
+                <w:b/>
+                <w:bCs/>
+                <w:color w:val="1D3557"/>
+                <w:sz w:val="24"/>
+                <w:szCs w:val="24"/>
+              </w:rPr>
+              <w:t xml:space="preserve">  </w:t>
+            </w:r>
+            <w:proofErr w:type="gramStart"/>
+            <w:r>
+              <w:rPr>
+                <w:b/>
+                <w:bCs/>
+                <w:color w:val="1D3557"/>
+                <w:sz w:val="24"/>
+                <w:szCs w:val="24"/>
+              </w:rPr>
+              <w:t>Threat  ×</w:t>
+            </w:r>
+            <w:proofErr w:type="gramEnd"/>
+            <w:r>
+              <w:rPr>
+                <w:b/>
+                <w:bCs/>
+                <w:color w:val="1D3557"/>
+                <w:sz w:val="24"/>
+                <w:szCs w:val="24"/>
+              </w:rPr>
+              <w:t xml:space="preserve">  </w:t>
+            </w:r>
+            <w:proofErr w:type="gramStart"/>
+            <w:r>
+              <w:rPr>
+                <w:b/>
+                <w:bCs/>
+                <w:color w:val="1D3557"/>
+                <w:sz w:val="24"/>
+                <w:szCs w:val="24"/>
+              </w:rPr>
+              <w:t>Vulnerability  ×</w:t>
+            </w:r>
+            <w:proofErr w:type="gramEnd"/>
+            <w:r>
+              <w:rPr>
+                <w:b/>
+                <w:bCs/>
+                <w:color w:val="1D3557"/>
+                <w:sz w:val="24"/>
+                <w:szCs w:val="24"/>
+              </w:rPr>
+              <w:t xml:space="preserve">  Impact</w:t>
             </w:r>
           </w:p>
           <w:p>
@@ -1569,10 +1937,10 @@
           <w:tcPr>
             <w:tcW w:w="2799" w:type="dxa"/>
             <w:tcBorders>
-              <w:top w:val="single" w:sz="4" w:space="0" w:color="1D3557"/>
-              <w:left w:val="single" w:sz="4" w:space="0" w:color="1D3557"/>
-              <w:bottom w:val="single" w:sz="4" w:space="0" w:color="1D3557"/>
-              <w:right w:val="single" w:sz="4" w:space="0" w:color="1D3557"/>
+              <w:top w:val="single" w:color="1D3557" w:sz="4" w:space="0"/>
+              <w:left w:val="single" w:color="1D3557" w:sz="4" w:space="0"/>
+              <w:bottom w:val="single" w:color="1D3557" w:sz="4" w:space="0"/>
+              <w:right w:val="single" w:color="1D3557" w:sz="4" w:space="0"/>
             </w:tcBorders>
             <w:shd w:val="clear" w:color="auto" w:fill="1D3557"/>
           </w:tcPr>
@@ -1596,10 +1964,10 @@
           <w:tcPr>
             <w:tcW w:w="581" w:type="dxa"/>
             <w:tcBorders>
-              <w:top w:val="single" w:sz="4" w:space="0" w:color="1D3557"/>
-              <w:left w:val="single" w:sz="4" w:space="0" w:color="1D3557"/>
-              <w:bottom w:val="single" w:sz="4" w:space="0" w:color="1D3557"/>
-              <w:right w:val="single" w:sz="4" w:space="0" w:color="1D3557"/>
+              <w:top w:val="single" w:color="1D3557" w:sz="4" w:space="0"/>
+              <w:left w:val="single" w:color="1D3557" w:sz="4" w:space="0"/>
+              <w:bottom w:val="single" w:color="1D3557" w:sz="4" w:space="0"/>
+              <w:right w:val="single" w:color="1D3557" w:sz="4" w:space="0"/>
             </w:tcBorders>
             <w:shd w:val="clear" w:color="auto" w:fill="1D3557"/>
           </w:tcPr>
@@ -1623,10 +1991,10 @@
           <w:tcPr>
             <w:tcW w:w="579" w:type="dxa"/>
             <w:tcBorders>
-              <w:top w:val="single" w:sz="4" w:space="0" w:color="1D3557"/>
-              <w:left w:val="single" w:sz="4" w:space="0" w:color="1D3557"/>
-              <w:bottom w:val="single" w:sz="4" w:space="0" w:color="1D3557"/>
-              <w:right w:val="single" w:sz="4" w:space="0" w:color="1D3557"/>
+              <w:top w:val="single" w:color="1D3557" w:sz="4" w:space="0"/>
+              <w:left w:val="single" w:color="1D3557" w:sz="4" w:space="0"/>
+              <w:bottom w:val="single" w:color="1D3557" w:sz="4" w:space="0"/>
+              <w:right w:val="single" w:color="1D3557" w:sz="4" w:space="0"/>
             </w:tcBorders>
             <w:shd w:val="clear" w:color="auto" w:fill="1D3557"/>
           </w:tcPr>
@@ -1650,10 +2018,10 @@
           <w:tcPr>
             <w:tcW w:w="581" w:type="dxa"/>
             <w:tcBorders>
-              <w:top w:val="single" w:sz="4" w:space="0" w:color="1D3557"/>
-              <w:left w:val="single" w:sz="4" w:space="0" w:color="1D3557"/>
-              <w:bottom w:val="single" w:sz="4" w:space="0" w:color="1D3557"/>
-              <w:right w:val="single" w:sz="4" w:space="0" w:color="1D3557"/>
+              <w:top w:val="single" w:color="1D3557" w:sz="4" w:space="0"/>
+              <w:left w:val="single" w:color="1D3557" w:sz="4" w:space="0"/>
+              <w:bottom w:val="single" w:color="1D3557" w:sz="4" w:space="0"/>
+              <w:right w:val="single" w:color="1D3557" w:sz="4" w:space="0"/>
             </w:tcBorders>
             <w:shd w:val="clear" w:color="auto" w:fill="1D3557"/>
           </w:tcPr>
@@ -1677,10 +2045,10 @@
           <w:tcPr>
             <w:tcW w:w="1199" w:type="dxa"/>
             <w:tcBorders>
-              <w:top w:val="single" w:sz="4" w:space="0" w:color="1D3557"/>
-              <w:left w:val="single" w:sz="4" w:space="0" w:color="1D3557"/>
-              <w:bottom w:val="single" w:sz="4" w:space="0" w:color="1D3557"/>
-              <w:right w:val="single" w:sz="4" w:space="0" w:color="1D3557"/>
+              <w:top w:val="single" w:color="1D3557" w:sz="4" w:space="0"/>
+              <w:left w:val="single" w:color="1D3557" w:sz="4" w:space="0"/>
+              <w:bottom w:val="single" w:color="1D3557" w:sz="4" w:space="0"/>
+              <w:right w:val="single" w:color="1D3557" w:sz="4" w:space="0"/>
             </w:tcBorders>
             <w:shd w:val="clear" w:color="auto" w:fill="1D3557"/>
           </w:tcPr>
@@ -1704,10 +2072,10 @@
           <w:tcPr>
             <w:tcW w:w="3286" w:type="dxa"/>
             <w:tcBorders>
-              <w:top w:val="single" w:sz="4" w:space="0" w:color="1D3557"/>
-              <w:left w:val="single" w:sz="4" w:space="0" w:color="1D3557"/>
-              <w:bottom w:val="single" w:sz="4" w:space="0" w:color="1D3557"/>
-              <w:right w:val="single" w:sz="4" w:space="0" w:color="1D3557"/>
+              <w:top w:val="single" w:color="1D3557" w:sz="4" w:space="0"/>
+              <w:left w:val="single" w:color="1D3557" w:sz="4" w:space="0"/>
+              <w:bottom w:val="single" w:color="1D3557" w:sz="4" w:space="0"/>
+              <w:right w:val="single" w:color="1D3557" w:sz="4" w:space="0"/>
             </w:tcBorders>
             <w:shd w:val="clear" w:color="auto" w:fill="1D3557"/>
           </w:tcPr>
@@ -1733,10 +2101,10 @@
           <w:tcPr>
             <w:tcW w:w="2799" w:type="dxa"/>
             <w:tcBorders>
-              <w:top w:val="single" w:sz="4" w:space="0" w:color="CCCCCC"/>
-              <w:left w:val="single" w:sz="4" w:space="0" w:color="CCCCCC"/>
-              <w:bottom w:val="single" w:sz="4" w:space="0" w:color="CCCCCC"/>
-              <w:right w:val="single" w:sz="4" w:space="0" w:color="CCCCCC"/>
+              <w:top w:val="single" w:color="CCCCCC" w:sz="4" w:space="0"/>
+              <w:left w:val="single" w:color="CCCCCC" w:sz="4" w:space="0"/>
+              <w:bottom w:val="single" w:color="CCCCCC" w:sz="4" w:space="0"/>
+              <w:right w:val="single" w:color="CCCCCC" w:sz="4" w:space="0"/>
             </w:tcBorders>
             <w:shd w:val="clear" w:color="auto" w:fill="FFFFFF"/>
           </w:tcPr>
@@ -1757,10 +2125,10 @@
           <w:tcPr>
             <w:tcW w:w="581" w:type="dxa"/>
             <w:tcBorders>
-              <w:top w:val="single" w:sz="4" w:space="0" w:color="CCCCCC"/>
-              <w:left w:val="single" w:sz="4" w:space="0" w:color="CCCCCC"/>
-              <w:bottom w:val="single" w:sz="4" w:space="0" w:color="CCCCCC"/>
-              <w:right w:val="single" w:sz="4" w:space="0" w:color="CCCCCC"/>
+              <w:top w:val="single" w:color="CCCCCC" w:sz="4" w:space="0"/>
+              <w:left w:val="single" w:color="CCCCCC" w:sz="4" w:space="0"/>
+              <w:bottom w:val="single" w:color="CCCCCC" w:sz="4" w:space="0"/>
+              <w:right w:val="single" w:color="CCCCCC" w:sz="4" w:space="0"/>
             </w:tcBorders>
             <w:shd w:val="clear" w:color="auto" w:fill="FFFFFF"/>
           </w:tcPr>
@@ -1777,10 +2145,10 @@
           <w:tcPr>
             <w:tcW w:w="579" w:type="dxa"/>
             <w:tcBorders>
-              <w:top w:val="single" w:sz="4" w:space="0" w:color="CCCCCC"/>
-              <w:left w:val="single" w:sz="4" w:space="0" w:color="CCCCCC"/>
-              <w:bottom w:val="single" w:sz="4" w:space="0" w:color="CCCCCC"/>
-              <w:right w:val="single" w:sz="4" w:space="0" w:color="CCCCCC"/>
+              <w:top w:val="single" w:color="CCCCCC" w:sz="4" w:space="0"/>
+              <w:left w:val="single" w:color="CCCCCC" w:sz="4" w:space="0"/>
+              <w:bottom w:val="single" w:color="CCCCCC" w:sz="4" w:space="0"/>
+              <w:right w:val="single" w:color="CCCCCC" w:sz="4" w:space="0"/>
             </w:tcBorders>
             <w:shd w:val="clear" w:color="auto" w:fill="FFFFFF"/>
           </w:tcPr>
@@ -1797,10 +2165,10 @@
           <w:tcPr>
             <w:tcW w:w="581" w:type="dxa"/>
             <w:tcBorders>
-              <w:top w:val="single" w:sz="4" w:space="0" w:color="CCCCCC"/>
-              <w:left w:val="single" w:sz="4" w:space="0" w:color="CCCCCC"/>
-              <w:bottom w:val="single" w:sz="4" w:space="0" w:color="CCCCCC"/>
-              <w:right w:val="single" w:sz="4" w:space="0" w:color="CCCCCC"/>
+              <w:top w:val="single" w:color="CCCCCC" w:sz="4" w:space="0"/>
+              <w:left w:val="single" w:color="CCCCCC" w:sz="4" w:space="0"/>
+              <w:bottom w:val="single" w:color="CCCCCC" w:sz="4" w:space="0"/>
+              <w:right w:val="single" w:color="CCCCCC" w:sz="4" w:space="0"/>
             </w:tcBorders>
             <w:shd w:val="clear" w:color="auto" w:fill="FFFFFF"/>
           </w:tcPr>
@@ -1817,10 +2185,10 @@
           <w:tcPr>
             <w:tcW w:w="1199" w:type="dxa"/>
             <w:tcBorders>
-              <w:top w:val="single" w:sz="4" w:space="0" w:color="CCCCCC"/>
-              <w:left w:val="single" w:sz="4" w:space="0" w:color="CCCCCC"/>
-              <w:bottom w:val="single" w:sz="4" w:space="0" w:color="CCCCCC"/>
-              <w:right w:val="single" w:sz="4" w:space="0" w:color="CCCCCC"/>
+              <w:top w:val="single" w:color="CCCCCC" w:sz="4" w:space="0"/>
+              <w:left w:val="single" w:color="CCCCCC" w:sz="4" w:space="0"/>
+              <w:bottom w:val="single" w:color="CCCCCC" w:sz="4" w:space="0"/>
+              <w:right w:val="single" w:color="CCCCCC" w:sz="4" w:space="0"/>
             </w:tcBorders>
             <w:shd w:val="clear" w:color="auto" w:fill="FFFFFF"/>
           </w:tcPr>
@@ -1837,10 +2205,10 @@
           <w:tcPr>
             <w:tcW w:w="3286" w:type="dxa"/>
             <w:tcBorders>
-              <w:top w:val="single" w:sz="4" w:space="0" w:color="CCCCCC"/>
-              <w:left w:val="single" w:sz="4" w:space="0" w:color="CCCCCC"/>
-              <w:bottom w:val="single" w:sz="4" w:space="0" w:color="CCCCCC"/>
-              <w:right w:val="single" w:sz="4" w:space="0" w:color="CCCCCC"/>
+              <w:top w:val="single" w:color="CCCCCC" w:sz="4" w:space="0"/>
+              <w:left w:val="single" w:color="CCCCCC" w:sz="4" w:space="0"/>
+              <w:bottom w:val="single" w:color="CCCCCC" w:sz="4" w:space="0"/>
+              <w:right w:val="single" w:color="CCCCCC" w:sz="4" w:space="0"/>
             </w:tcBorders>
             <w:shd w:val="clear" w:color="auto" w:fill="FFFFFF"/>
           </w:tcPr>
@@ -1853,7 +2221,17 @@
               <w:t>Threat: Low because</w:t>
             </w:r>
             <w:r>
-              <w:t xml:space="preserve"> a automated scanned isn’t an active attacker.</w:t>
+              <w:t xml:space="preserve"> </w:t>
+            </w:r>
+            <w:proofErr w:type="spellStart"/>
+            <w:proofErr w:type="gramStart"/>
+            <w:r>
+              <w:t>a</w:t>
+            </w:r>
+            <w:proofErr w:type="spellEnd"/>
+            <w:proofErr w:type="gramEnd"/>
+            <w:r>
+              <w:t xml:space="preserve"> automated scanned isn’t an active attacker.</w:t>
             </w:r>
           </w:p>
           <w:p>
@@ -1927,10 +2305,10 @@
           <w:tcPr>
             <w:tcW w:w="2799" w:type="dxa"/>
             <w:tcBorders>
-              <w:top w:val="single" w:sz="4" w:space="0" w:color="CCCCCC"/>
-              <w:left w:val="single" w:sz="4" w:space="0" w:color="CCCCCC"/>
-              <w:bottom w:val="single" w:sz="4" w:space="0" w:color="CCCCCC"/>
-              <w:right w:val="single" w:sz="4" w:space="0" w:color="CCCCCC"/>
+              <w:top w:val="single" w:color="CCCCCC" w:sz="4" w:space="0"/>
+              <w:left w:val="single" w:color="CCCCCC" w:sz="4" w:space="0"/>
+              <w:bottom w:val="single" w:color="CCCCCC" w:sz="4" w:space="0"/>
+              <w:right w:val="single" w:color="CCCCCC" w:sz="4" w:space="0"/>
             </w:tcBorders>
             <w:shd w:val="clear" w:color="auto" w:fill="F1FAEE"/>
           </w:tcPr>
@@ -1938,12 +2316,21 @@
             <w:pPr>
               <w:widowControl w:val="0"/>
             </w:pPr>
-            <w:r>
-              <w:rPr>
-                <w:sz w:val="20"/>
-                <w:szCs w:val="20"/>
-              </w:rPr>
-              <w:t>BarmBuzz is in Silicon Valley with no access to the bakery LAN</w:t>
+            <w:proofErr w:type="spellStart"/>
+            <w:r>
+              <w:rPr>
+                <w:sz w:val="20"/>
+                <w:szCs w:val="20"/>
+              </w:rPr>
+              <w:t>BarmBuzz</w:t>
+            </w:r>
+            <w:proofErr w:type="spellEnd"/>
+            <w:r>
+              <w:rPr>
+                <w:sz w:val="20"/>
+                <w:szCs w:val="20"/>
+              </w:rPr>
+              <w:t xml:space="preserve"> is in Silicon Valley with no access to the bakery LAN</w:t>
             </w:r>
           </w:p>
         </w:tc>
@@ -1951,10 +2338,10 @@
           <w:tcPr>
             <w:tcW w:w="581" w:type="dxa"/>
             <w:tcBorders>
-              <w:top w:val="single" w:sz="4" w:space="0" w:color="CCCCCC"/>
-              <w:left w:val="single" w:sz="4" w:space="0" w:color="CCCCCC"/>
-              <w:bottom w:val="single" w:sz="4" w:space="0" w:color="CCCCCC"/>
-              <w:right w:val="single" w:sz="4" w:space="0" w:color="CCCCCC"/>
+              <w:top w:val="single" w:color="CCCCCC" w:sz="4" w:space="0"/>
+              <w:left w:val="single" w:color="CCCCCC" w:sz="4" w:space="0"/>
+              <w:bottom w:val="single" w:color="CCCCCC" w:sz="4" w:space="0"/>
+              <w:right w:val="single" w:color="CCCCCC" w:sz="4" w:space="0"/>
             </w:tcBorders>
             <w:shd w:val="clear" w:color="auto" w:fill="F1FAEE"/>
           </w:tcPr>
@@ -1971,10 +2358,10 @@
           <w:tcPr>
             <w:tcW w:w="579" w:type="dxa"/>
             <w:tcBorders>
-              <w:top w:val="single" w:sz="4" w:space="0" w:color="CCCCCC"/>
-              <w:left w:val="single" w:sz="4" w:space="0" w:color="CCCCCC"/>
-              <w:bottom w:val="single" w:sz="4" w:space="0" w:color="CCCCCC"/>
-              <w:right w:val="single" w:sz="4" w:space="0" w:color="CCCCCC"/>
+              <w:top w:val="single" w:color="CCCCCC" w:sz="4" w:space="0"/>
+              <w:left w:val="single" w:color="CCCCCC" w:sz="4" w:space="0"/>
+              <w:bottom w:val="single" w:color="CCCCCC" w:sz="4" w:space="0"/>
+              <w:right w:val="single" w:color="CCCCCC" w:sz="4" w:space="0"/>
             </w:tcBorders>
             <w:shd w:val="clear" w:color="auto" w:fill="F1FAEE"/>
           </w:tcPr>
@@ -1991,10 +2378,10 @@
           <w:tcPr>
             <w:tcW w:w="581" w:type="dxa"/>
             <w:tcBorders>
-              <w:top w:val="single" w:sz="4" w:space="0" w:color="CCCCCC"/>
-              <w:left w:val="single" w:sz="4" w:space="0" w:color="CCCCCC"/>
-              <w:bottom w:val="single" w:sz="4" w:space="0" w:color="CCCCCC"/>
-              <w:right w:val="single" w:sz="4" w:space="0" w:color="CCCCCC"/>
+              <w:top w:val="single" w:color="CCCCCC" w:sz="4" w:space="0"/>
+              <w:left w:val="single" w:color="CCCCCC" w:sz="4" w:space="0"/>
+              <w:bottom w:val="single" w:color="CCCCCC" w:sz="4" w:space="0"/>
+              <w:right w:val="single" w:color="CCCCCC" w:sz="4" w:space="0"/>
             </w:tcBorders>
             <w:shd w:val="clear" w:color="auto" w:fill="F1FAEE"/>
           </w:tcPr>
@@ -2011,10 +2398,10 @@
           <w:tcPr>
             <w:tcW w:w="1199" w:type="dxa"/>
             <w:tcBorders>
-              <w:top w:val="single" w:sz="4" w:space="0" w:color="CCCCCC"/>
-              <w:left w:val="single" w:sz="4" w:space="0" w:color="CCCCCC"/>
-              <w:bottom w:val="single" w:sz="4" w:space="0" w:color="CCCCCC"/>
-              <w:right w:val="single" w:sz="4" w:space="0" w:color="CCCCCC"/>
+              <w:top w:val="single" w:color="CCCCCC" w:sz="4" w:space="0"/>
+              <w:left w:val="single" w:color="CCCCCC" w:sz="4" w:space="0"/>
+              <w:bottom w:val="single" w:color="CCCCCC" w:sz="4" w:space="0"/>
+              <w:right w:val="single" w:color="CCCCCC" w:sz="4" w:space="0"/>
             </w:tcBorders>
             <w:shd w:val="clear" w:color="auto" w:fill="F1FAEE"/>
           </w:tcPr>
@@ -2031,10 +2418,10 @@
           <w:tcPr>
             <w:tcW w:w="3286" w:type="dxa"/>
             <w:tcBorders>
-              <w:top w:val="single" w:sz="4" w:space="0" w:color="CCCCCC"/>
-              <w:left w:val="single" w:sz="4" w:space="0" w:color="CCCCCC"/>
-              <w:bottom w:val="single" w:sz="4" w:space="0" w:color="CCCCCC"/>
-              <w:right w:val="single" w:sz="4" w:space="0" w:color="CCCCCC"/>
+              <w:top w:val="single" w:color="CCCCCC" w:sz="4" w:space="0"/>
+              <w:left w:val="single" w:color="CCCCCC" w:sz="4" w:space="0"/>
+              <w:bottom w:val="single" w:color="CCCCCC" w:sz="4" w:space="0"/>
+              <w:right w:val="single" w:color="CCCCCC" w:sz="4" w:space="0"/>
             </w:tcBorders>
             <w:shd w:val="clear" w:color="auto" w:fill="F1FAEE"/>
           </w:tcPr>
@@ -2049,13 +2436,21 @@
               <w:t>Threat:</w:t>
             </w:r>
             <w:r>
-              <w:t xml:space="preserve"> There’re external actors everywhere, any business in Silicon Valley would be exposed to common internet-based threats but since Barm</w:t>
+              <w:t xml:space="preserve"> There’re external actors everywhere, any business in Silicon Valley would be exposed to common internet-based threats but since </w:t>
+            </w:r>
+            <w:proofErr w:type="spellStart"/>
+            <w:r>
+              <w:t>Barm</w:t>
             </w:r>
             <w:r>
               <w:t>B</w:t>
             </w:r>
             <w:r>
-              <w:t>uzz isn’t the</w:t>
+              <w:t>uzz</w:t>
+            </w:r>
+            <w:proofErr w:type="spellEnd"/>
+            <w:r>
+              <w:t xml:space="preserve"> isn’t the</w:t>
             </w:r>
             <w:r>
               <w:t>re it’s a low chance it’d be them.</w:t>
@@ -2137,10 +2532,10 @@
           <w:tcPr>
             <w:tcW w:w="2799" w:type="dxa"/>
             <w:tcBorders>
-              <w:top w:val="single" w:sz="4" w:space="0" w:color="CCCCCC"/>
-              <w:left w:val="single" w:sz="4" w:space="0" w:color="CCCCCC"/>
-              <w:bottom w:val="single" w:sz="4" w:space="0" w:color="CCCCCC"/>
-              <w:right w:val="single" w:sz="4" w:space="0" w:color="CCCCCC"/>
+              <w:top w:val="single" w:color="CCCCCC" w:sz="4" w:space="0"/>
+              <w:left w:val="single" w:color="CCCCCC" w:sz="4" w:space="0"/>
+              <w:bottom w:val="single" w:color="CCCCCC" w:sz="4" w:space="0"/>
+              <w:right w:val="single" w:color="CCCCCC" w:sz="4" w:space="0"/>
             </w:tcBorders>
             <w:shd w:val="clear" w:color="auto" w:fill="FFFFFF"/>
           </w:tcPr>
@@ -2161,10 +2556,10 @@
           <w:tcPr>
             <w:tcW w:w="581" w:type="dxa"/>
             <w:tcBorders>
-              <w:top w:val="single" w:sz="4" w:space="0" w:color="CCCCCC"/>
-              <w:left w:val="single" w:sz="4" w:space="0" w:color="CCCCCC"/>
-              <w:bottom w:val="single" w:sz="4" w:space="0" w:color="CCCCCC"/>
-              <w:right w:val="single" w:sz="4" w:space="0" w:color="CCCCCC"/>
+              <w:top w:val="single" w:color="CCCCCC" w:sz="4" w:space="0"/>
+              <w:left w:val="single" w:color="CCCCCC" w:sz="4" w:space="0"/>
+              <w:bottom w:val="single" w:color="CCCCCC" w:sz="4" w:space="0"/>
+              <w:right w:val="single" w:color="CCCCCC" w:sz="4" w:space="0"/>
             </w:tcBorders>
             <w:shd w:val="clear" w:color="auto" w:fill="FFFFFF"/>
           </w:tcPr>
@@ -2181,10 +2576,10 @@
           <w:tcPr>
             <w:tcW w:w="579" w:type="dxa"/>
             <w:tcBorders>
-              <w:top w:val="single" w:sz="4" w:space="0" w:color="CCCCCC"/>
-              <w:left w:val="single" w:sz="4" w:space="0" w:color="CCCCCC"/>
-              <w:bottom w:val="single" w:sz="4" w:space="0" w:color="CCCCCC"/>
-              <w:right w:val="single" w:sz="4" w:space="0" w:color="CCCCCC"/>
+              <w:top w:val="single" w:color="CCCCCC" w:sz="4" w:space="0"/>
+              <w:left w:val="single" w:color="CCCCCC" w:sz="4" w:space="0"/>
+              <w:bottom w:val="single" w:color="CCCCCC" w:sz="4" w:space="0"/>
+              <w:right w:val="single" w:color="CCCCCC" w:sz="4" w:space="0"/>
             </w:tcBorders>
             <w:shd w:val="clear" w:color="auto" w:fill="FFFFFF"/>
           </w:tcPr>
@@ -2201,10 +2596,10 @@
           <w:tcPr>
             <w:tcW w:w="581" w:type="dxa"/>
             <w:tcBorders>
-              <w:top w:val="single" w:sz="4" w:space="0" w:color="CCCCCC"/>
-              <w:left w:val="single" w:sz="4" w:space="0" w:color="CCCCCC"/>
-              <w:bottom w:val="single" w:sz="4" w:space="0" w:color="CCCCCC"/>
-              <w:right w:val="single" w:sz="4" w:space="0" w:color="CCCCCC"/>
+              <w:top w:val="single" w:color="CCCCCC" w:sz="4" w:space="0"/>
+              <w:left w:val="single" w:color="CCCCCC" w:sz="4" w:space="0"/>
+              <w:bottom w:val="single" w:color="CCCCCC" w:sz="4" w:space="0"/>
+              <w:right w:val="single" w:color="CCCCCC" w:sz="4" w:space="0"/>
             </w:tcBorders>
             <w:shd w:val="clear" w:color="auto" w:fill="FFFFFF"/>
           </w:tcPr>
@@ -2221,10 +2616,10 @@
           <w:tcPr>
             <w:tcW w:w="1199" w:type="dxa"/>
             <w:tcBorders>
-              <w:top w:val="single" w:sz="4" w:space="0" w:color="CCCCCC"/>
-              <w:left w:val="single" w:sz="4" w:space="0" w:color="CCCCCC"/>
-              <w:bottom w:val="single" w:sz="4" w:space="0" w:color="CCCCCC"/>
-              <w:right w:val="single" w:sz="4" w:space="0" w:color="CCCCCC"/>
+              <w:top w:val="single" w:color="CCCCCC" w:sz="4" w:space="0"/>
+              <w:left w:val="single" w:color="CCCCCC" w:sz="4" w:space="0"/>
+              <w:bottom w:val="single" w:color="CCCCCC" w:sz="4" w:space="0"/>
+              <w:right w:val="single" w:color="CCCCCC" w:sz="4" w:space="0"/>
             </w:tcBorders>
             <w:shd w:val="clear" w:color="auto" w:fill="FFFFFF"/>
           </w:tcPr>
@@ -2241,10 +2636,10 @@
           <w:tcPr>
             <w:tcW w:w="3286" w:type="dxa"/>
             <w:tcBorders>
-              <w:top w:val="single" w:sz="4" w:space="0" w:color="CCCCCC"/>
-              <w:left w:val="single" w:sz="4" w:space="0" w:color="CCCCCC"/>
-              <w:bottom w:val="single" w:sz="4" w:space="0" w:color="CCCCCC"/>
-              <w:right w:val="single" w:sz="4" w:space="0" w:color="CCCCCC"/>
+              <w:top w:val="single" w:color="CCCCCC" w:sz="4" w:space="0"/>
+              <w:left w:val="single" w:color="CCCCCC" w:sz="4" w:space="0"/>
+              <w:bottom w:val="single" w:color="CCCCCC" w:sz="4" w:space="0"/>
+              <w:right w:val="single" w:color="CCCCCC" w:sz="4" w:space="0"/>
             </w:tcBorders>
             <w:shd w:val="clear" w:color="auto" w:fill="FFFFFF"/>
           </w:tcPr>
@@ -2338,13 +2733,23 @@
       <w:pPr>
         <w:spacing w:before="200" w:after="80"/>
       </w:pPr>
+      <w:proofErr w:type="gramStart"/>
       <w:r>
         <w:rPr>
           <w:b/>
           <w:bCs/>
           <w:color w:val="1D3557"/>
         </w:rPr>
-        <w:t>1.4  STRIDE — initial categorisation</w:t>
+        <w:t>1.4  STRIDE</w:t>
+      </w:r>
+      <w:proofErr w:type="gramEnd"/>
+      <w:r>
+        <w:rPr>
+          <w:b/>
+          <w:bCs/>
+          <w:color w:val="1D3557"/>
+        </w:rPr>
+        <w:t xml:space="preserve"> — initial categorisation</w:t>
       </w:r>
     </w:p>
     <w:p>
@@ -2395,10 +2800,10 @@
           <w:tcPr>
             <w:tcW w:w="9026" w:type="dxa"/>
             <w:tcBorders>
-              <w:top w:val="single" w:sz="4" w:space="0" w:color="457B9D"/>
-              <w:left w:val="single" w:sz="4" w:space="0" w:color="457B9D"/>
-              <w:bottom w:val="single" w:sz="4" w:space="0" w:color="457B9D"/>
-              <w:right w:val="single" w:sz="4" w:space="0" w:color="457B9D"/>
+              <w:top w:val="single" w:color="457B9D" w:sz="4" w:space="0"/>
+              <w:left w:val="single" w:color="457B9D" w:sz="4" w:space="0"/>
+              <w:bottom w:val="single" w:color="457B9D" w:sz="4" w:space="0"/>
+              <w:right w:val="single" w:color="457B9D" w:sz="4" w:space="0"/>
             </w:tcBorders>
             <w:shd w:val="clear" w:color="auto" w:fill="F8FBFC"/>
           </w:tcPr>
@@ -2408,7 +2813,7 @@
             </w:pPr>
             <w:r>
               <w:rPr>
-                <w:rFonts w:ascii="Courier New" w:eastAsia="Courier New" w:hAnsi="Courier New" w:cs="Courier New"/>
+                <w:rFonts w:ascii="Courier New" w:hAnsi="Courier New" w:eastAsia="Courier New" w:cs="Courier New"/>
                 <w:color w:val="1D3557"/>
                 <w:sz w:val="20"/>
                 <w:szCs w:val="20"/>
@@ -2449,10 +2854,10 @@
           <w:tcPr>
             <w:tcW w:w="2400" w:type="dxa"/>
             <w:tcBorders>
-              <w:top w:val="single" w:sz="4" w:space="0" w:color="1D3557"/>
-              <w:left w:val="single" w:sz="4" w:space="0" w:color="1D3557"/>
-              <w:bottom w:val="single" w:sz="4" w:space="0" w:color="1D3557"/>
-              <w:right w:val="single" w:sz="4" w:space="0" w:color="1D3557"/>
+              <w:top w:val="single" w:color="1D3557" w:sz="4" w:space="0"/>
+              <w:left w:val="single" w:color="1D3557" w:sz="4" w:space="0"/>
+              <w:bottom w:val="single" w:color="1D3557" w:sz="4" w:space="0"/>
+              <w:right w:val="single" w:color="1D3557" w:sz="4" w:space="0"/>
             </w:tcBorders>
             <w:shd w:val="clear" w:color="auto" w:fill="1D3557"/>
           </w:tcPr>
@@ -2476,10 +2881,10 @@
           <w:tcPr>
             <w:tcW w:w="2250" w:type="dxa"/>
             <w:tcBorders>
-              <w:top w:val="single" w:sz="4" w:space="0" w:color="1D3557"/>
-              <w:left w:val="single" w:sz="4" w:space="0" w:color="1D3557"/>
-              <w:bottom w:val="single" w:sz="4" w:space="0" w:color="1D3557"/>
-              <w:right w:val="single" w:sz="4" w:space="0" w:color="1D3557"/>
+              <w:top w:val="single" w:color="1D3557" w:sz="4" w:space="0"/>
+              <w:left w:val="single" w:color="1D3557" w:sz="4" w:space="0"/>
+              <w:bottom w:val="single" w:color="1D3557" w:sz="4" w:space="0"/>
+              <w:right w:val="single" w:color="1D3557" w:sz="4" w:space="0"/>
             </w:tcBorders>
             <w:shd w:val="clear" w:color="auto" w:fill="1D3557"/>
           </w:tcPr>
@@ -2503,10 +2908,10 @@
           <w:tcPr>
             <w:tcW w:w="4485" w:type="dxa"/>
             <w:tcBorders>
-              <w:top w:val="single" w:sz="4" w:space="0" w:color="1D3557"/>
-              <w:left w:val="single" w:sz="4" w:space="0" w:color="1D3557"/>
-              <w:bottom w:val="single" w:sz="4" w:space="0" w:color="1D3557"/>
-              <w:right w:val="single" w:sz="4" w:space="0" w:color="1D3557"/>
+              <w:top w:val="single" w:color="1D3557" w:sz="4" w:space="0"/>
+              <w:left w:val="single" w:color="1D3557" w:sz="4" w:space="0"/>
+              <w:bottom w:val="single" w:color="1D3557" w:sz="4" w:space="0"/>
+              <w:right w:val="single" w:color="1D3557" w:sz="4" w:space="0"/>
             </w:tcBorders>
             <w:shd w:val="clear" w:color="auto" w:fill="1D3557"/>
           </w:tcPr>
@@ -2532,10 +2937,10 @@
           <w:tcPr>
             <w:tcW w:w="2400" w:type="dxa"/>
             <w:tcBorders>
-              <w:top w:val="single" w:sz="4" w:space="0" w:color="CCCCCC"/>
-              <w:left w:val="single" w:sz="4" w:space="0" w:color="CCCCCC"/>
-              <w:bottom w:val="single" w:sz="4" w:space="0" w:color="CCCCCC"/>
-              <w:right w:val="single" w:sz="4" w:space="0" w:color="CCCCCC"/>
+              <w:top w:val="single" w:color="CCCCCC" w:sz="4" w:space="0"/>
+              <w:left w:val="single" w:color="CCCCCC" w:sz="4" w:space="0"/>
+              <w:bottom w:val="single" w:color="CCCCCC" w:sz="4" w:space="0"/>
+              <w:right w:val="single" w:color="CCCCCC" w:sz="4" w:space="0"/>
             </w:tcBorders>
             <w:shd w:val="clear" w:color="auto" w:fill="FFFFFF" w:themeFill="background1"/>
           </w:tcPr>
@@ -2556,10 +2961,10 @@
           <w:tcPr>
             <w:tcW w:w="2250" w:type="dxa"/>
             <w:tcBorders>
-              <w:top w:val="single" w:sz="4" w:space="0" w:color="CCCCCC"/>
-              <w:left w:val="single" w:sz="4" w:space="0" w:color="CCCCCC"/>
-              <w:bottom w:val="single" w:sz="4" w:space="0" w:color="CCCCCC"/>
-              <w:right w:val="single" w:sz="4" w:space="0" w:color="CCCCCC"/>
+              <w:top w:val="single" w:color="CCCCCC" w:sz="4" w:space="0"/>
+              <w:left w:val="single" w:color="CCCCCC" w:sz="4" w:space="0"/>
+              <w:bottom w:val="single" w:color="CCCCCC" w:sz="4" w:space="0"/>
+              <w:right w:val="single" w:color="CCCCCC" w:sz="4" w:space="0"/>
             </w:tcBorders>
             <w:shd w:val="clear" w:color="auto" w:fill="FFFFFF" w:themeFill="background1"/>
           </w:tcPr>
@@ -2579,10 +2984,10 @@
           <w:tcPr>
             <w:tcW w:w="4485" w:type="dxa"/>
             <w:tcBorders>
-              <w:top w:val="single" w:sz="4" w:space="0" w:color="CCCCCC"/>
-              <w:left w:val="single" w:sz="4" w:space="0" w:color="CCCCCC"/>
-              <w:bottom w:val="single" w:sz="4" w:space="0" w:color="CCCCCC"/>
-              <w:right w:val="single" w:sz="4" w:space="0" w:color="CCCCCC"/>
+              <w:top w:val="single" w:color="CCCCCC" w:sz="4" w:space="0"/>
+              <w:left w:val="single" w:color="CCCCCC" w:sz="4" w:space="0"/>
+              <w:bottom w:val="single" w:color="CCCCCC" w:sz="4" w:space="0"/>
+              <w:right w:val="single" w:color="CCCCCC" w:sz="4" w:space="0"/>
             </w:tcBorders>
             <w:shd w:val="clear" w:color="auto" w:fill="FFFFFF" w:themeFill="background1"/>
           </w:tcPr>
@@ -2603,10 +3008,18 @@
               <w:t>h</w:t>
             </w:r>
             <w:r>
-              <w:t xml:space="preserve">reat with motivation of grievance </w:t>
-            </w:r>
-            <w:r>
-              <w:t xml:space="preserve"> ex-employee </w:t>
+              <w:t xml:space="preserve">reat with motivation of </w:t>
+            </w:r>
+            <w:proofErr w:type="gramStart"/>
+            <w:r>
+              <w:t xml:space="preserve">grievance </w:t>
+            </w:r>
+            <w:r>
+              <w:t xml:space="preserve"> ex</w:t>
+            </w:r>
+            <w:proofErr w:type="gramEnd"/>
+            <w:r>
+              <w:t xml:space="preserve">-employee </w:t>
             </w:r>
             <w:r>
               <w:t>or mistake</w:t>
@@ -2619,10 +3032,10 @@
           <w:tcPr>
             <w:tcW w:w="2400" w:type="dxa"/>
             <w:tcBorders>
-              <w:top w:val="single" w:sz="4" w:space="0" w:color="CCCCCC"/>
-              <w:left w:val="single" w:sz="4" w:space="0" w:color="CCCCCC"/>
-              <w:bottom w:val="single" w:sz="4" w:space="0" w:color="CCCCCC"/>
-              <w:right w:val="single" w:sz="4" w:space="0" w:color="CCCCCC"/>
+              <w:top w:val="single" w:color="CCCCCC" w:sz="4" w:space="0"/>
+              <w:left w:val="single" w:color="CCCCCC" w:sz="4" w:space="0"/>
+              <w:bottom w:val="single" w:color="CCCCCC" w:sz="4" w:space="0"/>
+              <w:right w:val="single" w:color="CCCCCC" w:sz="4" w:space="0"/>
             </w:tcBorders>
             <w:shd w:val="clear" w:color="auto" w:fill="F1FAEE"/>
           </w:tcPr>
@@ -2643,10 +3056,10 @@
           <w:tcPr>
             <w:tcW w:w="2250" w:type="dxa"/>
             <w:tcBorders>
-              <w:top w:val="single" w:sz="4" w:space="0" w:color="CCCCCC"/>
-              <w:left w:val="single" w:sz="4" w:space="0" w:color="CCCCCC"/>
-              <w:bottom w:val="single" w:sz="4" w:space="0" w:color="CCCCCC"/>
-              <w:right w:val="single" w:sz="4" w:space="0" w:color="CCCCCC"/>
+              <w:top w:val="single" w:color="CCCCCC" w:sz="4" w:space="0"/>
+              <w:left w:val="single" w:color="CCCCCC" w:sz="4" w:space="0"/>
+              <w:bottom w:val="single" w:color="CCCCCC" w:sz="4" w:space="0"/>
+              <w:right w:val="single" w:color="CCCCCC" w:sz="4" w:space="0"/>
             </w:tcBorders>
             <w:shd w:val="clear" w:color="auto" w:fill="F1FAEE"/>
           </w:tcPr>
@@ -2663,10 +3076,10 @@
           <w:tcPr>
             <w:tcW w:w="4485" w:type="dxa"/>
             <w:tcBorders>
-              <w:top w:val="single" w:sz="4" w:space="0" w:color="CCCCCC"/>
-              <w:left w:val="single" w:sz="4" w:space="0" w:color="CCCCCC"/>
-              <w:bottom w:val="single" w:sz="4" w:space="0" w:color="CCCCCC"/>
-              <w:right w:val="single" w:sz="4" w:space="0" w:color="CCCCCC"/>
+              <w:top w:val="single" w:color="CCCCCC" w:sz="4" w:space="0"/>
+              <w:left w:val="single" w:color="CCCCCC" w:sz="4" w:space="0"/>
+              <w:bottom w:val="single" w:color="CCCCCC" w:sz="4" w:space="0"/>
+              <w:right w:val="single" w:color="CCCCCC" w:sz="4" w:space="0"/>
             </w:tcBorders>
             <w:shd w:val="clear" w:color="auto" w:fill="F1FAEE"/>
           </w:tcPr>
@@ -2675,7 +3088,7 @@
               <w:widowControl w:val="0"/>
               <w:spacing w:line="300" w:lineRule="auto"/>
               <w:rPr>
-                <w:rFonts w:ascii="Segoe UI" w:eastAsia="Segoe UI" w:hAnsi="Segoe UI" w:cs="Segoe UI"/>
+                <w:rFonts w:ascii="Segoe UI" w:hAnsi="Segoe UI" w:eastAsia="Segoe UI" w:cs="Segoe UI"/>
                 <w:sz w:val="21"/>
                 <w:szCs w:val="21"/>
               </w:rPr>
@@ -2688,7 +3101,7 @@
             </w:r>
             <w:r>
               <w:rPr>
-                <w:rFonts w:ascii="Segoe UI" w:eastAsia="Segoe UI" w:hAnsi="Segoe UI" w:cs="Segoe UI"/>
+                <w:rFonts w:ascii="Segoe UI" w:hAnsi="Segoe UI" w:eastAsia="Segoe UI" w:cs="Segoe UI"/>
                 <w:sz w:val="21"/>
                 <w:szCs w:val="21"/>
               </w:rPr>
@@ -2696,7 +3109,7 @@
             </w:r>
             <w:r>
               <w:rPr>
-                <w:rFonts w:ascii="Segoe UI" w:eastAsia="Segoe UI" w:hAnsi="Segoe UI" w:cs="Segoe UI"/>
+                <w:rFonts w:ascii="Segoe UI" w:hAnsi="Segoe UI" w:eastAsia="Segoe UI" w:cs="Segoe UI"/>
                 <w:sz w:val="21"/>
                 <w:szCs w:val="21"/>
               </w:rPr>
@@ -2715,10 +3128,10 @@
           <w:tcPr>
             <w:tcW w:w="2400" w:type="dxa"/>
             <w:tcBorders>
-              <w:top w:val="single" w:sz="4" w:space="0" w:color="CCCCCC"/>
-              <w:left w:val="single" w:sz="4" w:space="0" w:color="CCCCCC"/>
-              <w:bottom w:val="single" w:sz="4" w:space="0" w:color="CCCCCC"/>
-              <w:right w:val="single" w:sz="4" w:space="0" w:color="CCCCCC"/>
+              <w:top w:val="single" w:color="CCCCCC" w:sz="4" w:space="0"/>
+              <w:left w:val="single" w:color="CCCCCC" w:sz="4" w:space="0"/>
+              <w:bottom w:val="single" w:color="CCCCCC" w:sz="4" w:space="0"/>
+              <w:right w:val="single" w:color="CCCCCC" w:sz="4" w:space="0"/>
             </w:tcBorders>
             <w:shd w:val="clear" w:color="auto" w:fill="FFFFFF" w:themeFill="background1"/>
           </w:tcPr>
@@ -2739,10 +3152,10 @@
           <w:tcPr>
             <w:tcW w:w="2250" w:type="dxa"/>
             <w:tcBorders>
-              <w:top w:val="single" w:sz="4" w:space="0" w:color="CCCCCC"/>
-              <w:left w:val="single" w:sz="4" w:space="0" w:color="CCCCCC"/>
-              <w:bottom w:val="single" w:sz="4" w:space="0" w:color="CCCCCC"/>
-              <w:right w:val="single" w:sz="4" w:space="0" w:color="CCCCCC"/>
+              <w:top w:val="single" w:color="CCCCCC" w:sz="4" w:space="0"/>
+              <w:left w:val="single" w:color="CCCCCC" w:sz="4" w:space="0"/>
+              <w:bottom w:val="single" w:color="CCCCCC" w:sz="4" w:space="0"/>
+              <w:right w:val="single" w:color="CCCCCC" w:sz="4" w:space="0"/>
             </w:tcBorders>
             <w:shd w:val="clear" w:color="auto" w:fill="FFFFFF" w:themeFill="background1"/>
           </w:tcPr>
@@ -2759,10 +3172,10 @@
           <w:tcPr>
             <w:tcW w:w="4485" w:type="dxa"/>
             <w:tcBorders>
-              <w:top w:val="single" w:sz="4" w:space="0" w:color="CCCCCC"/>
-              <w:left w:val="single" w:sz="4" w:space="0" w:color="CCCCCC"/>
-              <w:bottom w:val="single" w:sz="4" w:space="0" w:color="CCCCCC"/>
-              <w:right w:val="single" w:sz="4" w:space="0" w:color="CCCCCC"/>
+              <w:top w:val="single" w:color="CCCCCC" w:sz="4" w:space="0"/>
+              <w:left w:val="single" w:color="CCCCCC" w:sz="4" w:space="0"/>
+              <w:bottom w:val="single" w:color="CCCCCC" w:sz="4" w:space="0"/>
+              <w:right w:val="single" w:color="CCCCCC" w:sz="4" w:space="0"/>
             </w:tcBorders>
             <w:shd w:val="clear" w:color="auto" w:fill="FFFFFF" w:themeFill="background1"/>
           </w:tcPr>
@@ -2781,10 +3194,10 @@
           <w:tcPr>
             <w:tcW w:w="2400" w:type="dxa"/>
             <w:tcBorders>
-              <w:top w:val="single" w:sz="4" w:space="0" w:color="CCCCCC"/>
-              <w:left w:val="single" w:sz="4" w:space="0" w:color="CCCCCC"/>
-              <w:bottom w:val="single" w:sz="4" w:space="0" w:color="CCCCCC"/>
-              <w:right w:val="single" w:sz="4" w:space="0" w:color="CCCCCC"/>
+              <w:top w:val="single" w:color="CCCCCC" w:sz="4" w:space="0"/>
+              <w:left w:val="single" w:color="CCCCCC" w:sz="4" w:space="0"/>
+              <w:bottom w:val="single" w:color="CCCCCC" w:sz="4" w:space="0"/>
+              <w:right w:val="single" w:color="CCCCCC" w:sz="4" w:space="0"/>
             </w:tcBorders>
             <w:shd w:val="clear" w:color="auto" w:fill="F1FAEE"/>
           </w:tcPr>
@@ -2805,10 +3218,10 @@
           <w:tcPr>
             <w:tcW w:w="2250" w:type="dxa"/>
             <w:tcBorders>
-              <w:top w:val="single" w:sz="4" w:space="0" w:color="CCCCCC"/>
-              <w:left w:val="single" w:sz="4" w:space="0" w:color="CCCCCC"/>
-              <w:bottom w:val="single" w:sz="4" w:space="0" w:color="CCCCCC"/>
-              <w:right w:val="single" w:sz="4" w:space="0" w:color="CCCCCC"/>
+              <w:top w:val="single" w:color="CCCCCC" w:sz="4" w:space="0"/>
+              <w:left w:val="single" w:color="CCCCCC" w:sz="4" w:space="0"/>
+              <w:bottom w:val="single" w:color="CCCCCC" w:sz="4" w:space="0"/>
+              <w:right w:val="single" w:color="CCCCCC" w:sz="4" w:space="0"/>
             </w:tcBorders>
             <w:shd w:val="clear" w:color="auto" w:fill="F1FAEE"/>
           </w:tcPr>
@@ -2825,10 +3238,10 @@
           <w:tcPr>
             <w:tcW w:w="4485" w:type="dxa"/>
             <w:tcBorders>
-              <w:top w:val="single" w:sz="4" w:space="0" w:color="CCCCCC"/>
-              <w:left w:val="single" w:sz="4" w:space="0" w:color="CCCCCC"/>
-              <w:bottom w:val="single" w:sz="4" w:space="0" w:color="CCCCCC"/>
-              <w:right w:val="single" w:sz="4" w:space="0" w:color="CCCCCC"/>
+              <w:top w:val="single" w:color="CCCCCC" w:sz="4" w:space="0"/>
+              <w:left w:val="single" w:color="CCCCCC" w:sz="4" w:space="0"/>
+              <w:bottom w:val="single" w:color="CCCCCC" w:sz="4" w:space="0"/>
+              <w:right w:val="single" w:color="CCCCCC" w:sz="4" w:space="0"/>
             </w:tcBorders>
             <w:shd w:val="clear" w:color="auto" w:fill="F1FAEE"/>
           </w:tcPr>
@@ -2865,10 +3278,10 @@
           <w:tcPr>
             <w:tcW w:w="2400" w:type="dxa"/>
             <w:tcBorders>
-              <w:top w:val="single" w:sz="4" w:space="0" w:color="CCCCCC"/>
-              <w:left w:val="single" w:sz="4" w:space="0" w:color="CCCCCC"/>
-              <w:bottom w:val="single" w:sz="4" w:space="0" w:color="CCCCCC"/>
-              <w:right w:val="single" w:sz="4" w:space="0" w:color="CCCCCC"/>
+              <w:top w:val="single" w:color="CCCCCC" w:sz="4" w:space="0"/>
+              <w:left w:val="single" w:color="CCCCCC" w:sz="4" w:space="0"/>
+              <w:bottom w:val="single" w:color="CCCCCC" w:sz="4" w:space="0"/>
+              <w:right w:val="single" w:color="CCCCCC" w:sz="4" w:space="0"/>
             </w:tcBorders>
             <w:shd w:val="clear" w:color="auto" w:fill="FFFFFF" w:themeFill="background1"/>
           </w:tcPr>
@@ -2889,10 +3302,10 @@
           <w:tcPr>
             <w:tcW w:w="2250" w:type="dxa"/>
             <w:tcBorders>
-              <w:top w:val="single" w:sz="4" w:space="0" w:color="CCCCCC"/>
-              <w:left w:val="single" w:sz="4" w:space="0" w:color="CCCCCC"/>
-              <w:bottom w:val="single" w:sz="4" w:space="0" w:color="CCCCCC"/>
-              <w:right w:val="single" w:sz="4" w:space="0" w:color="CCCCCC"/>
+              <w:top w:val="single" w:color="CCCCCC" w:sz="4" w:space="0"/>
+              <w:left w:val="single" w:color="CCCCCC" w:sz="4" w:space="0"/>
+              <w:bottom w:val="single" w:color="CCCCCC" w:sz="4" w:space="0"/>
+              <w:right w:val="single" w:color="CCCCCC" w:sz="4" w:space="0"/>
             </w:tcBorders>
             <w:shd w:val="clear" w:color="auto" w:fill="FFFFFF" w:themeFill="background1"/>
           </w:tcPr>
@@ -2909,10 +3322,10 @@
           <w:tcPr>
             <w:tcW w:w="4485" w:type="dxa"/>
             <w:tcBorders>
-              <w:top w:val="single" w:sz="4" w:space="0" w:color="CCCCCC"/>
-              <w:left w:val="single" w:sz="4" w:space="0" w:color="CCCCCC"/>
-              <w:bottom w:val="single" w:sz="4" w:space="0" w:color="CCCCCC"/>
-              <w:right w:val="single" w:sz="4" w:space="0" w:color="CCCCCC"/>
+              <w:top w:val="single" w:color="CCCCCC" w:sz="4" w:space="0"/>
+              <w:left w:val="single" w:color="CCCCCC" w:sz="4" w:space="0"/>
+              <w:bottom w:val="single" w:color="CCCCCC" w:sz="4" w:space="0"/>
+              <w:right w:val="single" w:color="CCCCCC" w:sz="4" w:space="0"/>
             </w:tcBorders>
             <w:shd w:val="clear" w:color="auto" w:fill="FFFFFF" w:themeFill="background1"/>
           </w:tcPr>
@@ -2940,10 +3353,10 @@
           <w:tcPr>
             <w:tcW w:w="2400" w:type="dxa"/>
             <w:tcBorders>
-              <w:top w:val="single" w:sz="4" w:space="0" w:color="CCCCCC"/>
-              <w:left w:val="single" w:sz="4" w:space="0" w:color="CCCCCC"/>
-              <w:bottom w:val="single" w:sz="4" w:space="0" w:color="CCCCCC"/>
-              <w:right w:val="single" w:sz="4" w:space="0" w:color="CCCCCC"/>
+              <w:top w:val="single" w:color="CCCCCC" w:sz="4" w:space="0"/>
+              <w:left w:val="single" w:color="CCCCCC" w:sz="4" w:space="0"/>
+              <w:bottom w:val="single" w:color="CCCCCC" w:sz="4" w:space="0"/>
+              <w:right w:val="single" w:color="CCCCCC" w:sz="4" w:space="0"/>
             </w:tcBorders>
             <w:shd w:val="clear" w:color="auto" w:fill="F1FAEE"/>
           </w:tcPr>
@@ -2964,10 +3377,10 @@
           <w:tcPr>
             <w:tcW w:w="2250" w:type="dxa"/>
             <w:tcBorders>
-              <w:top w:val="single" w:sz="4" w:space="0" w:color="CCCCCC"/>
-              <w:left w:val="single" w:sz="4" w:space="0" w:color="CCCCCC"/>
-              <w:bottom w:val="single" w:sz="4" w:space="0" w:color="CCCCCC"/>
-              <w:right w:val="single" w:sz="4" w:space="0" w:color="CCCCCC"/>
+              <w:top w:val="single" w:color="CCCCCC" w:sz="4" w:space="0"/>
+              <w:left w:val="single" w:color="CCCCCC" w:sz="4" w:space="0"/>
+              <w:bottom w:val="single" w:color="CCCCCC" w:sz="4" w:space="0"/>
+              <w:right w:val="single" w:color="CCCCCC" w:sz="4" w:space="0"/>
             </w:tcBorders>
             <w:shd w:val="clear" w:color="auto" w:fill="F1FAEE"/>
           </w:tcPr>
@@ -2984,10 +3397,10 @@
           <w:tcPr>
             <w:tcW w:w="4485" w:type="dxa"/>
             <w:tcBorders>
-              <w:top w:val="single" w:sz="4" w:space="0" w:color="CCCCCC"/>
-              <w:left w:val="single" w:sz="4" w:space="0" w:color="CCCCCC"/>
-              <w:bottom w:val="single" w:sz="4" w:space="0" w:color="CCCCCC"/>
-              <w:right w:val="single" w:sz="4" w:space="0" w:color="CCCCCC"/>
+              <w:top w:val="single" w:color="CCCCCC" w:sz="4" w:space="0"/>
+              <w:left w:val="single" w:color="CCCCCC" w:sz="4" w:space="0"/>
+              <w:bottom w:val="single" w:color="CCCCCC" w:sz="4" w:space="0"/>
+              <w:right w:val="single" w:color="CCCCCC" w:sz="4" w:space="0"/>
             </w:tcBorders>
             <w:shd w:val="clear" w:color="auto" w:fill="F1FAEE"/>
           </w:tcPr>
@@ -3033,10 +3446,10 @@
           <w:tcPr>
             <w:tcW w:w="9026" w:type="dxa"/>
             <w:tcBorders>
-              <w:top w:val="single" w:sz="4" w:space="0" w:color="457B9D"/>
-              <w:left w:val="single" w:sz="4" w:space="0" w:color="457B9D"/>
-              <w:bottom w:val="single" w:sz="4" w:space="0" w:color="457B9D"/>
-              <w:right w:val="single" w:sz="4" w:space="0" w:color="457B9D"/>
+              <w:top w:val="single" w:color="457B9D" w:sz="4" w:space="0"/>
+              <w:left w:val="single" w:color="457B9D" w:sz="4" w:space="0"/>
+              <w:bottom w:val="single" w:color="457B9D" w:sz="4" w:space="0"/>
+              <w:right w:val="single" w:color="457B9D" w:sz="4" w:space="0"/>
             </w:tcBorders>
             <w:shd w:val="clear" w:color="auto" w:fill="F1FAEE"/>
           </w:tcPr>
@@ -3067,13 +3480,23 @@
       <w:pPr>
         <w:spacing w:before="200" w:after="80"/>
       </w:pPr>
+      <w:proofErr w:type="gramStart"/>
       <w:r>
         <w:rPr>
           <w:b/>
           <w:bCs/>
           <w:color w:val="1D3557"/>
         </w:rPr>
-        <w:t>1.5  Legal framework</w:t>
+        <w:t>1.5  Legal</w:t>
+      </w:r>
+      <w:proofErr w:type="gramEnd"/>
+      <w:r>
+        <w:rPr>
+          <w:b/>
+          <w:bCs/>
+          <w:color w:val="1D3557"/>
+        </w:rPr>
+        <w:t xml:space="preserve"> framework</w:t>
       </w:r>
     </w:p>
     <w:tbl>
@@ -3096,10 +3519,10 @@
           <w:tcPr>
             <w:tcW w:w="9026" w:type="dxa"/>
             <w:tcBorders>
-              <w:top w:val="single" w:sz="4" w:space="0" w:color="457B9D"/>
-              <w:left w:val="single" w:sz="4" w:space="0" w:color="457B9D"/>
-              <w:bottom w:val="single" w:sz="4" w:space="0" w:color="457B9D"/>
-              <w:right w:val="single" w:sz="4" w:space="0" w:color="457B9D"/>
+              <w:top w:val="single" w:color="457B9D" w:sz="4" w:space="0"/>
+              <w:left w:val="single" w:color="457B9D" w:sz="4" w:space="0"/>
+              <w:bottom w:val="single" w:color="457B9D" w:sz="4" w:space="0"/>
+              <w:right w:val="single" w:color="457B9D" w:sz="4" w:space="0"/>
             </w:tcBorders>
             <w:shd w:val="clear" w:color="auto" w:fill="F1FAEE"/>
           </w:tcPr>
@@ -3177,9 +3600,9 @@
           <w:tcPr>
             <w:tcW w:w="9026" w:type="dxa"/>
             <w:tcBorders>
-              <w:top w:val="single" w:sz="4" w:space="0" w:color="457B9D"/>
-              <w:left w:val="single" w:sz="4" w:space="0" w:color="457B9D"/>
-              <w:right w:val="single" w:sz="4" w:space="0" w:color="457B9D"/>
+              <w:top w:val="single" w:color="457B9D" w:sz="4" w:space="0"/>
+              <w:left w:val="single" w:color="457B9D" w:sz="4" w:space="0"/>
+              <w:right w:val="single" w:color="457B9D" w:sz="4" w:space="0"/>
             </w:tcBorders>
             <w:shd w:val="clear" w:color="auto" w:fill="F1FAEE"/>
           </w:tcPr>
@@ -3240,8 +3663,8 @@
           <w:tcPr>
             <w:tcW w:w="9026" w:type="dxa"/>
             <w:tcBorders>
-              <w:left w:val="single" w:sz="4" w:space="0" w:color="457B9D"/>
-              <w:right w:val="single" w:sz="4" w:space="0" w:color="457B9D"/>
+              <w:left w:val="single" w:color="457B9D" w:sz="4" w:space="0"/>
+              <w:right w:val="single" w:color="457B9D" w:sz="4" w:space="0"/>
             </w:tcBorders>
             <w:shd w:val="clear" w:color="auto" w:fill="F1FAEE"/>
           </w:tcPr>
@@ -3260,9 +3683,9 @@
           <w:tcPr>
             <w:tcW w:w="9026" w:type="dxa"/>
             <w:tcBorders>
-              <w:left w:val="single" w:sz="4" w:space="0" w:color="457B9D"/>
-              <w:bottom w:val="single" w:sz="4" w:space="0" w:color="457B9D"/>
-              <w:right w:val="single" w:sz="4" w:space="0" w:color="457B9D"/>
+              <w:left w:val="single" w:color="457B9D" w:sz="4" w:space="0"/>
+              <w:bottom w:val="single" w:color="457B9D" w:sz="4" w:space="0"/>
+              <w:right w:val="single" w:color="457B9D" w:sz="4" w:space="0"/>
             </w:tcBorders>
             <w:shd w:val="clear" w:color="auto" w:fill="F1FAEE"/>
           </w:tcPr>
@@ -3299,10 +3722,10 @@
           <w:tcPr>
             <w:tcW w:w="9026" w:type="dxa"/>
             <w:tcBorders>
-              <w:top w:val="single" w:sz="4" w:space="0" w:color="457B9D"/>
-              <w:left w:val="single" w:sz="4" w:space="0" w:color="457B9D"/>
-              <w:bottom w:val="single" w:sz="4" w:space="0" w:color="457B9D"/>
-              <w:right w:val="single" w:sz="4" w:space="0" w:color="457B9D"/>
+              <w:top w:val="single" w:color="457B9D" w:sz="4" w:space="0"/>
+              <w:left w:val="single" w:color="457B9D" w:sz="4" w:space="0"/>
+              <w:bottom w:val="single" w:color="457B9D" w:sz="4" w:space="0"/>
+              <w:right w:val="single" w:color="457B9D" w:sz="4" w:space="0"/>
             </w:tcBorders>
             <w:shd w:val="clear" w:color="auto" w:fill="F1FAEE"/>
           </w:tcPr>
@@ -3335,7 +3758,7 @@
             </w:r>
             <w:r>
               <w:rPr>
-                <w:rFonts w:ascii="Courier New" w:eastAsia="Courier New" w:hAnsi="Courier New" w:cs="Courier New"/>
+                <w:rFonts w:ascii="Courier New" w:hAnsi="Courier New" w:eastAsia="Courier New" w:cs="Courier New"/>
                 <w:sz w:val="21"/>
                 <w:szCs w:val="21"/>
               </w:rPr>
@@ -3405,9 +3828,9 @@
           <w:tcPr>
             <w:tcW w:w="9026" w:type="dxa"/>
             <w:tcBorders>
-              <w:top w:val="single" w:sz="4" w:space="0" w:color="457B9D"/>
-              <w:left w:val="single" w:sz="4" w:space="0" w:color="457B9D"/>
-              <w:right w:val="single" w:sz="4" w:space="0" w:color="457B9D"/>
+              <w:top w:val="single" w:color="457B9D" w:sz="4" w:space="0"/>
+              <w:left w:val="single" w:color="457B9D" w:sz="4" w:space="0"/>
+              <w:right w:val="single" w:color="457B9D" w:sz="4" w:space="0"/>
             </w:tcBorders>
             <w:shd w:val="clear" w:color="auto" w:fill="F1FAEE"/>
           </w:tcPr>
@@ -3444,8 +3867,8 @@
           <w:tcPr>
             <w:tcW w:w="9026" w:type="dxa"/>
             <w:tcBorders>
-              <w:left w:val="single" w:sz="4" w:space="0" w:color="457B9D"/>
-              <w:right w:val="single" w:sz="4" w:space="0" w:color="457B9D"/>
+              <w:left w:val="single" w:color="457B9D" w:sz="4" w:space="0"/>
+              <w:right w:val="single" w:color="457B9D" w:sz="4" w:space="0"/>
             </w:tcBorders>
             <w:shd w:val="clear" w:color="auto" w:fill="F1FAEE"/>
           </w:tcPr>
@@ -3464,9 +3887,9 @@
           <w:tcPr>
             <w:tcW w:w="9026" w:type="dxa"/>
             <w:tcBorders>
-              <w:left w:val="single" w:sz="4" w:space="0" w:color="457B9D"/>
-              <w:bottom w:val="single" w:sz="4" w:space="0" w:color="457B9D"/>
-              <w:right w:val="single" w:sz="4" w:space="0" w:color="457B9D"/>
+              <w:left w:val="single" w:color="457B9D" w:sz="4" w:space="0"/>
+              <w:bottom w:val="single" w:color="457B9D" w:sz="4" w:space="0"/>
+              <w:right w:val="single" w:color="457B9D" w:sz="4" w:space="0"/>
             </w:tcBorders>
             <w:shd w:val="clear" w:color="auto" w:fill="F1FAEE"/>
           </w:tcPr>
@@ -3486,7 +3909,7 @@
     <w:p>
       <w:pPr>
         <w:pBdr>
-          <w:bottom w:val="single" w:sz="8" w:space="4" w:color="457B9D"/>
+          <w:bottom w:val="single" w:color="457B9D" w:sz="8" w:space="4"/>
         </w:pBdr>
         <w:spacing w:before="320" w:after="120"/>
       </w:pPr>
@@ -3521,10 +3944,10 @@
           <w:tcPr>
             <w:tcW w:w="9026" w:type="dxa"/>
             <w:tcBorders>
-              <w:top w:val="single" w:sz="4" w:space="0" w:color="1D3557"/>
-              <w:left w:val="single" w:sz="4" w:space="0" w:color="1D3557"/>
-              <w:bottom w:val="single" w:sz="4" w:space="0" w:color="1D3557"/>
-              <w:right w:val="single" w:sz="4" w:space="0" w:color="1D3557"/>
+              <w:top w:val="single" w:color="1D3557" w:sz="4" w:space="0"/>
+              <w:left w:val="single" w:color="1D3557" w:sz="4" w:space="0"/>
+              <w:bottom w:val="single" w:color="1D3557" w:sz="4" w:space="0"/>
+              <w:right w:val="single" w:color="1D3557" w:sz="4" w:space="0"/>
             </w:tcBorders>
             <w:shd w:val="clear" w:color="auto" w:fill="D6E4EE"/>
           </w:tcPr>
@@ -3584,10 +4007,10 @@
           <w:tcPr>
             <w:tcW w:w="9026" w:type="dxa"/>
             <w:tcBorders>
-              <w:top w:val="single" w:sz="4" w:space="0" w:color="1D3557"/>
-              <w:left w:val="single" w:sz="4" w:space="0" w:color="1D3557"/>
-              <w:bottom w:val="single" w:sz="4" w:space="0" w:color="1D3557"/>
-              <w:right w:val="single" w:sz="4" w:space="0" w:color="1D3557"/>
+              <w:top w:val="single" w:color="1D3557" w:sz="4" w:space="0"/>
+              <w:left w:val="single" w:color="1D3557" w:sz="4" w:space="0"/>
+              <w:bottom w:val="single" w:color="1D3557" w:sz="4" w:space="0"/>
+              <w:right w:val="single" w:color="1D3557" w:sz="4" w:space="0"/>
             </w:tcBorders>
             <w:shd w:val="clear" w:color="auto" w:fill="F8FBFC"/>
           </w:tcPr>
@@ -3614,7 +4037,7 @@
             </w:pPr>
             <w:r>
               <w:rPr>
-                <w:rFonts w:ascii="Courier New" w:eastAsia="Courier New" w:hAnsi="Courier New" w:cs="Courier New"/>
+                <w:rFonts w:ascii="Courier New" w:hAnsi="Courier New" w:eastAsia="Courier New" w:cs="Courier New"/>
                 <w:color w:val="0F1923"/>
                 <w:sz w:val="19"/>
                 <w:szCs w:val="19"/>
@@ -3645,7 +4068,7 @@
             </w:pPr>
             <w:r>
               <w:rPr>
-                <w:rFonts w:ascii="Courier New" w:eastAsia="Courier New" w:hAnsi="Courier New" w:cs="Courier New"/>
+                <w:rFonts w:ascii="Courier New" w:hAnsi="Courier New" w:eastAsia="Courier New" w:cs="Courier New"/>
                 <w:sz w:val="19"/>
                 <w:szCs w:val="19"/>
               </w:rPr>
@@ -3659,7 +4082,7 @@
             </w:pPr>
             <w:r>
               <w:rPr>
-                <w:rFonts w:ascii="Courier New" w:eastAsia="Courier New" w:hAnsi="Courier New" w:cs="Courier New"/>
+                <w:rFonts w:ascii="Courier New" w:hAnsi="Courier New" w:eastAsia="Courier New" w:cs="Courier New"/>
                 <w:sz w:val="19"/>
                 <w:szCs w:val="19"/>
               </w:rPr>
@@ -3673,20 +4096,38 @@
             </w:pPr>
             <w:r>
               <w:rPr>
-                <w:rFonts w:ascii="Courier New" w:eastAsia="Courier New" w:hAnsi="Courier New" w:cs="Courier New"/>
+                <w:rFonts w:ascii="Courier New" w:hAnsi="Courier New" w:eastAsia="Courier New" w:cs="Courier New"/>
                 <w:sz w:val="19"/>
                 <w:szCs w:val="19"/>
               </w:rPr>
-              <w:t>Suspected actor:     BarmBuzz Ltd -- competitor, launched 6 months prior</w:t>
-            </w:r>
-          </w:p>
-          <w:p>
-            <w:pPr>
-              <w:widowControl w:val="0"/>
-            </w:pPr>
-            <w:r>
-              <w:rPr>
-                <w:rFonts w:ascii="Courier New" w:eastAsia="Courier New" w:hAnsi="Courier New" w:cs="Courier New"/>
+              <w:t xml:space="preserve">Suspected actor:     </w:t>
+            </w:r>
+            <w:proofErr w:type="spellStart"/>
+            <w:r>
+              <w:rPr>
+                <w:rFonts w:ascii="Courier New" w:hAnsi="Courier New" w:eastAsia="Courier New" w:cs="Courier New"/>
+                <w:sz w:val="19"/>
+                <w:szCs w:val="19"/>
+              </w:rPr>
+              <w:t>BarmBuzz</w:t>
+            </w:r>
+            <w:proofErr w:type="spellEnd"/>
+            <w:r>
+              <w:rPr>
+                <w:rFonts w:ascii="Courier New" w:hAnsi="Courier New" w:eastAsia="Courier New" w:cs="Courier New"/>
+                <w:sz w:val="19"/>
+                <w:szCs w:val="19"/>
+              </w:rPr>
+              <w:t xml:space="preserve"> Ltd -- competitor, launched 6 months prior</w:t>
+            </w:r>
+          </w:p>
+          <w:p>
+            <w:pPr>
+              <w:widowControl w:val="0"/>
+            </w:pPr>
+            <w:r>
+              <w:rPr>
+                <w:rFonts w:ascii="Courier New" w:hAnsi="Courier New" w:eastAsia="Courier New" w:cs="Courier New"/>
                 <w:sz w:val="19"/>
                 <w:szCs w:val="19"/>
               </w:rPr>
@@ -3750,10 +4191,10 @@
           <w:tcPr>
             <w:tcW w:w="2400" w:type="dxa"/>
             <w:tcBorders>
-              <w:top w:val="single" w:sz="4" w:space="0" w:color="1D3557"/>
-              <w:left w:val="single" w:sz="4" w:space="0" w:color="1D3557"/>
-              <w:bottom w:val="single" w:sz="4" w:space="0" w:color="1D3557"/>
-              <w:right w:val="single" w:sz="4" w:space="0" w:color="1D3557"/>
+              <w:top w:val="single" w:color="1D3557" w:sz="4" w:space="0"/>
+              <w:left w:val="single" w:color="1D3557" w:sz="4" w:space="0"/>
+              <w:bottom w:val="single" w:color="1D3557" w:sz="4" w:space="0"/>
+              <w:right w:val="single" w:color="1D3557" w:sz="4" w:space="0"/>
             </w:tcBorders>
             <w:shd w:val="clear" w:color="auto" w:fill="1D3557"/>
           </w:tcPr>
@@ -3777,10 +4218,10 @@
           <w:tcPr>
             <w:tcW w:w="6625" w:type="dxa"/>
             <w:tcBorders>
-              <w:top w:val="single" w:sz="4" w:space="0" w:color="1D3557"/>
-              <w:left w:val="single" w:sz="4" w:space="0" w:color="1D3557"/>
-              <w:bottom w:val="single" w:sz="4" w:space="0" w:color="1D3557"/>
-              <w:right w:val="single" w:sz="4" w:space="0" w:color="1D3557"/>
+              <w:top w:val="single" w:color="1D3557" w:sz="4" w:space="0"/>
+              <w:left w:val="single" w:color="1D3557" w:sz="4" w:space="0"/>
+              <w:bottom w:val="single" w:color="1D3557" w:sz="4" w:space="0"/>
+              <w:right w:val="single" w:color="1D3557" w:sz="4" w:space="0"/>
             </w:tcBorders>
             <w:shd w:val="clear" w:color="auto" w:fill="1D3557"/>
           </w:tcPr>
@@ -3806,10 +4247,10 @@
           <w:tcPr>
             <w:tcW w:w="2400" w:type="dxa"/>
             <w:tcBorders>
-              <w:top w:val="single" w:sz="4" w:space="0" w:color="CCCCCC"/>
-              <w:left w:val="single" w:sz="4" w:space="0" w:color="CCCCCC"/>
-              <w:bottom w:val="single" w:sz="4" w:space="0" w:color="CCCCCC"/>
-              <w:right w:val="single" w:sz="4" w:space="0" w:color="CCCCCC"/>
+              <w:top w:val="single" w:color="CCCCCC" w:sz="4" w:space="0"/>
+              <w:left w:val="single" w:color="CCCCCC" w:sz="4" w:space="0"/>
+              <w:bottom w:val="single" w:color="CCCCCC" w:sz="4" w:space="0"/>
+              <w:right w:val="single" w:color="CCCCCC" w:sz="4" w:space="0"/>
             </w:tcBorders>
             <w:shd w:val="clear" w:color="auto" w:fill="FFFFFF" w:themeFill="background1"/>
           </w:tcPr>
@@ -3830,10 +4271,10 @@
           <w:tcPr>
             <w:tcW w:w="6625" w:type="dxa"/>
             <w:tcBorders>
-              <w:top w:val="single" w:sz="4" w:space="0" w:color="CCCCCC"/>
-              <w:left w:val="single" w:sz="4" w:space="0" w:color="CCCCCC"/>
-              <w:bottom w:val="single" w:sz="4" w:space="0" w:color="CCCCCC"/>
-              <w:right w:val="single" w:sz="4" w:space="0" w:color="CCCCCC"/>
+              <w:top w:val="single" w:color="CCCCCC" w:sz="4" w:space="0"/>
+              <w:left w:val="single" w:color="CCCCCC" w:sz="4" w:space="0"/>
+              <w:bottom w:val="single" w:color="CCCCCC" w:sz="4" w:space="0"/>
+              <w:right w:val="single" w:color="CCCCCC" w:sz="4" w:space="0"/>
             </w:tcBorders>
             <w:shd w:val="clear" w:color="auto" w:fill="FFFFFF" w:themeFill="background1"/>
           </w:tcPr>
@@ -3842,7 +4283,15 @@
               <w:widowControl w:val="0"/>
             </w:pPr>
             <w:r>
-              <w:t>It was a deliberate attack, we find it that it may be the suspected actor or an inside treat with motives of mistake</w:t>
+              <w:t xml:space="preserve">It was a deliberate </w:t>
+            </w:r>
+            <w:proofErr w:type="gramStart"/>
+            <w:r>
+              <w:t>attack,</w:t>
+            </w:r>
+            <w:proofErr w:type="gramEnd"/>
+            <w:r>
+              <w:t xml:space="preserve"> we find it that it may be the suspected actor or an inside treat with motives of mistake</w:t>
             </w:r>
           </w:p>
         </w:tc>
@@ -3852,10 +4301,10 @@
           <w:tcPr>
             <w:tcW w:w="2400" w:type="dxa"/>
             <w:tcBorders>
-              <w:top w:val="single" w:sz="4" w:space="0" w:color="CCCCCC"/>
-              <w:left w:val="single" w:sz="4" w:space="0" w:color="CCCCCC"/>
-              <w:bottom w:val="single" w:sz="4" w:space="0" w:color="CCCCCC"/>
-              <w:right w:val="single" w:sz="4" w:space="0" w:color="CCCCCC"/>
+              <w:top w:val="single" w:color="CCCCCC" w:sz="4" w:space="0"/>
+              <w:left w:val="single" w:color="CCCCCC" w:sz="4" w:space="0"/>
+              <w:bottom w:val="single" w:color="CCCCCC" w:sz="4" w:space="0"/>
+              <w:right w:val="single" w:color="CCCCCC" w:sz="4" w:space="0"/>
             </w:tcBorders>
             <w:shd w:val="clear" w:color="auto" w:fill="F1FAEE"/>
           </w:tcPr>
@@ -3876,10 +4325,10 @@
           <w:tcPr>
             <w:tcW w:w="6625" w:type="dxa"/>
             <w:tcBorders>
-              <w:top w:val="single" w:sz="4" w:space="0" w:color="CCCCCC"/>
-              <w:left w:val="single" w:sz="4" w:space="0" w:color="CCCCCC"/>
-              <w:bottom w:val="single" w:sz="4" w:space="0" w:color="CCCCCC"/>
-              <w:right w:val="single" w:sz="4" w:space="0" w:color="CCCCCC"/>
+              <w:top w:val="single" w:color="CCCCCC" w:sz="4" w:space="0"/>
+              <w:left w:val="single" w:color="CCCCCC" w:sz="4" w:space="0"/>
+              <w:bottom w:val="single" w:color="CCCCCC" w:sz="4" w:space="0"/>
+              <w:right w:val="single" w:color="CCCCCC" w:sz="4" w:space="0"/>
             </w:tcBorders>
             <w:shd w:val="clear" w:color="auto" w:fill="F1FAEE"/>
           </w:tcPr>
@@ -3898,10 +4347,10 @@
           <w:tcPr>
             <w:tcW w:w="2400" w:type="dxa"/>
             <w:tcBorders>
-              <w:top w:val="single" w:sz="4" w:space="0" w:color="CCCCCC"/>
-              <w:left w:val="single" w:sz="4" w:space="0" w:color="CCCCCC"/>
-              <w:bottom w:val="single" w:sz="4" w:space="0" w:color="CCCCCC"/>
-              <w:right w:val="single" w:sz="4" w:space="0" w:color="CCCCCC"/>
+              <w:top w:val="single" w:color="CCCCCC" w:sz="4" w:space="0"/>
+              <w:left w:val="single" w:color="CCCCCC" w:sz="4" w:space="0"/>
+              <w:bottom w:val="single" w:color="CCCCCC" w:sz="4" w:space="0"/>
+              <w:right w:val="single" w:color="CCCCCC" w:sz="4" w:space="0"/>
             </w:tcBorders>
             <w:shd w:val="clear" w:color="auto" w:fill="FFFFFF" w:themeFill="background1"/>
           </w:tcPr>
@@ -3922,10 +4371,10 @@
           <w:tcPr>
             <w:tcW w:w="6625" w:type="dxa"/>
             <w:tcBorders>
-              <w:top w:val="single" w:sz="4" w:space="0" w:color="CCCCCC"/>
-              <w:left w:val="single" w:sz="4" w:space="0" w:color="CCCCCC"/>
-              <w:bottom w:val="single" w:sz="4" w:space="0" w:color="CCCCCC"/>
-              <w:right w:val="single" w:sz="4" w:space="0" w:color="CCCCCC"/>
+              <w:top w:val="single" w:color="CCCCCC" w:sz="4" w:space="0"/>
+              <w:left w:val="single" w:color="CCCCCC" w:sz="4" w:space="0"/>
+              <w:bottom w:val="single" w:color="CCCCCC" w:sz="4" w:space="0"/>
+              <w:right w:val="single" w:color="CCCCCC" w:sz="4" w:space="0"/>
             </w:tcBorders>
             <w:shd w:val="clear" w:color="auto" w:fill="FFFFFF" w:themeFill="background1"/>
           </w:tcPr>
@@ -3944,10 +4393,10 @@
           <w:tcPr>
             <w:tcW w:w="2400" w:type="dxa"/>
             <w:tcBorders>
-              <w:top w:val="single" w:sz="4" w:space="0" w:color="CCCCCC"/>
-              <w:left w:val="single" w:sz="4" w:space="0" w:color="CCCCCC"/>
-              <w:bottom w:val="single" w:sz="4" w:space="0" w:color="CCCCCC"/>
-              <w:right w:val="single" w:sz="4" w:space="0" w:color="CCCCCC"/>
+              <w:top w:val="single" w:color="CCCCCC" w:sz="4" w:space="0"/>
+              <w:left w:val="single" w:color="CCCCCC" w:sz="4" w:space="0"/>
+              <w:bottom w:val="single" w:color="CCCCCC" w:sz="4" w:space="0"/>
+              <w:right w:val="single" w:color="CCCCCC" w:sz="4" w:space="0"/>
             </w:tcBorders>
             <w:shd w:val="clear" w:color="auto" w:fill="F1FAEE"/>
           </w:tcPr>
@@ -3968,10 +4417,10 @@
           <w:tcPr>
             <w:tcW w:w="6625" w:type="dxa"/>
             <w:tcBorders>
-              <w:top w:val="single" w:sz="4" w:space="0" w:color="CCCCCC"/>
-              <w:left w:val="single" w:sz="4" w:space="0" w:color="CCCCCC"/>
-              <w:bottom w:val="single" w:sz="4" w:space="0" w:color="CCCCCC"/>
-              <w:right w:val="single" w:sz="4" w:space="0" w:color="CCCCCC"/>
+              <w:top w:val="single" w:color="CCCCCC" w:sz="4" w:space="0"/>
+              <w:left w:val="single" w:color="CCCCCC" w:sz="4" w:space="0"/>
+              <w:bottom w:val="single" w:color="CCCCCC" w:sz="4" w:space="0"/>
+              <w:right w:val="single" w:color="CCCCCC" w:sz="4" w:space="0"/>
             </w:tcBorders>
             <w:shd w:val="clear" w:color="auto" w:fill="F1FAEE"/>
           </w:tcPr>
@@ -3990,10 +4439,10 @@
           <w:tcPr>
             <w:tcW w:w="2400" w:type="dxa"/>
             <w:tcBorders>
-              <w:top w:val="single" w:sz="4" w:space="0" w:color="CCCCCC"/>
-              <w:left w:val="single" w:sz="4" w:space="0" w:color="CCCCCC"/>
-              <w:bottom w:val="single" w:sz="4" w:space="0" w:color="CCCCCC"/>
-              <w:right w:val="single" w:sz="4" w:space="0" w:color="CCCCCC"/>
+              <w:top w:val="single" w:color="CCCCCC" w:sz="4" w:space="0"/>
+              <w:left w:val="single" w:color="CCCCCC" w:sz="4" w:space="0"/>
+              <w:bottom w:val="single" w:color="CCCCCC" w:sz="4" w:space="0"/>
+              <w:right w:val="single" w:color="CCCCCC" w:sz="4" w:space="0"/>
             </w:tcBorders>
             <w:shd w:val="clear" w:color="auto" w:fill="FFFFFF" w:themeFill="background1"/>
           </w:tcPr>
@@ -4014,10 +4463,10 @@
           <w:tcPr>
             <w:tcW w:w="6625" w:type="dxa"/>
             <w:tcBorders>
-              <w:top w:val="single" w:sz="4" w:space="0" w:color="CCCCCC"/>
-              <w:left w:val="single" w:sz="4" w:space="0" w:color="CCCCCC"/>
-              <w:bottom w:val="single" w:sz="4" w:space="0" w:color="CCCCCC"/>
-              <w:right w:val="single" w:sz="4" w:space="0" w:color="CCCCCC"/>
+              <w:top w:val="single" w:color="CCCCCC" w:sz="4" w:space="0"/>
+              <w:left w:val="single" w:color="CCCCCC" w:sz="4" w:space="0"/>
+              <w:bottom w:val="single" w:color="CCCCCC" w:sz="4" w:space="0"/>
+              <w:right w:val="single" w:color="CCCCCC" w:sz="4" w:space="0"/>
             </w:tcBorders>
             <w:shd w:val="clear" w:color="auto" w:fill="FFFFFF" w:themeFill="background1"/>
           </w:tcPr>
@@ -4057,10 +4506,10 @@
           <w:tcPr>
             <w:tcW w:w="9026" w:type="dxa"/>
             <w:tcBorders>
-              <w:top w:val="single" w:sz="4" w:space="0" w:color="457B9D"/>
-              <w:left w:val="single" w:sz="4" w:space="0" w:color="457B9D"/>
-              <w:bottom w:val="single" w:sz="4" w:space="0" w:color="457B9D"/>
-              <w:right w:val="single" w:sz="4" w:space="0" w:color="457B9D"/>
+              <w:top w:val="single" w:color="457B9D" w:sz="4" w:space="0"/>
+              <w:left w:val="single" w:color="457B9D" w:sz="4" w:space="0"/>
+              <w:bottom w:val="single" w:color="457B9D" w:sz="4" w:space="0"/>
+              <w:right w:val="single" w:color="457B9D" w:sz="4" w:space="0"/>
             </w:tcBorders>
             <w:shd w:val="clear" w:color="auto" w:fill="F1FAEE"/>
           </w:tcPr>
@@ -4136,10 +4585,10 @@
           <w:tcPr>
             <w:tcW w:w="3000" w:type="dxa"/>
             <w:tcBorders>
-              <w:top w:val="single" w:sz="4" w:space="0" w:color="1D3557"/>
-              <w:left w:val="single" w:sz="4" w:space="0" w:color="1D3557"/>
-              <w:bottom w:val="single" w:sz="4" w:space="0" w:color="1D3557"/>
-              <w:right w:val="single" w:sz="4" w:space="0" w:color="1D3557"/>
+              <w:top w:val="single" w:color="1D3557" w:sz="4" w:space="0"/>
+              <w:left w:val="single" w:color="1D3557" w:sz="4" w:space="0"/>
+              <w:bottom w:val="single" w:color="1D3557" w:sz="4" w:space="0"/>
+              <w:right w:val="single" w:color="1D3557" w:sz="4" w:space="0"/>
             </w:tcBorders>
             <w:shd w:val="clear" w:color="auto" w:fill="1D3557"/>
           </w:tcPr>
@@ -4163,10 +4612,10 @@
           <w:tcPr>
             <w:tcW w:w="6025" w:type="dxa"/>
             <w:tcBorders>
-              <w:top w:val="single" w:sz="4" w:space="0" w:color="1D3557"/>
-              <w:left w:val="single" w:sz="4" w:space="0" w:color="1D3557"/>
-              <w:bottom w:val="single" w:sz="4" w:space="0" w:color="1D3557"/>
-              <w:right w:val="single" w:sz="4" w:space="0" w:color="1D3557"/>
+              <w:top w:val="single" w:color="1D3557" w:sz="4" w:space="0"/>
+              <w:left w:val="single" w:color="1D3557" w:sz="4" w:space="0"/>
+              <w:bottom w:val="single" w:color="1D3557" w:sz="4" w:space="0"/>
+              <w:right w:val="single" w:color="1D3557" w:sz="4" w:space="0"/>
             </w:tcBorders>
             <w:shd w:val="clear" w:color="auto" w:fill="1D3557"/>
           </w:tcPr>
@@ -4217,10 +4666,10 @@
           <w:tcPr>
             <w:tcW w:w="1799" w:type="dxa"/>
             <w:tcBorders>
-              <w:top w:val="single" w:sz="4" w:space="0" w:color="1D3557"/>
-              <w:left w:val="single" w:sz="4" w:space="0" w:color="1D3557"/>
-              <w:bottom w:val="single" w:sz="4" w:space="0" w:color="1D3557"/>
-              <w:right w:val="single" w:sz="4" w:space="0" w:color="1D3557"/>
+              <w:top w:val="single" w:color="1D3557" w:sz="4" w:space="0"/>
+              <w:left w:val="single" w:color="1D3557" w:sz="4" w:space="0"/>
+              <w:bottom w:val="single" w:color="1D3557" w:sz="4" w:space="0"/>
+              <w:right w:val="single" w:color="1D3557" w:sz="4" w:space="0"/>
             </w:tcBorders>
             <w:shd w:val="clear" w:color="auto" w:fill="1D3557"/>
           </w:tcPr>
@@ -4244,10 +4693,10 @@
           <w:tcPr>
             <w:tcW w:w="7226" w:type="dxa"/>
             <w:tcBorders>
-              <w:top w:val="single" w:sz="4" w:space="0" w:color="1D3557"/>
-              <w:left w:val="single" w:sz="4" w:space="0" w:color="1D3557"/>
-              <w:bottom w:val="single" w:sz="4" w:space="0" w:color="1D3557"/>
-              <w:right w:val="single" w:sz="4" w:space="0" w:color="1D3557"/>
+              <w:top w:val="single" w:color="1D3557" w:sz="4" w:space="0"/>
+              <w:left w:val="single" w:color="1D3557" w:sz="4" w:space="0"/>
+              <w:bottom w:val="single" w:color="1D3557" w:sz="4" w:space="0"/>
+              <w:right w:val="single" w:color="1D3557" w:sz="4" w:space="0"/>
             </w:tcBorders>
             <w:shd w:val="clear" w:color="auto" w:fill="1D3557"/>
           </w:tcPr>
@@ -4273,10 +4722,10 @@
           <w:tcPr>
             <w:tcW w:w="1799" w:type="dxa"/>
             <w:tcBorders>
-              <w:top w:val="single" w:sz="4" w:space="0" w:color="CCCCCC"/>
-              <w:left w:val="single" w:sz="4" w:space="0" w:color="CCCCCC"/>
-              <w:bottom w:val="single" w:sz="4" w:space="0" w:color="CCCCCC"/>
-              <w:right w:val="single" w:sz="4" w:space="0" w:color="CCCCCC"/>
+              <w:top w:val="single" w:color="CCCCCC" w:sz="4" w:space="0"/>
+              <w:left w:val="single" w:color="CCCCCC" w:sz="4" w:space="0"/>
+              <w:bottom w:val="single" w:color="CCCCCC" w:sz="4" w:space="0"/>
+              <w:right w:val="single" w:color="CCCCCC" w:sz="4" w:space="0"/>
             </w:tcBorders>
             <w:shd w:val="clear" w:color="auto" w:fill="FFFFFF" w:themeFill="background1"/>
           </w:tcPr>
@@ -4297,10 +4746,10 @@
           <w:tcPr>
             <w:tcW w:w="7226" w:type="dxa"/>
             <w:tcBorders>
-              <w:top w:val="single" w:sz="4" w:space="0" w:color="CCCCCC"/>
-              <w:left w:val="single" w:sz="4" w:space="0" w:color="CCCCCC"/>
-              <w:bottom w:val="single" w:sz="4" w:space="0" w:color="CCCCCC"/>
-              <w:right w:val="single" w:sz="4" w:space="0" w:color="CCCCCC"/>
+              <w:top w:val="single" w:color="CCCCCC" w:sz="4" w:space="0"/>
+              <w:left w:val="single" w:color="CCCCCC" w:sz="4" w:space="0"/>
+              <w:bottom w:val="single" w:color="CCCCCC" w:sz="4" w:space="0"/>
+              <w:right w:val="single" w:color="CCCCCC" w:sz="4" w:space="0"/>
             </w:tcBorders>
             <w:shd w:val="clear" w:color="auto" w:fill="FFFFFF" w:themeFill="background1"/>
           </w:tcPr>
@@ -4324,13 +4773,21 @@
               <w:t xml:space="preserve"> </w:t>
             </w:r>
             <w:r>
-              <w:t>an internal</w:t>
+              <w:t xml:space="preserve">an </w:t>
+            </w:r>
+            <w:proofErr w:type="gramStart"/>
+            <w:r>
+              <w:t>internal</w:t>
             </w:r>
             <w:r>
               <w:t xml:space="preserve"> </w:t>
             </w:r>
             <w:r>
-              <w:t xml:space="preserve"> address </w:t>
+              <w:t xml:space="preserve"> address</w:t>
+            </w:r>
+            <w:proofErr w:type="gramEnd"/>
+            <w:r>
+              <w:t xml:space="preserve"> </w:t>
             </w:r>
             <w:r>
               <w:t xml:space="preserve">to the </w:t>
@@ -4374,14 +4831,27 @@
             <w:r>
               <w:t xml:space="preserve"> which helps suggest that </w:t>
             </w:r>
-            <w:r>
-              <w:t>An insider (employee or ex-employee) did it</w:t>
-            </w:r>
-            <w:r>
-              <w:t xml:space="preserve"> or </w:t>
-            </w:r>
-            <w:r>
-              <w:t xml:space="preserve"> someone who hacked into the bakery's Wi-Fi</w:t>
+            <w:proofErr w:type="gramStart"/>
+            <w:r>
+              <w:t>An</w:t>
+            </w:r>
+            <w:proofErr w:type="gramEnd"/>
+            <w:r>
+              <w:t> insider (employee or ex-employee) did it</w:t>
+            </w:r>
+            <w:r>
+              <w:t xml:space="preserve"> </w:t>
+            </w:r>
+            <w:proofErr w:type="gramStart"/>
+            <w:r>
+              <w:t xml:space="preserve">or </w:t>
+            </w:r>
+            <w:r>
+              <w:t xml:space="preserve"> someone</w:t>
+            </w:r>
+            <w:proofErr w:type="gramEnd"/>
+            <w:r>
+              <w:t xml:space="preserve"> who hacked into the bakery's Wi-Fi</w:t>
             </w:r>
             <w:r>
               <w:t>.</w:t>
@@ -4394,10 +4864,10 @@
           <w:tcPr>
             <w:tcW w:w="1799" w:type="dxa"/>
             <w:tcBorders>
-              <w:top w:val="single" w:sz="4" w:space="0" w:color="CCCCCC"/>
-              <w:left w:val="single" w:sz="4" w:space="0" w:color="CCCCCC"/>
-              <w:bottom w:val="single" w:sz="4" w:space="0" w:color="CCCCCC"/>
-              <w:right w:val="single" w:sz="4" w:space="0" w:color="CCCCCC"/>
+              <w:top w:val="single" w:color="CCCCCC" w:sz="4" w:space="0"/>
+              <w:left w:val="single" w:color="CCCCCC" w:sz="4" w:space="0"/>
+              <w:bottom w:val="single" w:color="CCCCCC" w:sz="4" w:space="0"/>
+              <w:right w:val="single" w:color="CCCCCC" w:sz="4" w:space="0"/>
             </w:tcBorders>
             <w:shd w:val="clear" w:color="auto" w:fill="F1FAEE"/>
           </w:tcPr>
@@ -4418,10 +4888,10 @@
           <w:tcPr>
             <w:tcW w:w="7226" w:type="dxa"/>
             <w:tcBorders>
-              <w:top w:val="single" w:sz="4" w:space="0" w:color="CCCCCC"/>
-              <w:left w:val="single" w:sz="4" w:space="0" w:color="CCCCCC"/>
-              <w:bottom w:val="single" w:sz="4" w:space="0" w:color="CCCCCC"/>
-              <w:right w:val="single" w:sz="4" w:space="0" w:color="CCCCCC"/>
+              <w:top w:val="single" w:color="CCCCCC" w:sz="4" w:space="0"/>
+              <w:left w:val="single" w:color="CCCCCC" w:sz="4" w:space="0"/>
+              <w:bottom w:val="single" w:color="CCCCCC" w:sz="4" w:space="0"/>
+              <w:right w:val="single" w:color="CCCCCC" w:sz="4" w:space="0"/>
             </w:tcBorders>
             <w:shd w:val="clear" w:color="auto" w:fill="F1FAEE"/>
           </w:tcPr>
@@ -4507,10 +4977,10 @@
           <w:tcPr>
             <w:tcW w:w="1799" w:type="dxa"/>
             <w:tcBorders>
-              <w:top w:val="single" w:sz="4" w:space="0" w:color="CCCCCC"/>
-              <w:left w:val="single" w:sz="4" w:space="0" w:color="CCCCCC"/>
-              <w:bottom w:val="single" w:sz="4" w:space="0" w:color="CCCCCC"/>
-              <w:right w:val="single" w:sz="4" w:space="0" w:color="CCCCCC"/>
+              <w:top w:val="single" w:color="CCCCCC" w:sz="4" w:space="0"/>
+              <w:left w:val="single" w:color="CCCCCC" w:sz="4" w:space="0"/>
+              <w:bottom w:val="single" w:color="CCCCCC" w:sz="4" w:space="0"/>
+              <w:right w:val="single" w:color="CCCCCC" w:sz="4" w:space="0"/>
             </w:tcBorders>
             <w:shd w:val="clear" w:color="auto" w:fill="FFFFFF" w:themeFill="background1"/>
           </w:tcPr>
@@ -4531,10 +5001,10 @@
           <w:tcPr>
             <w:tcW w:w="7226" w:type="dxa"/>
             <w:tcBorders>
-              <w:top w:val="single" w:sz="4" w:space="0" w:color="CCCCCC"/>
-              <w:left w:val="single" w:sz="4" w:space="0" w:color="CCCCCC"/>
-              <w:bottom w:val="single" w:sz="4" w:space="0" w:color="CCCCCC"/>
-              <w:right w:val="single" w:sz="4" w:space="0" w:color="CCCCCC"/>
+              <w:top w:val="single" w:color="CCCCCC" w:sz="4" w:space="0"/>
+              <w:left w:val="single" w:color="CCCCCC" w:sz="4" w:space="0"/>
+              <w:bottom w:val="single" w:color="CCCCCC" w:sz="4" w:space="0"/>
+              <w:right w:val="single" w:color="CCCCCC" w:sz="4" w:space="0"/>
             </w:tcBorders>
             <w:shd w:val="clear" w:color="auto" w:fill="FFFFFF" w:themeFill="background1"/>
           </w:tcPr>
@@ -4601,10 +5071,10 @@
           <w:tcPr>
             <w:tcW w:w="9026" w:type="dxa"/>
             <w:tcBorders>
-              <w:top w:val="single" w:sz="4" w:space="0" w:color="457B9D"/>
-              <w:left w:val="single" w:sz="4" w:space="0" w:color="457B9D"/>
-              <w:bottom w:val="single" w:sz="4" w:space="0" w:color="457B9D"/>
-              <w:right w:val="single" w:sz="4" w:space="0" w:color="457B9D"/>
+              <w:top w:val="single" w:color="457B9D" w:sz="4" w:space="0"/>
+              <w:left w:val="single" w:color="457B9D" w:sz="4" w:space="0"/>
+              <w:bottom w:val="single" w:color="457B9D" w:sz="4" w:space="0"/>
+              <w:right w:val="single" w:color="457B9D" w:sz="4" w:space="0"/>
             </w:tcBorders>
             <w:shd w:val="clear" w:color="auto" w:fill="F1FAEE"/>
           </w:tcPr>
@@ -4680,12 +5150,13 @@
           <w:tcPr>
             <w:tcW w:w="3199" w:type="dxa"/>
             <w:tcBorders>
-              <w:top w:val="single" w:sz="4" w:space="0" w:color="1D3557"/>
-              <w:left w:val="single" w:sz="4" w:space="0" w:color="1D3557"/>
-              <w:bottom w:val="single" w:sz="4" w:space="0" w:color="1D3557"/>
-              <w:right w:val="single" w:sz="4" w:space="0" w:color="1D3557"/>
+              <w:top w:val="single" w:color="1D3557" w:sz="4" w:space="0"/>
+              <w:left w:val="single" w:color="1D3557" w:sz="4" w:space="0"/>
+              <w:bottom w:val="single" w:color="1D3557" w:sz="4" w:space="0"/>
+              <w:right w:val="single" w:color="1D3557" w:sz="4" w:space="0"/>
             </w:tcBorders>
             <w:shd w:val="clear" w:color="auto" w:fill="1D3557"/>
+            <w:tcMar/>
           </w:tcPr>
           <w:p>
             <w:pPr>
@@ -4707,12 +5178,13 @@
           <w:tcPr>
             <w:tcW w:w="5826" w:type="dxa"/>
             <w:tcBorders>
-              <w:top w:val="single" w:sz="4" w:space="0" w:color="1D3557"/>
-              <w:left w:val="single" w:sz="4" w:space="0" w:color="1D3557"/>
-              <w:bottom w:val="single" w:sz="4" w:space="0" w:color="1D3557"/>
-              <w:right w:val="single" w:sz="4" w:space="0" w:color="1D3557"/>
+              <w:top w:val="single" w:color="1D3557" w:sz="4" w:space="0"/>
+              <w:left w:val="single" w:color="1D3557" w:sz="4" w:space="0"/>
+              <w:bottom w:val="single" w:color="1D3557" w:sz="4" w:space="0"/>
+              <w:right w:val="single" w:color="1D3557" w:sz="4" w:space="0"/>
             </w:tcBorders>
             <w:shd w:val="clear" w:color="auto" w:fill="1D3557"/>
+            <w:tcMar/>
           </w:tcPr>
           <w:p>
             <w:pPr>
@@ -4736,12 +5208,13 @@
           <w:tcPr>
             <w:tcW w:w="3199" w:type="dxa"/>
             <w:tcBorders>
-              <w:top w:val="single" w:sz="4" w:space="0" w:color="CCCCCC"/>
-              <w:left w:val="single" w:sz="4" w:space="0" w:color="CCCCCC"/>
-              <w:bottom w:val="single" w:sz="4" w:space="0" w:color="CCCCCC"/>
-              <w:right w:val="single" w:sz="4" w:space="0" w:color="CCCCCC"/>
+              <w:top w:val="single" w:color="CCCCCC" w:sz="4" w:space="0"/>
+              <w:left w:val="single" w:color="CCCCCC" w:sz="4" w:space="0"/>
+              <w:bottom w:val="single" w:color="CCCCCC" w:sz="4" w:space="0"/>
+              <w:right w:val="single" w:color="CCCCCC" w:sz="4" w:space="0"/>
             </w:tcBorders>
             <w:shd w:val="clear" w:color="auto" w:fill="FFFFFF" w:themeFill="background1"/>
+            <w:tcMar/>
           </w:tcPr>
           <w:p>
             <w:pPr>
@@ -4760,12 +5233,13 @@
           <w:tcPr>
             <w:tcW w:w="5826" w:type="dxa"/>
             <w:tcBorders>
-              <w:top w:val="single" w:sz="4" w:space="0" w:color="CCCCCC"/>
-              <w:left w:val="single" w:sz="4" w:space="0" w:color="CCCCCC"/>
-              <w:bottom w:val="single" w:sz="4" w:space="0" w:color="CCCCCC"/>
-              <w:right w:val="single" w:sz="4" w:space="0" w:color="CCCCCC"/>
+              <w:top w:val="single" w:color="CCCCCC" w:sz="4" w:space="0"/>
+              <w:left w:val="single" w:color="CCCCCC" w:sz="4" w:space="0"/>
+              <w:bottom w:val="single" w:color="CCCCCC" w:sz="4" w:space="0"/>
+              <w:right w:val="single" w:color="CCCCCC" w:sz="4" w:space="0"/>
             </w:tcBorders>
             <w:shd w:val="clear" w:color="auto" w:fill="FFFFFF" w:themeFill="background1"/>
+            <w:tcMar/>
           </w:tcPr>
           <w:p>
             <w:pPr>
@@ -4786,12 +5260,13 @@
           <w:tcPr>
             <w:tcW w:w="3199" w:type="dxa"/>
             <w:tcBorders>
-              <w:top w:val="single" w:sz="4" w:space="0" w:color="CCCCCC"/>
-              <w:left w:val="single" w:sz="4" w:space="0" w:color="CCCCCC"/>
-              <w:bottom w:val="single" w:sz="4" w:space="0" w:color="CCCCCC"/>
-              <w:right w:val="single" w:sz="4" w:space="0" w:color="CCCCCC"/>
+              <w:top w:val="single" w:color="CCCCCC" w:sz="4" w:space="0"/>
+              <w:left w:val="single" w:color="CCCCCC" w:sz="4" w:space="0"/>
+              <w:bottom w:val="single" w:color="CCCCCC" w:sz="4" w:space="0"/>
+              <w:right w:val="single" w:color="CCCCCC" w:sz="4" w:space="0"/>
             </w:tcBorders>
             <w:shd w:val="clear" w:color="auto" w:fill="F1FAEE"/>
+            <w:tcMar/>
           </w:tcPr>
           <w:p>
             <w:pPr>
@@ -4810,12 +5285,13 @@
           <w:tcPr>
             <w:tcW w:w="5826" w:type="dxa"/>
             <w:tcBorders>
-              <w:top w:val="single" w:sz="4" w:space="0" w:color="CCCCCC"/>
-              <w:left w:val="single" w:sz="4" w:space="0" w:color="CCCCCC"/>
-              <w:bottom w:val="single" w:sz="4" w:space="0" w:color="CCCCCC"/>
-              <w:right w:val="single" w:sz="4" w:space="0" w:color="CCCCCC"/>
+              <w:top w:val="single" w:color="CCCCCC" w:sz="4" w:space="0"/>
+              <w:left w:val="single" w:color="CCCCCC" w:sz="4" w:space="0"/>
+              <w:bottom w:val="single" w:color="CCCCCC" w:sz="4" w:space="0"/>
+              <w:right w:val="single" w:color="CCCCCC" w:sz="4" w:space="0"/>
             </w:tcBorders>
             <w:shd w:val="clear" w:color="auto" w:fill="F1FAEE"/>
+            <w:tcMar/>
           </w:tcPr>
           <w:p>
             <w:pPr>
@@ -4836,12 +5312,13 @@
           <w:tcPr>
             <w:tcW w:w="3199" w:type="dxa"/>
             <w:tcBorders>
-              <w:top w:val="single" w:sz="4" w:space="0" w:color="CCCCCC"/>
-              <w:left w:val="single" w:sz="4" w:space="0" w:color="CCCCCC"/>
-              <w:bottom w:val="single" w:sz="4" w:space="0" w:color="CCCCCC"/>
-              <w:right w:val="single" w:sz="4" w:space="0" w:color="CCCCCC"/>
+              <w:top w:val="single" w:color="CCCCCC" w:sz="4" w:space="0"/>
+              <w:left w:val="single" w:color="CCCCCC" w:sz="4" w:space="0"/>
+              <w:bottom w:val="single" w:color="CCCCCC" w:sz="4" w:space="0"/>
+              <w:right w:val="single" w:color="CCCCCC" w:sz="4" w:space="0"/>
             </w:tcBorders>
             <w:shd w:val="clear" w:color="auto" w:fill="FFFFFF" w:themeFill="background1"/>
+            <w:tcMar/>
           </w:tcPr>
           <w:p>
             <w:pPr>
@@ -4860,12 +5337,13 @@
           <w:tcPr>
             <w:tcW w:w="5826" w:type="dxa"/>
             <w:tcBorders>
-              <w:top w:val="single" w:sz="4" w:space="0" w:color="CCCCCC"/>
-              <w:left w:val="single" w:sz="4" w:space="0" w:color="CCCCCC"/>
-              <w:bottom w:val="single" w:sz="4" w:space="0" w:color="CCCCCC"/>
-              <w:right w:val="single" w:sz="4" w:space="0" w:color="CCCCCC"/>
+              <w:top w:val="single" w:color="CCCCCC" w:sz="4" w:space="0"/>
+              <w:left w:val="single" w:color="CCCCCC" w:sz="4" w:space="0"/>
+              <w:bottom w:val="single" w:color="CCCCCC" w:sz="4" w:space="0"/>
+              <w:right w:val="single" w:color="CCCCCC" w:sz="4" w:space="0"/>
             </w:tcBorders>
             <w:shd w:val="clear" w:color="auto" w:fill="FFFFFF" w:themeFill="background1"/>
+            <w:tcMar/>
           </w:tcPr>
           <w:p>
             <w:pPr>
@@ -4885,12 +5363,13 @@
           <w:tcPr>
             <w:tcW w:w="3199" w:type="dxa"/>
             <w:tcBorders>
-              <w:top w:val="single" w:sz="4" w:space="0" w:color="CCCCCC"/>
-              <w:left w:val="single" w:sz="4" w:space="0" w:color="CCCCCC"/>
-              <w:bottom w:val="single" w:sz="4" w:space="0" w:color="CCCCCC"/>
-              <w:right w:val="single" w:sz="4" w:space="0" w:color="CCCCCC"/>
+              <w:top w:val="single" w:color="CCCCCC" w:sz="4" w:space="0"/>
+              <w:left w:val="single" w:color="CCCCCC" w:sz="4" w:space="0"/>
+              <w:bottom w:val="single" w:color="CCCCCC" w:sz="4" w:space="0"/>
+              <w:right w:val="single" w:color="CCCCCC" w:sz="4" w:space="0"/>
             </w:tcBorders>
             <w:shd w:val="clear" w:color="auto" w:fill="F1FAEE"/>
+            <w:tcMar/>
           </w:tcPr>
           <w:p>
             <w:pPr>
@@ -4909,12 +5388,13 @@
           <w:tcPr>
             <w:tcW w:w="5826" w:type="dxa"/>
             <w:tcBorders>
-              <w:top w:val="single" w:sz="4" w:space="0" w:color="CCCCCC"/>
-              <w:left w:val="single" w:sz="4" w:space="0" w:color="CCCCCC"/>
-              <w:bottom w:val="single" w:sz="4" w:space="0" w:color="CCCCCC"/>
-              <w:right w:val="single" w:sz="4" w:space="0" w:color="CCCCCC"/>
+              <w:top w:val="single" w:color="CCCCCC" w:sz="4" w:space="0"/>
+              <w:left w:val="single" w:color="CCCCCC" w:sz="4" w:space="0"/>
+              <w:bottom w:val="single" w:color="CCCCCC" w:sz="4" w:space="0"/>
+              <w:right w:val="single" w:color="CCCCCC" w:sz="4" w:space="0"/>
             </w:tcBorders>
             <w:shd w:val="clear" w:color="auto" w:fill="F1FAEE"/>
+            <w:tcMar/>
           </w:tcPr>
           <w:p>
             <w:pPr>
@@ -4934,12 +5414,13 @@
           <w:tcPr>
             <w:tcW w:w="3199" w:type="dxa"/>
             <w:tcBorders>
-              <w:top w:val="single" w:sz="4" w:space="0" w:color="CCCCCC"/>
-              <w:left w:val="single" w:sz="4" w:space="0" w:color="CCCCCC"/>
-              <w:bottom w:val="single" w:sz="4" w:space="0" w:color="CCCCCC"/>
-              <w:right w:val="single" w:sz="4" w:space="0" w:color="CCCCCC"/>
+              <w:top w:val="single" w:color="CCCCCC" w:sz="4" w:space="0"/>
+              <w:left w:val="single" w:color="CCCCCC" w:sz="4" w:space="0"/>
+              <w:bottom w:val="single" w:color="CCCCCC" w:sz="4" w:space="0"/>
+              <w:right w:val="single" w:color="CCCCCC" w:sz="4" w:space="0"/>
             </w:tcBorders>
             <w:shd w:val="clear" w:color="auto" w:fill="FFFFFF" w:themeFill="background1"/>
+            <w:tcMar/>
           </w:tcPr>
           <w:p>
             <w:pPr>
@@ -4958,12 +5439,13 @@
           <w:tcPr>
             <w:tcW w:w="5826" w:type="dxa"/>
             <w:tcBorders>
-              <w:top w:val="single" w:sz="4" w:space="0" w:color="CCCCCC"/>
-              <w:left w:val="single" w:sz="4" w:space="0" w:color="CCCCCC"/>
-              <w:bottom w:val="single" w:sz="4" w:space="0" w:color="CCCCCC"/>
-              <w:right w:val="single" w:sz="4" w:space="0" w:color="CCCCCC"/>
+              <w:top w:val="single" w:color="CCCCCC" w:sz="4" w:space="0"/>
+              <w:left w:val="single" w:color="CCCCCC" w:sz="4" w:space="0"/>
+              <w:bottom w:val="single" w:color="CCCCCC" w:sz="4" w:space="0"/>
+              <w:right w:val="single" w:color="CCCCCC" w:sz="4" w:space="0"/>
             </w:tcBorders>
             <w:shd w:val="clear" w:color="auto" w:fill="FFFFFF" w:themeFill="background1"/>
+            <w:tcMar/>
           </w:tcPr>
           <w:p>
             <w:pPr>
@@ -4980,12 +5462,13 @@
           <w:tcPr>
             <w:tcW w:w="3199" w:type="dxa"/>
             <w:tcBorders>
-              <w:top w:val="single" w:sz="4" w:space="0" w:color="CCCCCC"/>
-              <w:left w:val="single" w:sz="4" w:space="0" w:color="CCCCCC"/>
-              <w:bottom w:val="single" w:sz="4" w:space="0" w:color="CCCCCC"/>
-              <w:right w:val="single" w:sz="4" w:space="0" w:color="CCCCCC"/>
+              <w:top w:val="single" w:color="CCCCCC" w:sz="4" w:space="0"/>
+              <w:left w:val="single" w:color="CCCCCC" w:sz="4" w:space="0"/>
+              <w:bottom w:val="single" w:color="CCCCCC" w:sz="4" w:space="0"/>
+              <w:right w:val="single" w:color="CCCCCC" w:sz="4" w:space="0"/>
             </w:tcBorders>
             <w:shd w:val="clear" w:color="auto" w:fill="F1FAEE"/>
+            <w:tcMar/>
           </w:tcPr>
           <w:p>
             <w:pPr>
@@ -5004,12 +5487,13 @@
           <w:tcPr>
             <w:tcW w:w="5826" w:type="dxa"/>
             <w:tcBorders>
-              <w:top w:val="single" w:sz="4" w:space="0" w:color="CCCCCC"/>
-              <w:left w:val="single" w:sz="4" w:space="0" w:color="CCCCCC"/>
-              <w:bottom w:val="single" w:sz="4" w:space="0" w:color="CCCCCC"/>
-              <w:right w:val="single" w:sz="4" w:space="0" w:color="CCCCCC"/>
+              <w:top w:val="single" w:color="CCCCCC" w:sz="4" w:space="0"/>
+              <w:left w:val="single" w:color="CCCCCC" w:sz="4" w:space="0"/>
+              <w:bottom w:val="single" w:color="CCCCCC" w:sz="4" w:space="0"/>
+              <w:right w:val="single" w:color="CCCCCC" w:sz="4" w:space="0"/>
             </w:tcBorders>
             <w:shd w:val="clear" w:color="auto" w:fill="F1FAEE"/>
+            <w:tcMar/>
           </w:tcPr>
           <w:p>
             <w:pPr>
@@ -5026,12 +5510,13 @@
           <w:tcPr>
             <w:tcW w:w="3199" w:type="dxa"/>
             <w:tcBorders>
-              <w:top w:val="single" w:sz="4" w:space="0" w:color="CCCCCC"/>
-              <w:left w:val="single" w:sz="4" w:space="0" w:color="CCCCCC"/>
-              <w:bottom w:val="single" w:sz="4" w:space="0" w:color="CCCCCC"/>
-              <w:right w:val="single" w:sz="4" w:space="0" w:color="CCCCCC"/>
+              <w:top w:val="single" w:color="CCCCCC" w:sz="4" w:space="0"/>
+              <w:left w:val="single" w:color="CCCCCC" w:sz="4" w:space="0"/>
+              <w:bottom w:val="single" w:color="CCCCCC" w:sz="4" w:space="0"/>
+              <w:right w:val="single" w:color="CCCCCC" w:sz="4" w:space="0"/>
             </w:tcBorders>
             <w:shd w:val="clear" w:color="auto" w:fill="FFFFFF" w:themeFill="background1"/>
+            <w:tcMar/>
           </w:tcPr>
           <w:p>
             <w:pPr>
@@ -5050,12 +5535,13 @@
           <w:tcPr>
             <w:tcW w:w="5826" w:type="dxa"/>
             <w:tcBorders>
-              <w:top w:val="single" w:sz="4" w:space="0" w:color="CCCCCC"/>
-              <w:left w:val="single" w:sz="4" w:space="0" w:color="CCCCCC"/>
-              <w:bottom w:val="single" w:sz="4" w:space="0" w:color="CCCCCC"/>
-              <w:right w:val="single" w:sz="4" w:space="0" w:color="CCCCCC"/>
+              <w:top w:val="single" w:color="CCCCCC" w:sz="4" w:space="0"/>
+              <w:left w:val="single" w:color="CCCCCC" w:sz="4" w:space="0"/>
+              <w:bottom w:val="single" w:color="CCCCCC" w:sz="4" w:space="0"/>
+              <w:right w:val="single" w:color="CCCCCC" w:sz="4" w:space="0"/>
             </w:tcBorders>
             <w:shd w:val="clear" w:color="auto" w:fill="FFFFFF" w:themeFill="background1"/>
+            <w:tcMar/>
           </w:tcPr>
           <w:p>
             <w:pPr>
@@ -5072,12 +5558,13 @@
           <w:tcPr>
             <w:tcW w:w="3199" w:type="dxa"/>
             <w:tcBorders>
-              <w:top w:val="single" w:sz="4" w:space="0" w:color="CCCCCC"/>
-              <w:left w:val="single" w:sz="4" w:space="0" w:color="CCCCCC"/>
-              <w:bottom w:val="single" w:sz="4" w:space="0" w:color="CCCCCC"/>
-              <w:right w:val="single" w:sz="4" w:space="0" w:color="CCCCCC"/>
+              <w:top w:val="single" w:color="CCCCCC" w:sz="4" w:space="0"/>
+              <w:left w:val="single" w:color="CCCCCC" w:sz="4" w:space="0"/>
+              <w:bottom w:val="single" w:color="CCCCCC" w:sz="4" w:space="0"/>
+              <w:right w:val="single" w:color="CCCCCC" w:sz="4" w:space="0"/>
             </w:tcBorders>
             <w:shd w:val="clear" w:color="auto" w:fill="F1FAEE"/>
+            <w:tcMar/>
           </w:tcPr>
           <w:p>
             <w:pPr>
@@ -5096,19 +5583,21 @@
           <w:tcPr>
             <w:tcW w:w="5826" w:type="dxa"/>
             <w:tcBorders>
-              <w:top w:val="single" w:sz="4" w:space="0" w:color="CCCCCC"/>
-              <w:left w:val="single" w:sz="4" w:space="0" w:color="CCCCCC"/>
-              <w:bottom w:val="single" w:sz="4" w:space="0" w:color="CCCCCC"/>
-              <w:right w:val="single" w:sz="4" w:space="0" w:color="CCCCCC"/>
+              <w:top w:val="single" w:color="CCCCCC" w:sz="4" w:space="0"/>
+              <w:left w:val="single" w:color="CCCCCC" w:sz="4" w:space="0"/>
+              <w:bottom w:val="single" w:color="CCCCCC" w:sz="4" w:space="0"/>
+              <w:right w:val="single" w:color="CCCCCC" w:sz="4" w:space="0"/>
             </w:tcBorders>
             <w:shd w:val="clear" w:color="auto" w:fill="F1FAEE"/>
-          </w:tcPr>
-          <w:p>
-            <w:pPr>
-              <w:widowControl w:val="0"/>
-            </w:pPr>
-            <w:r>
-              <w:t>High</w:t>
+            <w:tcMar/>
+          </w:tcPr>
+          <w:p>
+            <w:pPr>
+              <w:widowControl w:val="0"/>
+            </w:pPr>
+            <w:r>
+              <w:rPr/>
+              <w:t>20</w:t>
             </w:r>
           </w:p>
         </w:tc>
@@ -5118,12 +5607,13 @@
           <w:tcPr>
             <w:tcW w:w="3199" w:type="dxa"/>
             <w:tcBorders>
-              <w:top w:val="single" w:sz="4" w:space="0" w:color="CCCCCC"/>
-              <w:left w:val="single" w:sz="4" w:space="0" w:color="CCCCCC"/>
-              <w:bottom w:val="single" w:sz="4" w:space="0" w:color="CCCCCC"/>
-              <w:right w:val="single" w:sz="4" w:space="0" w:color="CCCCCC"/>
+              <w:top w:val="single" w:color="CCCCCC" w:sz="4" w:space="0"/>
+              <w:left w:val="single" w:color="CCCCCC" w:sz="4" w:space="0"/>
+              <w:bottom w:val="single" w:color="CCCCCC" w:sz="4" w:space="0"/>
+              <w:right w:val="single" w:color="CCCCCC" w:sz="4" w:space="0"/>
             </w:tcBorders>
             <w:shd w:val="clear" w:color="auto" w:fill="FFFFFF" w:themeFill="background1"/>
+            <w:tcMar/>
           </w:tcPr>
           <w:p>
             <w:pPr>
@@ -5142,12 +5632,13 @@
           <w:tcPr>
             <w:tcW w:w="5826" w:type="dxa"/>
             <w:tcBorders>
-              <w:top w:val="single" w:sz="4" w:space="0" w:color="CCCCCC"/>
-              <w:left w:val="single" w:sz="4" w:space="0" w:color="CCCCCC"/>
-              <w:bottom w:val="single" w:sz="4" w:space="0" w:color="CCCCCC"/>
-              <w:right w:val="single" w:sz="4" w:space="0" w:color="CCCCCC"/>
+              <w:top w:val="single" w:color="CCCCCC" w:sz="4" w:space="0"/>
+              <w:left w:val="single" w:color="CCCCCC" w:sz="4" w:space="0"/>
+              <w:bottom w:val="single" w:color="CCCCCC" w:sz="4" w:space="0"/>
+              <w:right w:val="single" w:color="CCCCCC" w:sz="4" w:space="0"/>
             </w:tcBorders>
             <w:shd w:val="clear" w:color="auto" w:fill="FFFFFF" w:themeFill="background1"/>
+            <w:tcMar/>
           </w:tcPr>
           <w:p>
             <w:pPr>
@@ -5176,12 +5667,13 @@
           <w:tcPr>
             <w:tcW w:w="3199" w:type="dxa"/>
             <w:tcBorders>
-              <w:top w:val="single" w:sz="4" w:space="0" w:color="CCCCCC"/>
-              <w:left w:val="single" w:sz="4" w:space="0" w:color="CCCCCC"/>
-              <w:bottom w:val="single" w:sz="4" w:space="0" w:color="CCCCCC"/>
-              <w:right w:val="single" w:sz="4" w:space="0" w:color="CCCCCC"/>
+              <w:top w:val="single" w:color="CCCCCC" w:sz="4" w:space="0"/>
+              <w:left w:val="single" w:color="CCCCCC" w:sz="4" w:space="0"/>
+              <w:bottom w:val="single" w:color="CCCCCC" w:sz="4" w:space="0"/>
+              <w:right w:val="single" w:color="CCCCCC" w:sz="4" w:space="0"/>
             </w:tcBorders>
             <w:shd w:val="clear" w:color="auto" w:fill="FFFFFF" w:themeFill="background1"/>
+            <w:tcMar/>
           </w:tcPr>
           <w:p>
             <w:pPr>
@@ -5217,12 +5709,13 @@
           <w:tcPr>
             <w:tcW w:w="5827" w:type="dxa"/>
             <w:tcBorders>
-              <w:top w:val="single" w:sz="4" w:space="0" w:color="CCCCCC"/>
-              <w:left w:val="single" w:sz="4" w:space="0" w:color="CCCCCC"/>
-              <w:bottom w:val="single" w:sz="4" w:space="0" w:color="CCCCCC"/>
-              <w:right w:val="single" w:sz="4" w:space="0" w:color="CCCCCC"/>
+              <w:top w:val="single" w:color="CCCCCC" w:sz="4" w:space="0"/>
+              <w:left w:val="single" w:color="CCCCCC" w:sz="4" w:space="0"/>
+              <w:bottom w:val="single" w:color="CCCCCC" w:sz="4" w:space="0"/>
+              <w:right w:val="single" w:color="CCCCCC" w:sz="4" w:space="0"/>
             </w:tcBorders>
             <w:shd w:val="clear" w:color="auto" w:fill="FFFFFF" w:themeFill="background1"/>
+            <w:tcMar/>
           </w:tcPr>
           <w:p>
             <w:r>
@@ -5307,7 +5800,7 @@
     <w:p>
       <w:pPr>
         <w:pBdr>
-          <w:bottom w:val="single" w:sz="8" w:space="4" w:color="457B9D"/>
+          <w:bottom w:val="single" w:color="457B9D" w:sz="8" w:space="4"/>
         </w:pBdr>
         <w:spacing w:before="320" w:after="120"/>
       </w:pPr>
@@ -5335,7 +5828,7 @@
       </w:r>
       <w:r>
         <w:rPr>
-          <w:rFonts w:ascii="Courier New" w:eastAsia="Courier New" w:hAnsi="Courier New" w:cs="Courier New"/>
+          <w:rFonts w:ascii="Courier New" w:hAnsi="Courier New" w:eastAsia="Courier New" w:cs="Courier New"/>
           <w:sz w:val="21"/>
           <w:szCs w:val="21"/>
         </w:rPr>
@@ -5442,10 +5935,10 @@
           <w:tcPr>
             <w:tcW w:w="9026" w:type="dxa"/>
             <w:tcBorders>
-              <w:top w:val="single" w:sz="4" w:space="0" w:color="E63946"/>
-              <w:left w:val="single" w:sz="4" w:space="0" w:color="E63946"/>
-              <w:bottom w:val="single" w:sz="4" w:space="0" w:color="E63946"/>
-              <w:right w:val="single" w:sz="4" w:space="0" w:color="E63946"/>
+              <w:top w:val="single" w:color="E63946" w:sz="4" w:space="0"/>
+              <w:left w:val="single" w:color="E63946" w:sz="4" w:space="0"/>
+              <w:bottom w:val="single" w:color="E63946" w:sz="4" w:space="0"/>
+              <w:right w:val="single" w:color="E63946" w:sz="4" w:space="0"/>
             </w:tcBorders>
             <w:shd w:val="clear" w:color="auto" w:fill="F1FAEE"/>
           </w:tcPr>
@@ -5488,7 +5981,7 @@
     <w:p>
       <w:pPr>
         <w:pBdr>
-          <w:bottom w:val="single" w:sz="8" w:space="4" w:color="457B9D"/>
+          <w:bottom w:val="single" w:color="457B9D" w:sz="8" w:space="4"/>
         </w:pBdr>
         <w:spacing w:before="320" w:after="120"/>
       </w:pPr>
@@ -5542,10 +6035,10 @@
           <w:tcPr>
             <w:tcW w:w="519" w:type="dxa"/>
             <w:tcBorders>
-              <w:top w:val="single" w:sz="4" w:space="0" w:color="1D3557"/>
-              <w:left w:val="single" w:sz="4" w:space="0" w:color="1D3557"/>
-              <w:bottom w:val="single" w:sz="4" w:space="0" w:color="1D3557"/>
-              <w:right w:val="single" w:sz="4" w:space="0" w:color="1D3557"/>
+              <w:top w:val="single" w:color="1D3557" w:sz="4" w:space="0"/>
+              <w:left w:val="single" w:color="1D3557" w:sz="4" w:space="0"/>
+              <w:bottom w:val="single" w:color="1D3557" w:sz="4" w:space="0"/>
+              <w:right w:val="single" w:color="1D3557" w:sz="4" w:space="0"/>
             </w:tcBorders>
             <w:shd w:val="clear" w:color="auto" w:fill="1D3557"/>
           </w:tcPr>
@@ -5569,10 +6062,10 @@
           <w:tcPr>
             <w:tcW w:w="2001" w:type="dxa"/>
             <w:tcBorders>
-              <w:top w:val="single" w:sz="4" w:space="0" w:color="1D3557"/>
-              <w:left w:val="single" w:sz="4" w:space="0" w:color="1D3557"/>
-              <w:bottom w:val="single" w:sz="4" w:space="0" w:color="1D3557"/>
-              <w:right w:val="single" w:sz="4" w:space="0" w:color="1D3557"/>
+              <w:top w:val="single" w:color="1D3557" w:sz="4" w:space="0"/>
+              <w:left w:val="single" w:color="1D3557" w:sz="4" w:space="0"/>
+              <w:bottom w:val="single" w:color="1D3557" w:sz="4" w:space="0"/>
+              <w:right w:val="single" w:color="1D3557" w:sz="4" w:space="0"/>
             </w:tcBorders>
             <w:shd w:val="clear" w:color="auto" w:fill="1D3557"/>
           </w:tcPr>
@@ -5596,10 +6089,10 @@
           <w:tcPr>
             <w:tcW w:w="4000" w:type="dxa"/>
             <w:tcBorders>
-              <w:top w:val="single" w:sz="4" w:space="0" w:color="1D3557"/>
-              <w:left w:val="single" w:sz="4" w:space="0" w:color="1D3557"/>
-              <w:bottom w:val="single" w:sz="4" w:space="0" w:color="1D3557"/>
-              <w:right w:val="single" w:sz="4" w:space="0" w:color="1D3557"/>
+              <w:top w:val="single" w:color="1D3557" w:sz="4" w:space="0"/>
+              <w:left w:val="single" w:color="1D3557" w:sz="4" w:space="0"/>
+              <w:bottom w:val="single" w:color="1D3557" w:sz="4" w:space="0"/>
+              <w:right w:val="single" w:color="1D3557" w:sz="4" w:space="0"/>
             </w:tcBorders>
             <w:shd w:val="clear" w:color="auto" w:fill="1D3557"/>
           </w:tcPr>
@@ -5623,10 +6116,10 @@
           <w:tcPr>
             <w:tcW w:w="2505" w:type="dxa"/>
             <w:tcBorders>
-              <w:top w:val="single" w:sz="4" w:space="0" w:color="1D3557"/>
-              <w:left w:val="single" w:sz="4" w:space="0" w:color="1D3557"/>
-              <w:bottom w:val="single" w:sz="4" w:space="0" w:color="1D3557"/>
-              <w:right w:val="single" w:sz="4" w:space="0" w:color="1D3557"/>
+              <w:top w:val="single" w:color="1D3557" w:sz="4" w:space="0"/>
+              <w:left w:val="single" w:color="1D3557" w:sz="4" w:space="0"/>
+              <w:bottom w:val="single" w:color="1D3557" w:sz="4" w:space="0"/>
+              <w:right w:val="single" w:color="1D3557" w:sz="4" w:space="0"/>
             </w:tcBorders>
             <w:shd w:val="clear" w:color="auto" w:fill="1D3557"/>
           </w:tcPr>
@@ -5652,10 +6145,10 @@
           <w:tcPr>
             <w:tcW w:w="519" w:type="dxa"/>
             <w:tcBorders>
-              <w:top w:val="single" w:sz="4" w:space="0" w:color="CCCCCC"/>
-              <w:left w:val="single" w:sz="4" w:space="0" w:color="CCCCCC"/>
-              <w:bottom w:val="single" w:sz="4" w:space="0" w:color="CCCCCC"/>
-              <w:right w:val="single" w:sz="4" w:space="0" w:color="CCCCCC"/>
+              <w:top w:val="single" w:color="CCCCCC" w:sz="4" w:space="0"/>
+              <w:left w:val="single" w:color="CCCCCC" w:sz="4" w:space="0"/>
+              <w:bottom w:val="single" w:color="CCCCCC" w:sz="4" w:space="0"/>
+              <w:right w:val="single" w:color="CCCCCC" w:sz="4" w:space="0"/>
             </w:tcBorders>
             <w:shd w:val="clear" w:color="auto" w:fill="FFFFFF"/>
           </w:tcPr>
@@ -5676,10 +6169,10 @@
           <w:tcPr>
             <w:tcW w:w="2001" w:type="dxa"/>
             <w:tcBorders>
-              <w:top w:val="single" w:sz="4" w:space="0" w:color="CCCCCC"/>
-              <w:left w:val="single" w:sz="4" w:space="0" w:color="CCCCCC"/>
-              <w:bottom w:val="single" w:sz="4" w:space="0" w:color="CCCCCC"/>
-              <w:right w:val="single" w:sz="4" w:space="0" w:color="CCCCCC"/>
+              <w:top w:val="single" w:color="CCCCCC" w:sz="4" w:space="0"/>
+              <w:left w:val="single" w:color="CCCCCC" w:sz="4" w:space="0"/>
+              <w:bottom w:val="single" w:color="CCCCCC" w:sz="4" w:space="0"/>
+              <w:right w:val="single" w:color="CCCCCC" w:sz="4" w:space="0"/>
             </w:tcBorders>
             <w:shd w:val="clear" w:color="auto" w:fill="FFFFFF"/>
           </w:tcPr>
@@ -5700,10 +6193,10 @@
           <w:tcPr>
             <w:tcW w:w="4000" w:type="dxa"/>
             <w:tcBorders>
-              <w:top w:val="single" w:sz="4" w:space="0" w:color="CCCCCC"/>
-              <w:left w:val="single" w:sz="4" w:space="0" w:color="CCCCCC"/>
-              <w:bottom w:val="single" w:sz="4" w:space="0" w:color="CCCCCC"/>
-              <w:right w:val="single" w:sz="4" w:space="0" w:color="CCCCCC"/>
+              <w:top w:val="single" w:color="CCCCCC" w:sz="4" w:space="0"/>
+              <w:left w:val="single" w:color="CCCCCC" w:sz="4" w:space="0"/>
+              <w:bottom w:val="single" w:color="CCCCCC" w:sz="4" w:space="0"/>
+              <w:right w:val="single" w:color="CCCCCC" w:sz="4" w:space="0"/>
             </w:tcBorders>
             <w:shd w:val="clear" w:color="auto" w:fill="FFFFFF"/>
           </w:tcPr>
@@ -5724,10 +6217,10 @@
           <w:tcPr>
             <w:tcW w:w="2505" w:type="dxa"/>
             <w:tcBorders>
-              <w:top w:val="single" w:sz="4" w:space="0" w:color="CCCCCC"/>
-              <w:left w:val="single" w:sz="4" w:space="0" w:color="CCCCCC"/>
-              <w:bottom w:val="single" w:sz="4" w:space="0" w:color="CCCCCC"/>
-              <w:right w:val="single" w:sz="4" w:space="0" w:color="CCCCCC"/>
+              <w:top w:val="single" w:color="CCCCCC" w:sz="4" w:space="0"/>
+              <w:left w:val="single" w:color="CCCCCC" w:sz="4" w:space="0"/>
+              <w:bottom w:val="single" w:color="CCCCCC" w:sz="4" w:space="0"/>
+              <w:right w:val="single" w:color="CCCCCC" w:sz="4" w:space="0"/>
             </w:tcBorders>
             <w:shd w:val="clear" w:color="auto" w:fill="FFFFFF"/>
           </w:tcPr>
@@ -5750,10 +6243,10 @@
           <w:tcPr>
             <w:tcW w:w="519" w:type="dxa"/>
             <w:tcBorders>
-              <w:top w:val="single" w:sz="4" w:space="0" w:color="CCCCCC"/>
-              <w:left w:val="single" w:sz="4" w:space="0" w:color="CCCCCC"/>
-              <w:bottom w:val="single" w:sz="4" w:space="0" w:color="CCCCCC"/>
-              <w:right w:val="single" w:sz="4" w:space="0" w:color="CCCCCC"/>
+              <w:top w:val="single" w:color="CCCCCC" w:sz="4" w:space="0"/>
+              <w:left w:val="single" w:color="CCCCCC" w:sz="4" w:space="0"/>
+              <w:bottom w:val="single" w:color="CCCCCC" w:sz="4" w:space="0"/>
+              <w:right w:val="single" w:color="CCCCCC" w:sz="4" w:space="0"/>
             </w:tcBorders>
             <w:shd w:val="clear" w:color="auto" w:fill="F1FAEE"/>
           </w:tcPr>
@@ -5774,10 +6267,10 @@
           <w:tcPr>
             <w:tcW w:w="2001" w:type="dxa"/>
             <w:tcBorders>
-              <w:top w:val="single" w:sz="4" w:space="0" w:color="CCCCCC"/>
-              <w:left w:val="single" w:sz="4" w:space="0" w:color="CCCCCC"/>
-              <w:bottom w:val="single" w:sz="4" w:space="0" w:color="CCCCCC"/>
-              <w:right w:val="single" w:sz="4" w:space="0" w:color="CCCCCC"/>
+              <w:top w:val="single" w:color="CCCCCC" w:sz="4" w:space="0"/>
+              <w:left w:val="single" w:color="CCCCCC" w:sz="4" w:space="0"/>
+              <w:bottom w:val="single" w:color="CCCCCC" w:sz="4" w:space="0"/>
+              <w:right w:val="single" w:color="CCCCCC" w:sz="4" w:space="0"/>
             </w:tcBorders>
             <w:shd w:val="clear" w:color="auto" w:fill="F1FAEE"/>
           </w:tcPr>
@@ -5798,10 +6291,10 @@
           <w:tcPr>
             <w:tcW w:w="4000" w:type="dxa"/>
             <w:tcBorders>
-              <w:top w:val="single" w:sz="4" w:space="0" w:color="CCCCCC"/>
-              <w:left w:val="single" w:sz="4" w:space="0" w:color="CCCCCC"/>
-              <w:bottom w:val="single" w:sz="4" w:space="0" w:color="CCCCCC"/>
-              <w:right w:val="single" w:sz="4" w:space="0" w:color="CCCCCC"/>
+              <w:top w:val="single" w:color="CCCCCC" w:sz="4" w:space="0"/>
+              <w:left w:val="single" w:color="CCCCCC" w:sz="4" w:space="0"/>
+              <w:bottom w:val="single" w:color="CCCCCC" w:sz="4" w:space="0"/>
+              <w:right w:val="single" w:color="CCCCCC" w:sz="4" w:space="0"/>
             </w:tcBorders>
             <w:shd w:val="clear" w:color="auto" w:fill="F1FAEE"/>
           </w:tcPr>
@@ -5822,10 +6315,10 @@
           <w:tcPr>
             <w:tcW w:w="2505" w:type="dxa"/>
             <w:tcBorders>
-              <w:top w:val="single" w:sz="4" w:space="0" w:color="CCCCCC"/>
-              <w:left w:val="single" w:sz="4" w:space="0" w:color="CCCCCC"/>
-              <w:bottom w:val="single" w:sz="4" w:space="0" w:color="CCCCCC"/>
-              <w:right w:val="single" w:sz="4" w:space="0" w:color="CCCCCC"/>
+              <w:top w:val="single" w:color="CCCCCC" w:sz="4" w:space="0"/>
+              <w:left w:val="single" w:color="CCCCCC" w:sz="4" w:space="0"/>
+              <w:bottom w:val="single" w:color="CCCCCC" w:sz="4" w:space="0"/>
+              <w:right w:val="single" w:color="CCCCCC" w:sz="4" w:space="0"/>
             </w:tcBorders>
             <w:shd w:val="clear" w:color="auto" w:fill="F1FAEE"/>
           </w:tcPr>
@@ -5848,10 +6341,10 @@
           <w:tcPr>
             <w:tcW w:w="519" w:type="dxa"/>
             <w:tcBorders>
-              <w:top w:val="single" w:sz="4" w:space="0" w:color="CCCCCC"/>
-              <w:left w:val="single" w:sz="4" w:space="0" w:color="CCCCCC"/>
-              <w:bottom w:val="single" w:sz="4" w:space="0" w:color="CCCCCC"/>
-              <w:right w:val="single" w:sz="4" w:space="0" w:color="CCCCCC"/>
+              <w:top w:val="single" w:color="CCCCCC" w:sz="4" w:space="0"/>
+              <w:left w:val="single" w:color="CCCCCC" w:sz="4" w:space="0"/>
+              <w:bottom w:val="single" w:color="CCCCCC" w:sz="4" w:space="0"/>
+              <w:right w:val="single" w:color="CCCCCC" w:sz="4" w:space="0"/>
             </w:tcBorders>
             <w:shd w:val="clear" w:color="auto" w:fill="FFFFFF"/>
           </w:tcPr>
@@ -5872,10 +6365,10 @@
           <w:tcPr>
             <w:tcW w:w="2001" w:type="dxa"/>
             <w:tcBorders>
-              <w:top w:val="single" w:sz="4" w:space="0" w:color="CCCCCC"/>
-              <w:left w:val="single" w:sz="4" w:space="0" w:color="CCCCCC"/>
-              <w:bottom w:val="single" w:sz="4" w:space="0" w:color="CCCCCC"/>
-              <w:right w:val="single" w:sz="4" w:space="0" w:color="CCCCCC"/>
+              <w:top w:val="single" w:color="CCCCCC" w:sz="4" w:space="0"/>
+              <w:left w:val="single" w:color="CCCCCC" w:sz="4" w:space="0"/>
+              <w:bottom w:val="single" w:color="CCCCCC" w:sz="4" w:space="0"/>
+              <w:right w:val="single" w:color="CCCCCC" w:sz="4" w:space="0"/>
             </w:tcBorders>
             <w:shd w:val="clear" w:color="auto" w:fill="FFFFFF"/>
           </w:tcPr>
@@ -5896,10 +6389,10 @@
           <w:tcPr>
             <w:tcW w:w="4000" w:type="dxa"/>
             <w:tcBorders>
-              <w:top w:val="single" w:sz="4" w:space="0" w:color="CCCCCC"/>
-              <w:left w:val="single" w:sz="4" w:space="0" w:color="CCCCCC"/>
-              <w:bottom w:val="single" w:sz="4" w:space="0" w:color="CCCCCC"/>
-              <w:right w:val="single" w:sz="4" w:space="0" w:color="CCCCCC"/>
+              <w:top w:val="single" w:color="CCCCCC" w:sz="4" w:space="0"/>
+              <w:left w:val="single" w:color="CCCCCC" w:sz="4" w:space="0"/>
+              <w:bottom w:val="single" w:color="CCCCCC" w:sz="4" w:space="0"/>
+              <w:right w:val="single" w:color="CCCCCC" w:sz="4" w:space="0"/>
             </w:tcBorders>
             <w:shd w:val="clear" w:color="auto" w:fill="FFFFFF"/>
           </w:tcPr>
@@ -5920,10 +6413,10 @@
           <w:tcPr>
             <w:tcW w:w="2505" w:type="dxa"/>
             <w:tcBorders>
-              <w:top w:val="single" w:sz="4" w:space="0" w:color="CCCCCC"/>
-              <w:left w:val="single" w:sz="4" w:space="0" w:color="CCCCCC"/>
-              <w:bottom w:val="single" w:sz="4" w:space="0" w:color="CCCCCC"/>
-              <w:right w:val="single" w:sz="4" w:space="0" w:color="CCCCCC"/>
+              <w:top w:val="single" w:color="CCCCCC" w:sz="4" w:space="0"/>
+              <w:left w:val="single" w:color="CCCCCC" w:sz="4" w:space="0"/>
+              <w:bottom w:val="single" w:color="CCCCCC" w:sz="4" w:space="0"/>
+              <w:right w:val="single" w:color="CCCCCC" w:sz="4" w:space="0"/>
             </w:tcBorders>
             <w:shd w:val="clear" w:color="auto" w:fill="FFFFFF"/>
           </w:tcPr>
@@ -5946,10 +6439,10 @@
           <w:tcPr>
             <w:tcW w:w="519" w:type="dxa"/>
             <w:tcBorders>
-              <w:top w:val="single" w:sz="4" w:space="0" w:color="CCCCCC"/>
-              <w:left w:val="single" w:sz="4" w:space="0" w:color="CCCCCC"/>
-              <w:bottom w:val="single" w:sz="4" w:space="0" w:color="CCCCCC"/>
-              <w:right w:val="single" w:sz="4" w:space="0" w:color="CCCCCC"/>
+              <w:top w:val="single" w:color="CCCCCC" w:sz="4" w:space="0"/>
+              <w:left w:val="single" w:color="CCCCCC" w:sz="4" w:space="0"/>
+              <w:bottom w:val="single" w:color="CCCCCC" w:sz="4" w:space="0"/>
+              <w:right w:val="single" w:color="CCCCCC" w:sz="4" w:space="0"/>
             </w:tcBorders>
             <w:shd w:val="clear" w:color="auto" w:fill="F1FAEE"/>
           </w:tcPr>
@@ -5970,10 +6463,10 @@
           <w:tcPr>
             <w:tcW w:w="2001" w:type="dxa"/>
             <w:tcBorders>
-              <w:top w:val="single" w:sz="4" w:space="0" w:color="CCCCCC"/>
-              <w:left w:val="single" w:sz="4" w:space="0" w:color="CCCCCC"/>
-              <w:bottom w:val="single" w:sz="4" w:space="0" w:color="CCCCCC"/>
-              <w:right w:val="single" w:sz="4" w:space="0" w:color="CCCCCC"/>
+              <w:top w:val="single" w:color="CCCCCC" w:sz="4" w:space="0"/>
+              <w:left w:val="single" w:color="CCCCCC" w:sz="4" w:space="0"/>
+              <w:bottom w:val="single" w:color="CCCCCC" w:sz="4" w:space="0"/>
+              <w:right w:val="single" w:color="CCCCCC" w:sz="4" w:space="0"/>
             </w:tcBorders>
             <w:shd w:val="clear" w:color="auto" w:fill="F1FAEE"/>
           </w:tcPr>
@@ -5994,10 +6487,10 @@
           <w:tcPr>
             <w:tcW w:w="4000" w:type="dxa"/>
             <w:tcBorders>
-              <w:top w:val="single" w:sz="4" w:space="0" w:color="CCCCCC"/>
-              <w:left w:val="single" w:sz="4" w:space="0" w:color="CCCCCC"/>
-              <w:bottom w:val="single" w:sz="4" w:space="0" w:color="CCCCCC"/>
-              <w:right w:val="single" w:sz="4" w:space="0" w:color="CCCCCC"/>
+              <w:top w:val="single" w:color="CCCCCC" w:sz="4" w:space="0"/>
+              <w:left w:val="single" w:color="CCCCCC" w:sz="4" w:space="0"/>
+              <w:bottom w:val="single" w:color="CCCCCC" w:sz="4" w:space="0"/>
+              <w:right w:val="single" w:color="CCCCCC" w:sz="4" w:space="0"/>
             </w:tcBorders>
             <w:shd w:val="clear" w:color="auto" w:fill="F1FAEE"/>
           </w:tcPr>
@@ -6018,10 +6511,10 @@
           <w:tcPr>
             <w:tcW w:w="2505" w:type="dxa"/>
             <w:tcBorders>
-              <w:top w:val="single" w:sz="4" w:space="0" w:color="CCCCCC"/>
-              <w:left w:val="single" w:sz="4" w:space="0" w:color="CCCCCC"/>
-              <w:bottom w:val="single" w:sz="4" w:space="0" w:color="CCCCCC"/>
-              <w:right w:val="single" w:sz="4" w:space="0" w:color="CCCCCC"/>
+              <w:top w:val="single" w:color="CCCCCC" w:sz="4" w:space="0"/>
+              <w:left w:val="single" w:color="CCCCCC" w:sz="4" w:space="0"/>
+              <w:bottom w:val="single" w:color="CCCCCC" w:sz="4" w:space="0"/>
+              <w:right w:val="single" w:color="CCCCCC" w:sz="4" w:space="0"/>
             </w:tcBorders>
             <w:shd w:val="clear" w:color="auto" w:fill="F1FAEE"/>
           </w:tcPr>
@@ -6044,10 +6537,10 @@
           <w:tcPr>
             <w:tcW w:w="519" w:type="dxa"/>
             <w:tcBorders>
-              <w:top w:val="single" w:sz="4" w:space="0" w:color="CCCCCC"/>
-              <w:left w:val="single" w:sz="4" w:space="0" w:color="CCCCCC"/>
-              <w:bottom w:val="single" w:sz="4" w:space="0" w:color="CCCCCC"/>
-              <w:right w:val="single" w:sz="4" w:space="0" w:color="CCCCCC"/>
+              <w:top w:val="single" w:color="CCCCCC" w:sz="4" w:space="0"/>
+              <w:left w:val="single" w:color="CCCCCC" w:sz="4" w:space="0"/>
+              <w:bottom w:val="single" w:color="CCCCCC" w:sz="4" w:space="0"/>
+              <w:right w:val="single" w:color="CCCCCC" w:sz="4" w:space="0"/>
             </w:tcBorders>
             <w:shd w:val="clear" w:color="auto" w:fill="FFFFFF"/>
           </w:tcPr>
@@ -6068,10 +6561,10 @@
           <w:tcPr>
             <w:tcW w:w="2001" w:type="dxa"/>
             <w:tcBorders>
-              <w:top w:val="single" w:sz="4" w:space="0" w:color="CCCCCC"/>
-              <w:left w:val="single" w:sz="4" w:space="0" w:color="CCCCCC"/>
-              <w:bottom w:val="single" w:sz="4" w:space="0" w:color="CCCCCC"/>
-              <w:right w:val="single" w:sz="4" w:space="0" w:color="CCCCCC"/>
+              <w:top w:val="single" w:color="CCCCCC" w:sz="4" w:space="0"/>
+              <w:left w:val="single" w:color="CCCCCC" w:sz="4" w:space="0"/>
+              <w:bottom w:val="single" w:color="CCCCCC" w:sz="4" w:space="0"/>
+              <w:right w:val="single" w:color="CCCCCC" w:sz="4" w:space="0"/>
             </w:tcBorders>
             <w:shd w:val="clear" w:color="auto" w:fill="FFFFFF"/>
           </w:tcPr>
@@ -6092,10 +6585,10 @@
           <w:tcPr>
             <w:tcW w:w="4000" w:type="dxa"/>
             <w:tcBorders>
-              <w:top w:val="single" w:sz="4" w:space="0" w:color="CCCCCC"/>
-              <w:left w:val="single" w:sz="4" w:space="0" w:color="CCCCCC"/>
-              <w:bottom w:val="single" w:sz="4" w:space="0" w:color="CCCCCC"/>
-              <w:right w:val="single" w:sz="4" w:space="0" w:color="CCCCCC"/>
+              <w:top w:val="single" w:color="CCCCCC" w:sz="4" w:space="0"/>
+              <w:left w:val="single" w:color="CCCCCC" w:sz="4" w:space="0"/>
+              <w:bottom w:val="single" w:color="CCCCCC" w:sz="4" w:space="0"/>
+              <w:right w:val="single" w:color="CCCCCC" w:sz="4" w:space="0"/>
             </w:tcBorders>
             <w:shd w:val="clear" w:color="auto" w:fill="FFFFFF"/>
           </w:tcPr>
@@ -6116,10 +6609,10 @@
           <w:tcPr>
             <w:tcW w:w="2505" w:type="dxa"/>
             <w:tcBorders>
-              <w:top w:val="single" w:sz="4" w:space="0" w:color="CCCCCC"/>
-              <w:left w:val="single" w:sz="4" w:space="0" w:color="CCCCCC"/>
-              <w:bottom w:val="single" w:sz="4" w:space="0" w:color="CCCCCC"/>
-              <w:right w:val="single" w:sz="4" w:space="0" w:color="CCCCCC"/>
+              <w:top w:val="single" w:color="CCCCCC" w:sz="4" w:space="0"/>
+              <w:left w:val="single" w:color="CCCCCC" w:sz="4" w:space="0"/>
+              <w:bottom w:val="single" w:color="CCCCCC" w:sz="4" w:space="0"/>
+              <w:right w:val="single" w:color="CCCCCC" w:sz="4" w:space="0"/>
             </w:tcBorders>
             <w:shd w:val="clear" w:color="auto" w:fill="FFFFFF"/>
           </w:tcPr>
@@ -6142,10 +6635,10 @@
           <w:tcPr>
             <w:tcW w:w="519" w:type="dxa"/>
             <w:tcBorders>
-              <w:top w:val="single" w:sz="4" w:space="0" w:color="CCCCCC"/>
-              <w:left w:val="single" w:sz="4" w:space="0" w:color="CCCCCC"/>
-              <w:bottom w:val="single" w:sz="4" w:space="0" w:color="CCCCCC"/>
-              <w:right w:val="single" w:sz="4" w:space="0" w:color="CCCCCC"/>
+              <w:top w:val="single" w:color="CCCCCC" w:sz="4" w:space="0"/>
+              <w:left w:val="single" w:color="CCCCCC" w:sz="4" w:space="0"/>
+              <w:bottom w:val="single" w:color="CCCCCC" w:sz="4" w:space="0"/>
+              <w:right w:val="single" w:color="CCCCCC" w:sz="4" w:space="0"/>
             </w:tcBorders>
             <w:shd w:val="clear" w:color="auto" w:fill="F1FAEE"/>
           </w:tcPr>
@@ -6166,10 +6659,10 @@
           <w:tcPr>
             <w:tcW w:w="2001" w:type="dxa"/>
             <w:tcBorders>
-              <w:top w:val="single" w:sz="4" w:space="0" w:color="CCCCCC"/>
-              <w:left w:val="single" w:sz="4" w:space="0" w:color="CCCCCC"/>
-              <w:bottom w:val="single" w:sz="4" w:space="0" w:color="CCCCCC"/>
-              <w:right w:val="single" w:sz="4" w:space="0" w:color="CCCCCC"/>
+              <w:top w:val="single" w:color="CCCCCC" w:sz="4" w:space="0"/>
+              <w:left w:val="single" w:color="CCCCCC" w:sz="4" w:space="0"/>
+              <w:bottom w:val="single" w:color="CCCCCC" w:sz="4" w:space="0"/>
+              <w:right w:val="single" w:color="CCCCCC" w:sz="4" w:space="0"/>
             </w:tcBorders>
             <w:shd w:val="clear" w:color="auto" w:fill="F1FAEE"/>
           </w:tcPr>
@@ -6190,10 +6683,10 @@
           <w:tcPr>
             <w:tcW w:w="4000" w:type="dxa"/>
             <w:tcBorders>
-              <w:top w:val="single" w:sz="4" w:space="0" w:color="CCCCCC"/>
-              <w:left w:val="single" w:sz="4" w:space="0" w:color="CCCCCC"/>
-              <w:bottom w:val="single" w:sz="4" w:space="0" w:color="CCCCCC"/>
-              <w:right w:val="single" w:sz="4" w:space="0" w:color="CCCCCC"/>
+              <w:top w:val="single" w:color="CCCCCC" w:sz="4" w:space="0"/>
+              <w:left w:val="single" w:color="CCCCCC" w:sz="4" w:space="0"/>
+              <w:bottom w:val="single" w:color="CCCCCC" w:sz="4" w:space="0"/>
+              <w:right w:val="single" w:color="CCCCCC" w:sz="4" w:space="0"/>
             </w:tcBorders>
             <w:shd w:val="clear" w:color="auto" w:fill="F1FAEE"/>
           </w:tcPr>
@@ -6214,10 +6707,10 @@
           <w:tcPr>
             <w:tcW w:w="2505" w:type="dxa"/>
             <w:tcBorders>
-              <w:top w:val="single" w:sz="4" w:space="0" w:color="CCCCCC"/>
-              <w:left w:val="single" w:sz="4" w:space="0" w:color="CCCCCC"/>
-              <w:bottom w:val="single" w:sz="4" w:space="0" w:color="CCCCCC"/>
-              <w:right w:val="single" w:sz="4" w:space="0" w:color="CCCCCC"/>
+              <w:top w:val="single" w:color="CCCCCC" w:sz="4" w:space="0"/>
+              <w:left w:val="single" w:color="CCCCCC" w:sz="4" w:space="0"/>
+              <w:bottom w:val="single" w:color="CCCCCC" w:sz="4" w:space="0"/>
+              <w:right w:val="single" w:color="CCCCCC" w:sz="4" w:space="0"/>
             </w:tcBorders>
             <w:shd w:val="clear" w:color="auto" w:fill="F1FAEE"/>
           </w:tcPr>
@@ -6274,10 +6767,10 @@
           <w:tcPr>
             <w:tcW w:w="9026" w:type="dxa"/>
             <w:tcBorders>
-              <w:top w:val="single" w:sz="4" w:space="0" w:color="457B9D"/>
-              <w:left w:val="single" w:sz="4" w:space="0" w:color="457B9D"/>
-              <w:bottom w:val="single" w:sz="4" w:space="0" w:color="457B9D"/>
-              <w:right w:val="single" w:sz="4" w:space="0" w:color="457B9D"/>
+              <w:top w:val="single" w:color="457B9D" w:sz="4" w:space="0"/>
+              <w:left w:val="single" w:color="457B9D" w:sz="4" w:space="0"/>
+              <w:bottom w:val="single" w:color="457B9D" w:sz="4" w:space="0"/>
+              <w:right w:val="single" w:color="457B9D" w:sz="4" w:space="0"/>
             </w:tcBorders>
             <w:shd w:val="clear" w:color="auto" w:fill="F1FAEE"/>
           </w:tcPr>
@@ -6287,6 +6780,7 @@
               <w:spacing w:after="100"/>
               <w:jc w:val="center"/>
             </w:pPr>
+            <w:proofErr w:type="gramStart"/>
             <w:r>
               <w:rPr>
                 <w:b/>
@@ -6295,7 +6789,62 @@
                 <w:sz w:val="28"/>
                 <w:szCs w:val="28"/>
               </w:rPr>
-              <w:t>Risk  =  Threat  x  Vulnerability  x  Impact</w:t>
+              <w:t>Risk  =</w:t>
+            </w:r>
+            <w:proofErr w:type="gramEnd"/>
+            <w:r>
+              <w:rPr>
+                <w:b/>
+                <w:bCs/>
+                <w:color w:val="1D3557"/>
+                <w:sz w:val="28"/>
+                <w:szCs w:val="28"/>
+              </w:rPr>
+              <w:t xml:space="preserve">  </w:t>
+            </w:r>
+            <w:proofErr w:type="gramStart"/>
+            <w:r>
+              <w:rPr>
+                <w:b/>
+                <w:bCs/>
+                <w:color w:val="1D3557"/>
+                <w:sz w:val="28"/>
+                <w:szCs w:val="28"/>
+              </w:rPr>
+              <w:t>Threat  x</w:t>
+            </w:r>
+            <w:proofErr w:type="gramEnd"/>
+            <w:r>
+              <w:rPr>
+                <w:b/>
+                <w:bCs/>
+                <w:color w:val="1D3557"/>
+                <w:sz w:val="28"/>
+                <w:szCs w:val="28"/>
+              </w:rPr>
+              <w:t xml:space="preserve">  </w:t>
+            </w:r>
+            <w:proofErr w:type="gramStart"/>
+            <w:r>
+              <w:rPr>
+                <w:b/>
+                <w:bCs/>
+                <w:color w:val="1D3557"/>
+                <w:sz w:val="28"/>
+                <w:szCs w:val="28"/>
+              </w:rPr>
+              <w:t>Vulnerability  x</w:t>
+            </w:r>
+            <w:proofErr w:type="gramEnd"/>
+            <w:r>
+              <w:rPr>
+                <w:b/>
+                <w:bCs/>
+                <w:color w:val="1D3557"/>
+                <w:sz w:val="28"/>
+                <w:szCs w:val="28"/>
+              </w:rPr>
+              <w:t xml:space="preserve">  Impact</w:t>
             </w:r>
           </w:p>
           <w:p>
@@ -6374,7 +6923,7 @@
     <w:p>
       <w:pPr>
         <w:pBdr>
-          <w:bottom w:val="single" w:sz="8" w:space="4" w:color="457B9D"/>
+          <w:bottom w:val="single" w:color="457B9D" w:sz="8" w:space="4"/>
         </w:pBdr>
         <w:spacing w:before="320" w:after="120"/>
       </w:pPr>
@@ -6422,6 +6971,7 @@
         <w:spacing w:before="80" w:after="80"/>
         <w:ind w:left="720" w:hanging="720"/>
       </w:pPr>
+      <w:proofErr w:type="spellStart"/>
       <w:r>
         <w:rPr>
           <w:b/>
@@ -6429,7 +6979,17 @@
           <w:sz w:val="21"/>
           <w:szCs w:val="21"/>
         </w:rPr>
-        <w:t xml:space="preserve">Shostack, A. </w:t>
+        <w:t>Shostack</w:t>
+      </w:r>
+      <w:proofErr w:type="spellEnd"/>
+      <w:r>
+        <w:rPr>
+          <w:b/>
+          <w:bCs/>
+          <w:sz w:val="21"/>
+          <w:szCs w:val="21"/>
+        </w:rPr>
+        <w:t xml:space="preserve">, A. </w:t>
       </w:r>
       <w:r>
         <w:rPr>
@@ -6445,7 +7005,27 @@
           <w:sz w:val="21"/>
           <w:szCs w:val="21"/>
         </w:rPr>
-        <w:t xml:space="preserve">Threat Modeling: Designing for Security. </w:t>
+        <w:t xml:space="preserve">Threat </w:t>
+      </w:r>
+      <w:proofErr w:type="spellStart"/>
+      <w:r>
+        <w:rPr>
+          <w:i/>
+          <w:iCs/>
+          <w:sz w:val="21"/>
+          <w:szCs w:val="21"/>
+        </w:rPr>
+        <w:t>Modeling</w:t>
+      </w:r>
+      <w:proofErr w:type="spellEnd"/>
+      <w:r>
+        <w:rPr>
+          <w:i/>
+          <w:iCs/>
+          <w:sz w:val="21"/>
+          <w:szCs w:val="21"/>
+        </w:rPr>
+        <w:t xml:space="preserve">: Designing for Security. </w:t>
       </w:r>
       <w:r>
         <w:rPr>
@@ -6563,7 +7143,23 @@
           <w:sz w:val="21"/>
           <w:szCs w:val="21"/>
         </w:rPr>
-        <w:t xml:space="preserve">3rd edn. Hoboken: Wiley. [Comprehensive reference text. The full book is freely available from the author at </w:t>
+        <w:t xml:space="preserve">3rd </w:t>
+      </w:r>
+      <w:proofErr w:type="spellStart"/>
+      <w:r>
+        <w:rPr>
+          <w:sz w:val="21"/>
+          <w:szCs w:val="21"/>
+        </w:rPr>
+        <w:t>edn</w:t>
+      </w:r>
+      <w:proofErr w:type="spellEnd"/>
+      <w:r>
+        <w:rPr>
+          <w:sz w:val="21"/>
+          <w:szCs w:val="21"/>
+        </w:rPr>
+        <w:t xml:space="preserve">. Hoboken: Wiley. [Comprehensive reference text. The full book is freely available from the author at </w:t>
       </w:r>
       <w:hyperlink r:id="rId11">
         <w:r>
@@ -6870,7 +7466,7 @@
     <w:p>
       <w:pPr>
         <w:pBdr>
-          <w:top w:val="single" w:sz="4" w:space="4" w:color="457B9D"/>
+          <w:top w:val="single" w:color="457B9D" w:sz="4" w:space="4"/>
         </w:pBdr>
         <w:spacing w:before="160"/>
       </w:pPr>
@@ -6880,7 +7476,61 @@
           <w:sz w:val="16"/>
           <w:szCs w:val="16"/>
         </w:rPr>
-        <w:t xml:space="preserve">COM5406 Cyber Security  ·  Session 1A  ·  University of Greater Manchester  ·  </w:t>
+        <w:t xml:space="preserve">COM5406 Cyber </w:t>
+      </w:r>
+      <w:proofErr w:type="gramStart"/>
+      <w:r>
+        <w:rPr>
+          <w:color w:val="457B9D"/>
+          <w:sz w:val="16"/>
+          <w:szCs w:val="16"/>
+        </w:rPr>
+        <w:t>Security  ·</w:t>
+      </w:r>
+      <w:proofErr w:type="gramEnd"/>
+      <w:r>
+        <w:rPr>
+          <w:color w:val="457B9D"/>
+          <w:sz w:val="16"/>
+          <w:szCs w:val="16"/>
+        </w:rPr>
+        <w:t xml:space="preserve">  Session 1</w:t>
+      </w:r>
+      <w:proofErr w:type="gramStart"/>
+      <w:r>
+        <w:rPr>
+          <w:color w:val="457B9D"/>
+          <w:sz w:val="16"/>
+          <w:szCs w:val="16"/>
+        </w:rPr>
+        <w:t>A  ·</w:t>
+      </w:r>
+      <w:proofErr w:type="gramEnd"/>
+      <w:r>
+        <w:rPr>
+          <w:color w:val="457B9D"/>
+          <w:sz w:val="16"/>
+          <w:szCs w:val="16"/>
+        </w:rPr>
+        <w:t xml:space="preserve">  University of Greater </w:t>
+      </w:r>
+      <w:proofErr w:type="gramStart"/>
+      <w:r>
+        <w:rPr>
+          <w:color w:val="457B9D"/>
+          <w:sz w:val="16"/>
+          <w:szCs w:val="16"/>
+        </w:rPr>
+        <w:t>Manchester  ·</w:t>
+      </w:r>
+      <w:proofErr w:type="gramEnd"/>
+      <w:r>
+        <w:rPr>
+          <w:color w:val="457B9D"/>
+          <w:sz w:val="16"/>
+          <w:szCs w:val="16"/>
+        </w:rPr>
+        <w:t xml:space="preserve">  </w:t>
       </w:r>
       <w:r>
         <w:rPr>
@@ -6895,7 +7545,7 @@
     </w:p>
     <w:sectPr>
       <w:footerReference w:type="default" r:id="rId17"/>
-      <w:pgSz w:w="11906" w:h="16838"/>
+      <w:pgSz w:w="11906" w:h="16838" w:orient="portrait"/>
       <w:pgMar w:top="1440" w:right="1440" w:bottom="1440" w:left="1440" w:header="0" w:footer="708" w:gutter="0"/>
       <w:cols w:space="720"/>
       <w:formProt w:val="0"/>
@@ -6938,7 +7588,43 @@
         <w:sz w:val="16"/>
         <w:szCs w:val="16"/>
       </w:rPr>
-      <w:t xml:space="preserve">COM5406 Cyber Security  ·  Session 1A Worksheet  ·  Page </w:t>
+      <w:t xml:space="preserve">COM5406 Cyber </w:t>
+    </w:r>
+    <w:proofErr w:type="gramStart"/>
+    <w:r>
+      <w:rPr>
+        <w:color w:val="457B9D"/>
+        <w:sz w:val="16"/>
+        <w:szCs w:val="16"/>
+      </w:rPr>
+      <w:t>Security  ·</w:t>
+    </w:r>
+    <w:proofErr w:type="gramEnd"/>
+    <w:r>
+      <w:rPr>
+        <w:color w:val="457B9D"/>
+        <w:sz w:val="16"/>
+        <w:szCs w:val="16"/>
+      </w:rPr>
+      <w:t xml:space="preserve">  Session 1A </w:t>
+    </w:r>
+    <w:proofErr w:type="gramStart"/>
+    <w:r>
+      <w:rPr>
+        <w:color w:val="457B9D"/>
+        <w:sz w:val="16"/>
+        <w:szCs w:val="16"/>
+      </w:rPr>
+      <w:t>Worksheet  ·</w:t>
+    </w:r>
+    <w:proofErr w:type="gramEnd"/>
+    <w:r>
+      <w:rPr>
+        <w:color w:val="457B9D"/>
+        <w:sz w:val="16"/>
+        <w:szCs w:val="16"/>
+      </w:rPr>
+      <w:t xml:space="preserve">  Page </w:t>
     </w:r>
     <w:r>
       <w:fldChar w:fldCharType="begin"/>
@@ -7118,7 +7804,7 @@
         <w:ind w:left="720" w:hanging="360"/>
       </w:pPr>
       <w:rPr>
-        <w:rFonts w:ascii="OpenSymbol" w:hAnsi="OpenSymbol" w:cs="OpenSymbol" w:hint="default"/>
+        <w:rFonts w:hint="default" w:ascii="OpenSymbol" w:hAnsi="OpenSymbol" w:cs="OpenSymbol"/>
       </w:rPr>
     </w:lvl>
     <w:lvl w:ilvl="1">
@@ -7238,7 +7924,7 @@
   <w:docDefaults>
     <w:rPrDefault>
       <w:rPr>
-        <w:rFonts w:ascii="Arial" w:eastAsia="Arial" w:hAnsi="Arial" w:cs="Arial"/>
+        <w:rFonts w:ascii="Arial" w:hAnsi="Arial" w:eastAsia="Arial" w:cs="Arial"/>
         <w:sz w:val="22"/>
         <w:szCs w:val="22"/>
         <w:lang w:val="en-GB" w:eastAsia="zh-CN" w:bidi="hi-IN"/>
@@ -7253,14 +7939,14 @@
   <w:latentStyles w:defLockedState="0" w:defUIPriority="99" w:defSemiHidden="0" w:defUnhideWhenUsed="0" w:defQFormat="0" w:count="376">
     <w:lsdException w:name="Normal" w:uiPriority="0" w:qFormat="1"/>
     <w:lsdException w:name="heading 1" w:uiPriority="9" w:qFormat="1"/>
-    <w:lsdException w:name="heading 2" w:semiHidden="1" w:uiPriority="9" w:unhideWhenUsed="1" w:qFormat="1"/>
-    <w:lsdException w:name="heading 3" w:semiHidden="1" w:uiPriority="9" w:unhideWhenUsed="1" w:qFormat="1"/>
-    <w:lsdException w:name="heading 4" w:semiHidden="1" w:uiPriority="9" w:unhideWhenUsed="1" w:qFormat="1"/>
-    <w:lsdException w:name="heading 5" w:semiHidden="1" w:uiPriority="9" w:unhideWhenUsed="1" w:qFormat="1"/>
-    <w:lsdException w:name="heading 6" w:semiHidden="1" w:uiPriority="9" w:unhideWhenUsed="1" w:qFormat="1"/>
-    <w:lsdException w:name="heading 7" w:semiHidden="1" w:uiPriority="9" w:unhideWhenUsed="1" w:qFormat="1"/>
-    <w:lsdException w:name="heading 8" w:semiHidden="1" w:uiPriority="9" w:unhideWhenUsed="1" w:qFormat="1"/>
-    <w:lsdException w:name="heading 9" w:semiHidden="1" w:uiPriority="9" w:unhideWhenUsed="1" w:qFormat="1"/>
+    <w:lsdException w:name="heading 2" w:uiPriority="9" w:semiHidden="1" w:unhideWhenUsed="1" w:qFormat="1"/>
+    <w:lsdException w:name="heading 3" w:uiPriority="9" w:semiHidden="1" w:unhideWhenUsed="1" w:qFormat="1"/>
+    <w:lsdException w:name="heading 4" w:uiPriority="9" w:semiHidden="1" w:unhideWhenUsed="1" w:qFormat="1"/>
+    <w:lsdException w:name="heading 5" w:uiPriority="9" w:semiHidden="1" w:unhideWhenUsed="1" w:qFormat="1"/>
+    <w:lsdException w:name="heading 6" w:uiPriority="9" w:semiHidden="1" w:unhideWhenUsed="1" w:qFormat="1"/>
+    <w:lsdException w:name="heading 7" w:uiPriority="9" w:semiHidden="1" w:unhideWhenUsed="1" w:qFormat="1"/>
+    <w:lsdException w:name="heading 8" w:uiPriority="9" w:semiHidden="1" w:unhideWhenUsed="1" w:qFormat="1"/>
+    <w:lsdException w:name="heading 9" w:uiPriority="9" w:semiHidden="1" w:unhideWhenUsed="1" w:qFormat="1"/>
     <w:lsdException w:name="index 1" w:semiHidden="1" w:unhideWhenUsed="1"/>
     <w:lsdException w:name="index 2" w:semiHidden="1" w:unhideWhenUsed="1"/>
     <w:lsdException w:name="index 3" w:semiHidden="1" w:unhideWhenUsed="1"/>
@@ -7270,22 +7956,22 @@
     <w:lsdException w:name="index 7" w:semiHidden="1" w:unhideWhenUsed="1"/>
     <w:lsdException w:name="index 8" w:semiHidden="1" w:unhideWhenUsed="1"/>
     <w:lsdException w:name="index 9" w:semiHidden="1" w:unhideWhenUsed="1"/>
-    <w:lsdException w:name="toc 1" w:semiHidden="1" w:uiPriority="39" w:unhideWhenUsed="1"/>
-    <w:lsdException w:name="toc 2" w:semiHidden="1" w:uiPriority="39" w:unhideWhenUsed="1"/>
-    <w:lsdException w:name="toc 3" w:semiHidden="1" w:uiPriority="39" w:unhideWhenUsed="1"/>
-    <w:lsdException w:name="toc 4" w:semiHidden="1" w:uiPriority="39" w:unhideWhenUsed="1"/>
-    <w:lsdException w:name="toc 5" w:semiHidden="1" w:uiPriority="39" w:unhideWhenUsed="1"/>
-    <w:lsdException w:name="toc 6" w:semiHidden="1" w:uiPriority="39" w:unhideWhenUsed="1"/>
-    <w:lsdException w:name="toc 7" w:semiHidden="1" w:uiPriority="39" w:unhideWhenUsed="1"/>
-    <w:lsdException w:name="toc 8" w:semiHidden="1" w:uiPriority="39" w:unhideWhenUsed="1"/>
-    <w:lsdException w:name="toc 9" w:semiHidden="1" w:uiPriority="39" w:unhideWhenUsed="1"/>
+    <w:lsdException w:name="toc 1" w:uiPriority="39" w:semiHidden="1" w:unhideWhenUsed="1"/>
+    <w:lsdException w:name="toc 2" w:uiPriority="39" w:semiHidden="1" w:unhideWhenUsed="1"/>
+    <w:lsdException w:name="toc 3" w:uiPriority="39" w:semiHidden="1" w:unhideWhenUsed="1"/>
+    <w:lsdException w:name="toc 4" w:uiPriority="39" w:semiHidden="1" w:unhideWhenUsed="1"/>
+    <w:lsdException w:name="toc 5" w:uiPriority="39" w:semiHidden="1" w:unhideWhenUsed="1"/>
+    <w:lsdException w:name="toc 6" w:uiPriority="39" w:semiHidden="1" w:unhideWhenUsed="1"/>
+    <w:lsdException w:name="toc 7" w:uiPriority="39" w:semiHidden="1" w:unhideWhenUsed="1"/>
+    <w:lsdException w:name="toc 8" w:uiPriority="39" w:semiHidden="1" w:unhideWhenUsed="1"/>
+    <w:lsdException w:name="toc 9" w:uiPriority="39" w:semiHidden="1" w:unhideWhenUsed="1"/>
     <w:lsdException w:name="Normal Indent" w:semiHidden="1" w:unhideWhenUsed="1"/>
     <w:lsdException w:name="footnote text" w:semiHidden="1" w:unhideWhenUsed="1"/>
     <w:lsdException w:name="annotation text" w:semiHidden="1" w:unhideWhenUsed="1"/>
     <w:lsdException w:name="header" w:semiHidden="1" w:unhideWhenUsed="1"/>
     <w:lsdException w:name="footer" w:semiHidden="1" w:unhideWhenUsed="1"/>
     <w:lsdException w:name="index heading" w:semiHidden="1" w:unhideWhenUsed="1"/>
-    <w:lsdException w:name="caption" w:semiHidden="1" w:uiPriority="35" w:unhideWhenUsed="1" w:qFormat="1"/>
+    <w:lsdException w:name="caption" w:uiPriority="35" w:semiHidden="1" w:unhideWhenUsed="1" w:qFormat="1"/>
     <w:lsdException w:name="table of figures" w:semiHidden="1" w:unhideWhenUsed="1"/>
     <w:lsdException w:name="envelope address" w:semiHidden="1" w:unhideWhenUsed="1"/>
     <w:lsdException w:name="envelope return" w:semiHidden="1" w:unhideWhenUsed="1"/>
@@ -7316,7 +8002,7 @@
     <w:lsdException w:name="Title" w:uiPriority="10" w:qFormat="1"/>
     <w:lsdException w:name="Closing" w:semiHidden="1" w:unhideWhenUsed="1"/>
     <w:lsdException w:name="Signature" w:semiHidden="1" w:unhideWhenUsed="1"/>
-    <w:lsdException w:name="Default Paragraph Font" w:semiHidden="1" w:uiPriority="1" w:unhideWhenUsed="1"/>
+    <w:lsdException w:name="Default Paragraph Font" w:uiPriority="1" w:semiHidden="1" w:unhideWhenUsed="1"/>
     <w:lsdException w:name="Body Text" w:semiHidden="1" w:unhideWhenUsed="1"/>
     <w:lsdException w:name="Body Text Indent" w:semiHidden="1" w:unhideWhenUsed="1"/>
     <w:lsdException w:name="List Continue" w:semiHidden="1" w:unhideWhenUsed="1"/>
@@ -7516,8 +8202,8 @@
     <w:lsdException w:name="Subtle Reference" w:uiPriority="31" w:qFormat="1"/>
     <w:lsdException w:name="Intense Reference" w:uiPriority="32" w:qFormat="1"/>
     <w:lsdException w:name="Book Title" w:uiPriority="33" w:qFormat="1"/>
-    <w:lsdException w:name="Bibliography" w:semiHidden="1" w:uiPriority="37" w:unhideWhenUsed="1"/>
-    <w:lsdException w:name="TOC Heading" w:semiHidden="1" w:uiPriority="39" w:unhideWhenUsed="1" w:qFormat="1"/>
+    <w:lsdException w:name="Bibliography" w:uiPriority="37" w:semiHidden="1" w:unhideWhenUsed="1"/>
+    <w:lsdException w:name="TOC Heading" w:uiPriority="39" w:semiHidden="1" w:unhideWhenUsed="1" w:qFormat="1"/>
     <w:lsdException w:name="Plain Table 1" w:uiPriority="41"/>
     <w:lsdException w:name="Plain Table 2" w:uiPriority="42"/>
     <w:lsdException w:name="Plain Table 3" w:uiPriority="43"/>
@@ -7628,7 +8314,7 @@
     <w:lsdException w:name="Unresolved Mention" w:semiHidden="1" w:unhideWhenUsed="1"/>
     <w:lsdException w:name="Smart Link" w:semiHidden="1" w:unhideWhenUsed="1"/>
   </w:latentStyles>
-  <w:style w:type="paragraph" w:default="1" w:styleId="Normal">
+  <w:style w:type="paragraph" w:styleId="Normal" w:default="1">
     <w:name w:val="Normal"/>
     <w:qFormat/>
   </w:style>
@@ -7722,13 +8408,13 @@
       <w:color w:val="1F4D78"/>
     </w:rPr>
   </w:style>
-  <w:style w:type="character" w:default="1" w:styleId="DefaultParagraphFont">
+  <w:style w:type="character" w:styleId="DefaultParagraphFont" w:default="1">
     <w:name w:val="Default Paragraph Font"/>
     <w:uiPriority w:val="1"/>
     <w:semiHidden/>
     <w:unhideWhenUsed/>
   </w:style>
-  <w:style w:type="table" w:default="1" w:styleId="TableNormal">
+  <w:style w:type="table" w:styleId="TableNormal" w:default="1">
     <w:name w:val="Normal Table"/>
     <w:uiPriority w:val="99"/>
     <w:semiHidden/>
@@ -7743,7 +8429,7 @@
       </w:tblCellMar>
     </w:tblPr>
   </w:style>
-  <w:style w:type="numbering" w:default="1" w:styleId="NoList">
+  <w:style w:type="numbering" w:styleId="NoList" w:default="1">
     <w:name w:val="No List"/>
     <w:uiPriority w:val="99"/>
     <w:semiHidden/>
@@ -7758,7 +8444,7 @@
       <w:u w:val="single"/>
     </w:rPr>
   </w:style>
-  <w:style w:type="character" w:customStyle="1" w:styleId="FootnoteCharacters">
+  <w:style w:type="character" w:styleId="FootnoteCharacters" w:customStyle="1">
     <w:name w:val="Footnote Characters"/>
     <w:uiPriority w:val="99"/>
     <w:semiHidden/>
@@ -7768,13 +8454,13 @@
       <w:vertAlign w:val="superscript"/>
     </w:rPr>
   </w:style>
-  <w:style w:type="character" w:customStyle="1" w:styleId="FootnoteAnchor">
+  <w:style w:type="character" w:styleId="FootnoteAnchor" w:customStyle="1">
     <w:name w:val="Footnote Anchor"/>
     <w:rPr>
       <w:vertAlign w:val="superscript"/>
     </w:rPr>
   </w:style>
-  <w:style w:type="character" w:customStyle="1" w:styleId="FootnoteTextChar">
+  <w:style w:type="character" w:styleId="FootnoteTextChar" w:customStyle="1">
     <w:name w:val="Footnote Text Char"/>
     <w:link w:val="FootnoteText"/>
     <w:uiPriority w:val="99"/>
@@ -7786,7 +8472,7 @@
       <w:szCs w:val="20"/>
     </w:rPr>
   </w:style>
-  <w:style w:type="character" w:customStyle="1" w:styleId="EndnoteCharacters">
+  <w:style w:type="character" w:styleId="EndnoteCharacters" w:customStyle="1">
     <w:name w:val="Endnote Characters"/>
     <w:uiPriority w:val="99"/>
     <w:semiHidden/>
@@ -7796,13 +8482,13 @@
       <w:vertAlign w:val="superscript"/>
     </w:rPr>
   </w:style>
-  <w:style w:type="character" w:customStyle="1" w:styleId="EndnoteAnchor">
+  <w:style w:type="character" w:styleId="EndnoteAnchor" w:customStyle="1">
     <w:name w:val="Endnote Anchor"/>
     <w:rPr>
       <w:vertAlign w:val="superscript"/>
     </w:rPr>
   </w:style>
-  <w:style w:type="character" w:customStyle="1" w:styleId="EndnoteTextChar">
+  <w:style w:type="character" w:styleId="EndnoteTextChar" w:customStyle="1">
     <w:name w:val="Endnote Text Char"/>
     <w:link w:val="EndnoteText"/>
     <w:uiPriority w:val="99"/>
@@ -7814,7 +8500,7 @@
       <w:szCs w:val="20"/>
     </w:rPr>
   </w:style>
-  <w:style w:type="paragraph" w:customStyle="1" w:styleId="Heading">
+  <w:style w:type="paragraph" w:styleId="Heading" w:customStyle="1">
     <w:name w:val="Heading"/>
     <w:basedOn w:val="Normal"/>
     <w:next w:val="BodyText"/>
@@ -7824,7 +8510,7 @@
       <w:spacing w:before="240" w:after="120"/>
     </w:pPr>
     <w:rPr>
-      <w:rFonts w:ascii="Liberation Sans" w:eastAsia="Noto Sans CJK SC" w:hAnsi="Liberation Sans" w:cs="Lohit Devanagari"/>
+      <w:rFonts w:ascii="Liberation Sans" w:hAnsi="Liberation Sans" w:eastAsia="Noto Sans CJK SC" w:cs="Lohit Devanagari"/>
       <w:sz w:val="28"/>
       <w:szCs w:val="28"/>
     </w:rPr>
@@ -7859,7 +8545,7 @@
       <w:szCs w:val="24"/>
     </w:rPr>
   </w:style>
-  <w:style w:type="paragraph" w:customStyle="1" w:styleId="Index">
+  <w:style w:type="paragraph" w:styleId="Index" w:customStyle="1">
     <w:name w:val="Index"/>
     <w:basedOn w:val="Normal"/>
     <w:qFormat/>
@@ -7880,7 +8566,7 @@
       <w:szCs w:val="56"/>
     </w:rPr>
   </w:style>
-  <w:style w:type="paragraph" w:customStyle="1" w:styleId="Strong1">
+  <w:style w:type="paragraph" w:styleId="Strong1" w:customStyle="1">
     <w:name w:val="Strong1"/>
     <w:qFormat/>
     <w:rPr>
@@ -7916,7 +8602,7 @@
       <w:szCs w:val="20"/>
     </w:rPr>
   </w:style>
-  <w:style w:type="paragraph" w:customStyle="1" w:styleId="HeaderandFooter">
+  <w:style w:type="paragraph" w:styleId="HeaderandFooter" w:customStyle="1">
     <w:name w:val="Header and Footer"/>
     <w:basedOn w:val="Normal"/>
     <w:qFormat/>
@@ -7944,7 +8630,7 @@
       <w:szCs w:val="20"/>
     </w:rPr>
   </w:style>
-  <w:style w:type="character" w:customStyle="1" w:styleId="HeaderChar">
+  <w:style w:type="character" w:styleId="HeaderChar" w:customStyle="1">
     <w:name w:val="Header Char"/>
     <w:basedOn w:val="DefaultParagraphFont"/>
     <w:link w:val="Header"/>
@@ -7960,7 +8646,7 @@
 </file>
 
 <file path=word/theme/theme1.xml><?xml version="1.0" encoding="utf-8"?>
-<a:theme xmlns:a="http://schemas.openxmlformats.org/drawingml/2006/main" name="Office Theme">
+<a:theme xmlns:a="http://schemas.openxmlformats.org/drawingml/2006/main" xmlns:thm15="http://schemas.microsoft.com/office/thememl/2012/main" name="Office Theme">
   <a:themeElements>
     <a:clrScheme name="Office">
       <a:dk1>
@@ -8255,9 +8941,10 @@
 </file>
 
 <file path=customXml/item1.xml><?xml version="1.0" encoding="utf-8"?>
-<ct:contentTypeSchema xmlns:ct="http://schemas.microsoft.com/office/2006/metadata/contentType" xmlns:ma="http://schemas.microsoft.com/office/2006/metadata/properties/metaAttributes" ct:_="" ma:_="" ma:contentTypeName="Document" ma:contentTypeID="0x010100E2C30B2022E6A542B45A1FA0C2F4F807" ma:contentTypeVersion="3" ma:contentTypeDescription="Create a new document." ma:contentTypeScope="" ma:versionID="49a669f135741ca86c5a6187e41e6699">
-  <xsd:schema xmlns:xsd="http://www.w3.org/2001/XMLSchema" xmlns:xs="http://www.w3.org/2001/XMLSchema" xmlns:p="http://schemas.microsoft.com/office/2006/metadata/properties" xmlns:ns2="88cdc42b-d374-40c2-a42d-dfa2e1e40b26" targetNamespace="http://schemas.microsoft.com/office/2006/metadata/properties" ma:root="true" ma:fieldsID="55ecb99d77c52d5962ab2c1fe4d62359" ns2:_="">
+<ct:contentTypeSchema xmlns:ct="http://schemas.microsoft.com/office/2006/metadata/contentType" xmlns:ma="http://schemas.microsoft.com/office/2006/metadata/properties/metaAttributes" ct:_="" ma:_="" ma:contentTypeName="Document" ma:contentTypeID="0x010100E2C30B2022E6A542B45A1FA0C2F4F807" ma:contentTypeVersion="10" ma:contentTypeDescription="Create a new document." ma:contentTypeScope="" ma:versionID="69896364aca6708624f6ca55e50d0a7f">
+  <xsd:schema xmlns:xsd="http://www.w3.org/2001/XMLSchema" xmlns:xs="http://www.w3.org/2001/XMLSchema" xmlns:p="http://schemas.microsoft.com/office/2006/metadata/properties" xmlns:ns2="88cdc42b-d374-40c2-a42d-dfa2e1e40b26" xmlns:ns3="8278f5bc-1032-4b14-b92e-b7633e8d23d0" targetNamespace="http://schemas.microsoft.com/office/2006/metadata/properties" ma:root="true" ma:fieldsID="34ffc91d1e1d7ca4eb943931bee442a1" ns2:_="" ns3:_="">
     <xsd:import namespace="88cdc42b-d374-40c2-a42d-dfa2e1e40b26"/>
+    <xsd:import namespace="8278f5bc-1032-4b14-b92e-b7633e8d23d0"/>
     <xsd:element name="properties">
       <xsd:complexType>
         <xsd:sequence>
@@ -8267,6 +8954,12 @@
                 <xsd:element ref="ns2:MediaServiceMetadata" minOccurs="0"/>
                 <xsd:element ref="ns2:MediaServiceFastMetadata" minOccurs="0"/>
                 <xsd:element ref="ns2:MediaServiceSearchProperties" minOccurs="0"/>
+                <xsd:element ref="ns2:MediaServiceDateTaken" minOccurs="0"/>
+                <xsd:element ref="ns2:lcf76f155ced4ddcb4097134ff3c332f" minOccurs="0"/>
+                <xsd:element ref="ns3:TaxCatchAll" minOccurs="0"/>
+                <xsd:element ref="ns2:MediaServiceOCR" minOccurs="0"/>
+                <xsd:element ref="ns2:MediaServiceGenerationTime" minOccurs="0"/>
+                <xsd:element ref="ns2:MediaServiceEventHashCode" minOccurs="0"/>
               </xsd:all>
             </xsd:complexType>
           </xsd:element>
@@ -8291,6 +8984,50 @@
       <xsd:simpleType>
         <xsd:restriction base="dms:Note"/>
       </xsd:simpleType>
+    </xsd:element>
+    <xsd:element name="MediaServiceDateTaken" ma:index="11" nillable="true" ma:displayName="MediaServiceDateTaken" ma:hidden="true" ma:indexed="true" ma:internalName="MediaServiceDateTaken" ma:readOnly="true">
+      <xsd:simpleType>
+        <xsd:restriction base="dms:Text"/>
+      </xsd:simpleType>
+    </xsd:element>
+    <xsd:element name="lcf76f155ced4ddcb4097134ff3c332f" ma:index="13" nillable="true" ma:taxonomy="true" ma:internalName="lcf76f155ced4ddcb4097134ff3c332f" ma:taxonomyFieldName="MediaServiceImageTags" ma:displayName="Image Tags" ma:readOnly="false" ma:fieldId="{5cf76f15-5ced-4ddc-b409-7134ff3c332f}" ma:taxonomyMulti="true" ma:sspId="9fffbf63-7dae-4706-9ef3-cdf75752fa4d" ma:termSetId="09814cd3-568e-fe90-9814-8d621ff8fb84" ma:anchorId="fba54fb3-c3e1-fe81-a776-ca4b69148c4d" ma:open="true" ma:isKeyword="false">
+      <xsd:complexType>
+        <xsd:sequence>
+          <xsd:element ref="pc:Terms" minOccurs="0" maxOccurs="1"/>
+        </xsd:sequence>
+      </xsd:complexType>
+    </xsd:element>
+    <xsd:element name="MediaServiceOCR" ma:index="15" nillable="true" ma:displayName="Extracted Text" ma:internalName="MediaServiceOCR" ma:readOnly="true">
+      <xsd:simpleType>
+        <xsd:restriction base="dms:Note">
+          <xsd:maxLength value="255"/>
+        </xsd:restriction>
+      </xsd:simpleType>
+    </xsd:element>
+    <xsd:element name="MediaServiceGenerationTime" ma:index="16" nillable="true" ma:displayName="MediaServiceGenerationTime" ma:hidden="true" ma:internalName="MediaServiceGenerationTime" ma:readOnly="true">
+      <xsd:simpleType>
+        <xsd:restriction base="dms:Text"/>
+      </xsd:simpleType>
+    </xsd:element>
+    <xsd:element name="MediaServiceEventHashCode" ma:index="17" nillable="true" ma:displayName="MediaServiceEventHashCode" ma:hidden="true" ma:internalName="MediaServiceEventHashCode" ma:readOnly="true">
+      <xsd:simpleType>
+        <xsd:restriction base="dms:Text"/>
+      </xsd:simpleType>
+    </xsd:element>
+  </xsd:schema>
+  <xsd:schema xmlns:xsd="http://www.w3.org/2001/XMLSchema" xmlns:xs="http://www.w3.org/2001/XMLSchema" xmlns:dms="http://schemas.microsoft.com/office/2006/documentManagement/types" xmlns:pc="http://schemas.microsoft.com/office/infopath/2007/PartnerControls" targetNamespace="8278f5bc-1032-4b14-b92e-b7633e8d23d0" elementFormDefault="qualified">
+    <xsd:import namespace="http://schemas.microsoft.com/office/2006/documentManagement/types"/>
+    <xsd:import namespace="http://schemas.microsoft.com/office/infopath/2007/PartnerControls"/>
+    <xsd:element name="TaxCatchAll" ma:index="14" nillable="true" ma:displayName="Taxonomy Catch All Column" ma:hidden="true" ma:list="{99fe3918-d441-4f62-bd20-ef9c24d271f0}" ma:internalName="TaxCatchAll" ma:showField="CatchAllData" ma:web="8278f5bc-1032-4b14-b92e-b7633e8d23d0">
+      <xsd:complexType>
+        <xsd:complexContent>
+          <xsd:extension base="dms:MultiChoiceLookup">
+            <xsd:sequence>
+              <xsd:element name="Value" type="dms:Lookup" maxOccurs="unbounded" minOccurs="0" nillable="true"/>
+            </xsd:sequence>
+          </xsd:extension>
+        </xsd:complexContent>
+      </xsd:complexType>
     </xsd:element>
   </xsd:schema>
   <xsd:schema xmlns="http://schemas.openxmlformats.org/package/2006/metadata/core-properties" xmlns:xsd="http://www.w3.org/2001/XMLSchema" xmlns:xsi="http://www.w3.org/2001/XMLSchema-instance" xmlns:dc="http://purl.org/dc/elements/1.1/" xmlns:dcterms="http://purl.org/dc/terms/" xmlns:odoc="http://schemas.microsoft.com/internal/obd" targetNamespace="http://schemas.openxmlformats.org/package/2006/metadata/core-properties" elementFormDefault="qualified" attributeFormDefault="unqualified" blockDefault="#all">
@@ -8394,7 +9131,12 @@
 
 <file path=customXml/item2.xml><?xml version="1.0" encoding="utf-8"?>
 <p:properties xmlns:p="http://schemas.microsoft.com/office/2006/metadata/properties" xmlns:xsi="http://www.w3.org/2001/XMLSchema-instance" xmlns:pc="http://schemas.microsoft.com/office/infopath/2007/PartnerControls">
-  <documentManagement/>
+  <documentManagement>
+    <lcf76f155ced4ddcb4097134ff3c332f xmlns="88cdc42b-d374-40c2-a42d-dfa2e1e40b26">
+      <Terms xmlns="http://schemas.microsoft.com/office/infopath/2007/PartnerControls"/>
+    </lcf76f155ced4ddcb4097134ff3c332f>
+    <TaxCatchAll xmlns="8278f5bc-1032-4b14-b92e-b7633e8d23d0" xsi:nil="true"/>
+  </documentManagement>
 </p:properties>
 </file>
 
@@ -8408,21 +9150,7 @@
 </file>
 
 <file path=customXml/itemProps1.xml><?xml version="1.0" encoding="utf-8"?>
-<ds:datastoreItem xmlns:ds="http://schemas.openxmlformats.org/officeDocument/2006/customXml" ds:itemID="{EFD35D8F-E853-4948-8980-C464E1841492}">
-  <ds:schemaRefs>
-    <ds:schemaRef ds:uri="http://schemas.microsoft.com/office/2006/metadata/contentType"/>
-    <ds:schemaRef ds:uri="http://schemas.microsoft.com/office/2006/metadata/properties/metaAttributes"/>
-    <ds:schemaRef ds:uri="http://www.w3.org/2001/XMLSchema"/>
-    <ds:schemaRef ds:uri="http://schemas.microsoft.com/office/2006/metadata/properties"/>
-    <ds:schemaRef ds:uri="88cdc42b-d374-40c2-a42d-dfa2e1e40b26"/>
-    <ds:schemaRef ds:uri="http://schemas.microsoft.com/office/2006/documentManagement/types"/>
-    <ds:schemaRef ds:uri="http://schemas.microsoft.com/office/infopath/2007/PartnerControls"/>
-    <ds:schemaRef ds:uri="http://schemas.openxmlformats.org/package/2006/metadata/core-properties"/>
-    <ds:schemaRef ds:uri="http://purl.org/dc/elements/1.1/"/>
-    <ds:schemaRef ds:uri="http://purl.org/dc/terms/"/>
-    <ds:schemaRef ds:uri="http://schemas.microsoft.com/internal/obd"/>
-  </ds:schemaRefs>
-</ds:datastoreItem>
+<ds:datastoreItem xmlns:ds="http://schemas.openxmlformats.org/officeDocument/2006/customXml" ds:itemID="{93CB5BC4-3255-47EF-ABA6-C994CEB71ECE}"/>
 </file>
 
 <file path=customXml/itemProps2.xml><?xml version="1.0" encoding="utf-8"?>
